--- a/irb/IRB-prompt-compression-study.docx
+++ b/irb/IRB-prompt-compression-study.docx
@@ -99,43 +99,7 @@
           <w:u w:val="single"/>
           <w:rtl/>
         </w:rPr>
-        <w:t>ה</w:t>
-      </w:r>
-      <w:r>
-        <w:rPr>
-          <w:rFonts w:asciiTheme="majorBidi" w:hAnsiTheme="majorBidi" w:cstheme="majorBidi"/>
-          <w:b/>
-          <w:bCs/>
-          <w:sz w:val="28"/>
-          <w:szCs w:val="28"/>
-          <w:u w:val="single"/>
-          <w:rtl/>
-        </w:rPr>
-        <w:t>פרטי</w:t>
-      </w:r>
-      <w:r>
-        <w:rPr>
-          <w:rFonts w:asciiTheme="majorBidi" w:hAnsiTheme="majorBidi" w:cstheme="majorBidi"/>
-          <w:b/>
-          <w:bCs/>
-          <w:sz w:val="28"/>
-          <w:szCs w:val="28"/>
-          <w:u w:val="single"/>
-          <w:rtl/>
-        </w:rPr>
-        <w:t xml:space="preserve">ם של </w:t>
-      </w:r>
-      <w:r>
-        <w:rPr>
-          <w:rFonts w:asciiTheme="majorBidi" w:hAnsiTheme="majorBidi" w:cstheme="majorBidi"/>
-          <w:b/>
-          <w:bCs/>
-          <w:sz w:val="28"/>
-          <w:szCs w:val="28"/>
-          <w:u w:val="single"/>
-          <w:rtl/>
-        </w:rPr>
-        <w:t>הסטודנט החוקר,  המנחה האחראי,  והמחקר</w:t>
+        <w:t>הפרטים של הסטודנט החוקר, המנחה האחראי, והמחקר</w:t>
       </w:r>
     </w:p>
     <w:p>
@@ -161,43 +125,7 @@
           <w:szCs w:val="22"/>
           <w:rtl/>
         </w:rPr>
-        <w:t xml:space="preserve">שם </w:t>
-      </w:r>
-      <w:r>
-        <w:rPr>
-          <w:rFonts w:asciiTheme="majorBidi" w:hAnsiTheme="majorBidi" w:cstheme="majorBidi"/>
-          <w:b/>
-          <w:bCs/>
-          <w:sz w:val="22"/>
-          <w:szCs w:val="22"/>
-          <w:rtl/>
-        </w:rPr>
-        <w:t>הסטודנט</w:t>
-      </w:r>
-      <w:r>
-        <w:rPr>
-          <w:rFonts w:asciiTheme="majorBidi" w:hAnsiTheme="majorBidi" w:cstheme="majorBidi"/>
-          <w:sz w:val="22"/>
-          <w:szCs w:val="22"/>
-          <w:rtl/>
-        </w:rPr>
-        <w:t xml:space="preserve">  ה</w:t>
-      </w:r>
-      <w:r>
-        <w:rPr>
-          <w:rFonts w:asciiTheme="majorBidi" w:hAnsiTheme="majorBidi" w:cstheme="majorBidi"/>
-          <w:sz w:val="22"/>
-          <w:szCs w:val="22"/>
-          <w:rtl/>
-        </w:rPr>
-        <w:t xml:space="preserve">חוקר/ נסיין בעברית: </w:t>
-      </w:r>
-      <w:r>
-        <w:rPr>
-          <w:rFonts w:asciiTheme="majorBidi" w:hAnsiTheme="majorBidi" w:cstheme="majorBidi" w:hint="cs"/>
-          <w:rtl/>
-        </w:rPr>
-        <w:t>אלעד רפואה</w:t>
+        <w:t>שם הסטודנט החוקר/ נסיין בעברית: אלעד רפואה</w:t>
       </w:r>
     </w:p>
     <w:p>
@@ -217,31 +145,7 @@
           <w:szCs w:val="22"/>
           <w:rtl/>
         </w:rPr>
-        <w:t xml:space="preserve">שם </w:t>
-      </w:r>
-      <w:r>
-        <w:rPr>
-          <w:rFonts w:asciiTheme="majorBidi" w:hAnsiTheme="majorBidi" w:cstheme="majorBidi"/>
-          <w:sz w:val="22"/>
-          <w:szCs w:val="22"/>
-          <w:rtl/>
-        </w:rPr>
-        <w:t>הסטודנט  ה</w:t>
-      </w:r>
-      <w:r>
-        <w:rPr>
-          <w:rFonts w:asciiTheme="majorBidi" w:hAnsiTheme="majorBidi" w:cstheme="majorBidi"/>
-          <w:sz w:val="22"/>
-          <w:szCs w:val="22"/>
-          <w:rtl/>
-        </w:rPr>
-        <w:t>חוקר/ נסיין באנגלית:</w:t>
-      </w:r>
-      <w:r>
-        <w:rPr>
-          <w:rFonts w:asciiTheme="majorBidi" w:hAnsiTheme="majorBidi" w:cstheme="majorBidi"/>
-        </w:rPr>
-        <w:t xml:space="preserve"> Elad Refoua </w:t>
+        <w:t>שם הסטודנט החוקר/ נסיין באנגלית: Elad Refoua</w:t>
       </w:r>
     </w:p>
     <w:p>
@@ -520,9 +424,7 @@
           <w:szCs w:val="22"/>
           <w:rtl/>
         </w:rPr>
-        <w:t>שם המחקר בעברית:</w:t>
-        <w:br/>
-        <w:t>דחיסת פרומפטים ונאמנות קלינית בסימולציות טיפוליות המבוססות על בינה מלאכותית: מחקר הערכה עיוורת על ידי מומחים</w:t>
+        <w:t>שם המחקר בעברית: דחיסת פרומפטים ונאמנות קלינית בסימולציות טיפוליות המבוססות על בינה מלאכותית: מחקר הערכה עיוורת על ידי מומחים</w:t>
       </w:r>
     </w:p>
     <w:p>
@@ -576,7 +478,7 @@
         <w:rPr>
           <w:rFonts w:asciiTheme="majorBidi" w:hAnsiTheme="majorBidi" w:cstheme="majorBidi"/>
         </w:rPr>
-        <w:t>The Menti Project: Prompt Compression and Clinical Fidelity in AI-Based Therapeutic Simulations: A Blinded Expert Evaluation Study</w:t>
+        <w:t>Prompt Compression and Clinical Fidelity in AI-Based Therapeutic Simulations: A Blinded Expert Evaluation Study</w:t>
       </w:r>
     </w:p>
     <w:p>
@@ -625,7 +527,7 @@
           <w:noProof w:val="0"/>
           <w:lang w:eastAsia="en-US"/>
         </w:rPr>
-        <w:t>This study examines a fundamental methodological question in AI-based therapeutic simulation: how much prompt content is actually required to generate clinically faithful simulated patient conversations? The current MENTI project uses detailed prompts of approximately 33,000 characters that encode clinical knowledge via Clinical Prompt Engineering (CPE; Refoua et al., CLPsych 2026). Each such prompt takes days of expert clinical work to author. We test whether a 3,000-character structured "persona card" can yield simulations of equivalent clinical quality.</w:t>
+        <w:t>This study examines a fundamental methodological question in AI-based therapeutic simulation: how much prompt content is required to generate clinically faithful simulated patient conversations? Current best practice uses long structured prompts (~33,000 characters) to encode clinical knowledge. Authoring such prompts requires days of expert clinical work per persona. This study tests whether a compact structured "persona card" (~3,000 characters) can yield simulations of equivalent clinical quality.</w:t>
       </w:r>
     </w:p>
     <w:p>
@@ -644,7 +546,7 @@
           <w:noProof w:val="0"/>
           <w:lang w:eastAsia="en-US"/>
         </w:rPr>
-        <w:t>The research employs a within-subjects blinded expert evaluation design. We generated 20 simulated therapeutic conversations with a fictional patient ("Sara", a 38-year-old schoolteacher with major depression, designed solely for clinical training purposes) — 10 from the full 33K prompt and 10 from the 3K persona card — using the same 10 standardized therapist inputs spanning four skill levels (novice, intermediate, skilled, harmful). All conversations were generated by blinded Claude Opus 4.6 agents before rater recruitment, ensuring the raters have no influence on content.</w:t>
+        <w:t>We employ a within-subjects blinded expert evaluation design. We generated 20 simulated therapeutic conversations with a fictional patient ("Sara", a 38-year-old schoolteacher with major depression, designed solely for clinical training purposes) — 10 from the full-length prompt and 10 from the compact persona card — using the same 10 standardized therapist inputs spanning four skill levels (novice, intermediate, skilled, harmful). All conversations were generated by blinded AI sub-agents before rater recruitment.</w:t>
       </w:r>
     </w:p>
     <w:p>
@@ -664,7 +566,7 @@
           <w:noProof w:val="0"/>
           <w:lang w:eastAsia="en-US"/>
         </w:rPr>
-        <w:t>Licensed clinical psychologists and advanced trainees in Israel will evaluate the conversations in blinded pairs (not knowing which conversation came from which condition), rating each on 14 clinical dimensions derived from the MENTI expert platform and the CPE paper. Raters will also perform a forced-choice discrimination task (identifying which conversation came from the full prompt) and provide qualitative reasoning.</w:t>
+        <w:t>Licensed clinical psychologists and advanced clinical trainees in Israel will evaluate the conversations in blinded pairs, rating each on 14 clinical dimensions. Raters will also perform a forced-choice discrimination task and provide qualitative reasoning in free text.</w:t>
       </w:r>
     </w:p>
     <w:p>
@@ -684,18 +586,8 @@
           <w:noProof w:val="0"/>
           <w:lang w:eastAsia="en-US"/>
         </w:rPr>
-        <w:t>The study is methodological, not interventional. Participants are expert judges evaluating synthetic materials — they are not therapeutic subjects and are not exposed to any intervention. All simulated conversations contain no real patient data. Results will be submitted to JMIR Medical Education or Computers in Human Behavior: Artificial Humans.</w:t>
-      </w:r>
-      <w:hyperlink r:id="rId8" w:history="1">
-        <w:r>
-          <w:rPr>
-            <w:rStyle w:val="Hyperlink"/>
-            <w:noProof w:val="0"/>
-            <w:lang w:eastAsia="en-US"/>
-          </w:rPr>
-          <w:t>https://forms.office.com/e/gaxgVSse9S?origin=lprLink</w:t>
-        </w:r>
-      </w:hyperlink>
+        <w:t>The study is methodological, not interventional. Participants are expert judges evaluating synthetic materials — they are not therapeutic subjects and are not exposed to any intervention. All simulated conversations contain no real patient data. Results will be submitted to JMIR Medical Education or an equivalent venue.</w:t>
+      </w:r>
     </w:p>
     <w:p>
       <w:pPr>
@@ -727,7 +619,14 @@
           <w:bCs/>
           <w:rtl/>
         </w:rPr>
-        <w:t>הליך המחקר (מספר המשתתפים, גיל, מין, קריטריונים להכללה, משך המחקר וכו')</w:t>
+        <w:t>הליך</w:t>
+      </w:r>
+      <w:r>
+        <w:rPr>
+          <w:rFonts w:asciiTheme="majorBidi" w:hAnsiTheme="majorBidi" w:cstheme="majorBidi"/>
+          <w:rtl/>
+        </w:rPr>
+        <w:t xml:space="preserve"> המחקר עד שני עמודים (מספר המשתתפים, גיל, מין, קריטריונים להכללה, משך המחקר וכו') </w:t>
       </w:r>
     </w:p>
     <w:p>
@@ -778,7 +677,7 @@
         <w:rPr>
           <w:rFonts w:asciiTheme="majorBidi" w:hAnsiTheme="majorBidi" w:cstheme="majorBidi"/>
         </w:rPr>
-        <w:t>We will recruit 5 licensed Israeli clinical psychologists (minimum 3, maximum 7), all from the professional networks of the researchers. Participants must be specialists (or advanced interns) registered with the Israeli Ministry of Health, native or near-native Hebrew speakers, with clinical experience treating adults. Participants of all genders, aged 18+, with no upper age limit. Participation is voluntary and collegial; there is no monetary compensation.</w:t>
+        <w:t>We will recruit 5 licensed Israeli clinical psychologists (minimum 3, maximum 7) from the professional networks of the researchers. Participants must be specialists (or advanced clinical interns) registered with the Israeli Ministry of Health, native or near-native Hebrew speakers, with clinical experience treating adults, from any therapeutic orientation. Participants of all genders, aged 18 and above, with no upper age limit. Participation is voluntary and collegial — there is no monetary compensation.</w:t>
       </w:r>
     </w:p>
     <w:p>
@@ -818,7 +717,7 @@
         <w:rPr>
           <w:rFonts w:asciiTheme="majorBidi" w:hAnsiTheme="majorBidi" w:cstheme="majorBidi"/>
         </w:rPr>
-        <w:t>Participants will evaluate 20 simulated therapeutic conversations (10 matched pairs) featuring the same fictional patient persona ("Sara"). All conversations were generated by Claude Opus 4.6 (Anthropic) via the Claude Code CLI, using blinded sub-agents that received only the relevant source prompt (33K or 3K) and a fixed therapist first message. Each agent was an independent process with no knowledge of the study hypotheses. The 10 therapist inputs were designed a priori and span four skill levels: novice (2), intermediate (3), skilled (3), and harmful (2). The persona and all content are entirely fictional, authored for clinical training purposes.</w:t>
+        <w:t>Participants will evaluate 20 simulated therapeutic conversations (10 matched pairs) featuring the same fictional patient persona. All conversations were generated by independent blinded AI sub-agents, each receiving only the relevant source prompt and a fixed therapist first message. The 10 therapist inputs were designed a priori and span four skill levels: novice (2), intermediate (3), skilled (3), and harmful (2). The persona and all content are entirely fictional, authored solely for clinical training purposes.</w:t>
       </w:r>
     </w:p>
     <w:p>
@@ -857,7 +756,7 @@
         <w:rPr>
           <w:rFonts w:asciiTheme="majorBidi" w:hAnsiTheme="majorBidi" w:cstheme="majorBidi"/>
         </w:rPr>
-        <w:t>Raters evaluate each conversation on 14 Likert 1-7 items: 8 general quality dimensions from the Gemini-MENTI expert platform (clinical realism, pedagogical value, character consistency, difficulty match, defense realism, emotional attunement, language quality, natural flow) and 6 items operationalizing the Clinical Prompt Engineering architecture from Refoua et al. (2026) (layered psychological depth, non-linearity, reactive role, sustained difficulty, contingent responsiveness, functional defenses). In addition, for each pair raters complete a forced-choice discrimination task, a confidence rating (1-5), free-text reasoning, and an overall preference judgment. Brief demographic data (training, years of experience, therapeutic orientation, supervision experience) is collected at registration.</w:t>
+        <w:t>Raters evaluate each conversation on 14 items rated on a 1-7 Likert scale. These items assess clinical authenticity, pedagogical value, character consistency, difficulty calibration, realism of defensive processes, emotional attunement, language quality, natural conversational flow, psychological depth, non-linear progression, reactive role appropriateness, sustained difficulty, contingent responsiveness to therapist skill, and clinically functional defense mechanisms. In addition, for each pair raters complete a forced-choice discrimination task, a confidence rating (1-5), free-text reasoning, and an overall preference judgment. Brief demographic data (training, years of experience, therapeutic orientation, supervision experience) is collected at registration.</w:t>
       </w:r>
     </w:p>
     <w:p>
@@ -875,7 +774,7 @@
         <w:rPr>
           <w:rFonts w:asciiTheme="majorBidi" w:hAnsiTheme="majorBidi" w:cstheme="majorBidi"/>
         </w:rPr>
-        <w:t>Expert ratings are collected via a custom Hebrew RTL web platform (https://elad-refoua.github.io/prompt-compression-eval/) with a Google Sheets backend. All data are aggregated and reported anonymously in publication.</w:t>
+        <w:t>Expert ratings are collected via a custom Hebrew RTL web platform with a Google Sheets backend. All data are aggregated and reported anonymously in publication.</w:t>
       </w:r>
     </w:p>
     <w:p>
@@ -915,7 +814,7 @@
         <w:rPr>
           <w:rFonts w:asciiTheme="majorBidi" w:hAnsiTheme="majorBidi" w:cstheme="majorBidi"/>
         </w:rPr>
-        <w:t>Participants access the platform via a personalized link. They complete a digital informed consent, provide their profile information, and then evaluate the 10 pairs at their own pace (the platform supports pausing and resuming). Within each pair, the display order of the two conversations is randomized at runtime so that raters cannot infer condition from position. Estimated total time: 2-4 hours, distributed across multiple sessions if preferred.</w:t>
+        <w:t>Participants access the evaluation platform via a personalized link. They complete a digital informed consent, provide their profile information, and then evaluate the 10 pairs at their own pace (the platform supports pausing and resuming). Within each pair, the display order of the two conversations is randomized at runtime so that raters cannot infer condition from position. Estimated total time: 2-4 hours, distributable across multiple sessions.</w:t>
       </w:r>
     </w:p>
     <w:p>
@@ -932,7 +831,7 @@
         <w:rPr>
           <w:rFonts w:asciiTheme="majorBidi" w:hAnsiTheme="majorBidi" w:cstheme="majorBidi"/>
         </w:rPr>
-        <w:t>Upon completion, participants are invited to receive a summary of the study results. They may withdraw at any point without consequence, and may request deletion of their data up to the analysis stage.</w:t>
+        <w:t>Upon completion, participants are invited to receive a summary of the study results. They may withdraw at any point without consequence and may request deletion of their data at any time up to the analysis stage.</w:t>
       </w:r>
     </w:p>
     <w:p>
@@ -962,7 +861,7 @@
         <w:rPr>
           <w:rFonts w:asciiTheme="majorBidi" w:hAnsiTheme="majorBidi" w:cstheme="majorBidi"/>
         </w:rPr>
-        <w:t>Inter-rater reliability will be assessed using ICC(2,k). The primary analysis is equivalence testing (TOST) between the 33K and 3K conditions on the 14 rating dimensions. Discrimination accuracy in the forced-choice task will be tested against chance (50%) using binomial tests. Qualitative responses will be analyzed thematically to identify features raters use to distinguish conditions.</w:t>
+        <w:t>Inter-rater reliability will be assessed using ICC(2,k). The primary analysis is equivalence testing (TOST) between the full-prompt and compact-card conditions on the 14 rating dimensions. Discrimination accuracy in the forced-choice task will be tested against chance (50%) using binomial tests. Qualitative responses will be analyzed thematically to identify which features raters use to distinguish the two conditions.</w:t>
       </w:r>
     </w:p>
     <w:p>
@@ -1208,7 +1107,7 @@
         <w:rPr>
           <w:rFonts w:asciiTheme="majorBidi" w:hAnsiTheme="majorBidi" w:cstheme="majorBidi"/>
         </w:rPr>
-        <w:t>The study follows a pre-registered protocol. All stimulus conversations, generation prompts, persona prompts, persona cards, evaluation platform code, and data provenance documentation are publicly archived at https://github.com/elad-refoua/prompt-compression-eval. The research maintains full methodological transparency: every design decision, every generation prompt, and every acknowledged limitation is documented prior to expert rater recruitment.</w:t>
+        <w:t>The study follows a pre-registered protocol. All stimulus conversations, generation procedures, persona materials, evaluation platform code, and data provenance documentation are publicly archived. The research maintains full methodological transparency: every design decision, every generation procedure, and every acknowledged limitation is documented prior to expert rater recruitment.</w:t>
       </w:r>
     </w:p>
     <w:p>
@@ -1288,7 +1187,7 @@
         <w:rPr>
           <w:rFonts w:asciiTheme="majorBidi" w:hAnsiTheme="majorBidi" w:cstheme="majorBidi"/>
         </w:rPr>
-        <w:t>Clinical Prompt Engineering (CPE; Refoua et al., CLPsych 2026) proposed that AI-generated therapeutic simulations require rich, layered prompts to achieve clinical fidelity. That paper presented five design observations as theoretical claims. This follow-up study empirically validates those claims by testing whether (a) the CPE architectural features are identifiable in generated outputs, (b) expert clinicians can distinguish CPE-rich from CPE-compressed outputs in blinded comparison, and (c) compression to a 3K persona card preserves or degrades specific architectural features.</w:t>
+        <w:t>This study addresses a central practical question in the emerging field of AI-assisted clinical training: how much expert clinical authoring is actually required to produce clinically valid simulation materials? The answer bears directly on whether AI simulation-based training can scale beyond a handful of hand-crafted personas.</w:t>
       </w:r>
     </w:p>
     <w:p>
@@ -1326,7 +1225,7 @@
         <w:rPr>
           <w:rFonts w:asciiTheme="majorBidi" w:hAnsiTheme="majorBidi" w:cstheme="majorBidi"/>
         </w:rPr>
-        <w:t>The research contributes to the growing literature on AI-assisted clinical training by establishing the first systematic methodology for evaluating AI therapeutic simulation quality. The 14-item rating framework, combining general simulation quality dimensions with CPE-specific architectural items, is intended as a reusable instrument for future studies in this emerging field.</w:t>
+        <w:t>The research contributes to the literature on AI-assisted clinical training by establishing a systematic methodology for evaluating AI therapeutic simulation quality. The 14-item rating framework is intended as a reusable instrument for future studies in this emerging field.</w:t>
       </w:r>
     </w:p>
     <w:p>
@@ -1343,7 +1242,7 @@
         <w:rPr>
           <w:rFonts w:asciiTheme="majorBidi" w:hAnsiTheme="majorBidi" w:cstheme="majorBidi"/>
         </w:rPr>
-        <w:t>By empirically testing whether CPE principles transfer across prompt compression levels, this study addresses a central practical question in the field: how much expert clinical authoring is required to produce valid training simulations? The answer bears directly on scalability.</w:t>
+        <w:t>By empirically testing whether key architectural features of therapeutic simulations survive prompt compression, this study addresses a long-standing practical question in the field: how much expert clinical authoring is required to produce valid training simulations?</w:t>
       </w:r>
     </w:p>
     <w:p>
@@ -1381,7 +1280,7 @@
         <w:rPr>
           <w:rFonts w:asciiTheme="majorBidi" w:hAnsiTheme="majorBidi" w:cstheme="majorBidi"/>
         </w:rPr>
-        <w:t>If a 3K persona card produces clinically equivalent results, the bottleneck in scaling therapeutic simulation training shifts from clinical authoring (days per persona) to clinical formulation (under an hour per persona). This would democratize access to high-quality clinical simulations, allowing any training program to develop its own persona bank covering rare presentations, cultural variation, and modality-specific cases. If compression degrades quality, the study precisely identifies which architectural features are critical and which are expendable — equally valuable for optimizing clinical authoring effort.</w:t>
+        <w:t>If a compact persona card produces clinically equivalent results, the bottleneck in scaling therapeutic simulation training shifts from clinical authoring (days per persona) to clinical formulation (under an hour per persona). This would democratize access to high-quality clinical simulations, allowing any training program to develop its own persona bank covering rare presentations, cultural variation, and modality-specific cases. If compression degrades quality, the study precisely identifies which architectural features are critical and which are expendable — equally valuable for optimizing clinical authoring effort.</w:t>
       </w:r>
     </w:p>
     <w:p>
@@ -1398,7 +1297,7 @@
         <w:rPr>
           <w:rFonts w:asciiTheme="majorBidi" w:hAnsiTheme="majorBidi" w:cstheme="majorBidi"/>
         </w:rPr>
-        <w:t>The study also pilots a workflow (Claude Code agents for generation, GitHub-hosted evaluation platform, Google Sheets backend) that any research group can replicate without specialized infrastructure.</w:t>
+        <w:t>The study also pilots a workflow (blinded AI sub-agents for generation, a lightweight web-based evaluation platform, and a standardized rating framework) that other research groups can replicate without specialized infrastructure.</w:t>
       </w:r>
     </w:p>
     <w:p>
@@ -1436,7 +1335,7 @@
         <w:rPr>
           <w:rFonts w:asciiTheme="majorBidi" w:hAnsiTheme="majorBidi" w:cstheme="majorBidi"/>
         </w:rPr>
-        <w:t>The findings will inform future AI ethics guidelines for therapeutic simulation: specifically, what level of clinical oversight is necessary in persona design, how transparency can be maintained when compression is used, and how blinded expert evaluation can serve as a quality control mechanism.</w:t>
+        <w:t>The findings will inform future guidelines for therapeutic simulation design: specifically, what level of clinical oversight is necessary in persona authoring, how transparency can be maintained when prompt compression is used, and how blinded expert evaluation can serve as a quality-control mechanism.</w:t>
       </w:r>
     </w:p>
     <w:p>
@@ -1488,6 +1387,70 @@
         <w:rPr>
           <w:noProof w:val="0"/>
           <w:lang w:eastAsia="en-US"/>
+        </w:rPr>
+      </w:pPr>
+    </w:p>
+    <w:p>
+      <w:pPr>
+        <w:bidi w:val="0"/>
+        <w:spacing w:line="360" w:lineRule="auto"/>
+        <w:rPr>
+          <w:rtl/>
+        </w:rPr>
+      </w:pPr>
+    </w:p>
+    <w:p>
+      <w:pPr>
+        <w:spacing w:line="360" w:lineRule="auto"/>
+        <w:rPr>
+          <w:rFonts w:asciiTheme="majorBidi" w:hAnsiTheme="majorBidi" w:cstheme="majorBidi"/>
+          <w:rtl/>
+        </w:rPr>
+      </w:pPr>
+    </w:p>
+    <w:p>
+      <w:pPr>
+        <w:spacing w:line="360" w:lineRule="auto"/>
+        <w:rPr>
+          <w:rFonts w:asciiTheme="majorBidi" w:hAnsiTheme="majorBidi" w:cstheme="majorBidi"/>
+          <w:rtl/>
+        </w:rPr>
+      </w:pPr>
+    </w:p>
+    <w:p>
+      <w:pPr>
+        <w:spacing w:line="360" w:lineRule="auto"/>
+        <w:rPr>
+          <w:rFonts w:asciiTheme="majorBidi" w:hAnsiTheme="majorBidi"/>
+          <w:rtl/>
+        </w:rPr>
+      </w:pPr>
+    </w:p>
+    <w:p>
+      <w:pPr>
+        <w:spacing w:line="360" w:lineRule="auto"/>
+        <w:ind w:left="360"/>
+        <w:rPr>
+          <w:rFonts w:asciiTheme="majorBidi" w:hAnsiTheme="majorBidi" w:cstheme="majorBidi"/>
+        </w:rPr>
+      </w:pPr>
+    </w:p>
+    <w:p>
+      <w:pPr>
+        <w:spacing w:line="360" w:lineRule="auto"/>
+        <w:rPr>
+          <w:rFonts w:asciiTheme="majorBidi" w:hAnsiTheme="majorBidi" w:cstheme="majorBidi"/>
+          <w:rtl/>
+        </w:rPr>
+      </w:pPr>
+    </w:p>
+    <w:p>
+      <w:pPr>
+        <w:pStyle w:val="ListParagraph"/>
+        <w:spacing w:line="360" w:lineRule="auto"/>
+        <w:ind w:left="20"/>
+        <w:rPr>
+          <w:rFonts w:asciiTheme="majorBidi" w:hAnsiTheme="majorBidi" w:cstheme="majorBidi"/>
         </w:rPr>
       </w:pPr>
     </w:p>
@@ -1509,3156 +1472,6 @@
           <w:rFonts w:asciiTheme="majorBidi" w:hAnsiTheme="majorBidi" w:cstheme="majorBidi"/>
           <w:rtl/>
         </w:rPr>
-        <w:t xml:space="preserve">נא לצרף את </w:t>
-      </w:r>
-      <w:r>
-        <w:rPr>
-          <w:rFonts w:asciiTheme="majorBidi" w:hAnsiTheme="majorBidi" w:cstheme="majorBidi"/>
-          <w:b/>
-          <w:bCs/>
-          <w:rtl/>
-        </w:rPr>
-        <w:t>השאלונים</w:t>
-      </w:r>
-    </w:p>
-    <w:p>
-      <w:pPr>
-        <w:pStyle w:val="Heading2"/>
-        <w:rPr>
-          <w:noProof w:val="0"/>
-          <w:sz w:val="36"/>
-          <w:szCs w:val="36"/>
-          <w:lang w:eastAsia="en-US"/>
-        </w:rPr>
-      </w:pPr>
-      <w:r>
-        <w:rPr>
-          <w:rFonts w:asciiTheme="majorBidi" w:hAnsiTheme="majorBidi" w:cstheme="majorBidi" w:hint="cs"/>
-          <w:rtl/>
-        </w:rPr>
-        <w:t>א.</w:t>
-      </w:r>
-      <w:r>
-        <w:rPr>
-          <w:rtl/>
-        </w:rPr>
-        <w:t>חלק א׳: שאלון דמוגרפי</w:t>
-      </w:r>
-    </w:p>
-    <w:p>
-      <w:pPr>
-        <w:pStyle w:val="whitespace-normal"/>
-        <w:numPr>
-          <w:ilvl w:val="0"/>
-          <w:numId w:val="35"/>
-        </w:numPr>
-        <w:bidi/>
-      </w:pPr>
-      <w:r>
-        <w:rPr>
-          <w:rtl/>
-        </w:rPr>
-        <w:t>מין: (סמ</w:t>
-      </w:r>
-      <w:r>
-        <w:rPr>
-          <w:rFonts w:hint="cs"/>
-          <w:rtl/>
-        </w:rPr>
-        <w:t>ן/י</w:t>
-      </w:r>
-      <w:r>
-        <w:rPr>
-          <w:rtl/>
-        </w:rPr>
-        <w:t xml:space="preserve"> בבקשה את התשובה הנכונה)</w:t>
-      </w:r>
-    </w:p>
-    <w:p>
-      <w:pPr>
-        <w:pStyle w:val="whitespace-normal"/>
-        <w:numPr>
-          <w:ilvl w:val="1"/>
-          <w:numId w:val="35"/>
-        </w:numPr>
-        <w:bidi/>
-      </w:pPr>
-      <w:r>
-        <w:rPr>
-          <w:rtl/>
-        </w:rPr>
-        <w:t>זכר</w:t>
-      </w:r>
-    </w:p>
-    <w:p>
-      <w:pPr>
-        <w:pStyle w:val="whitespace-normal"/>
-        <w:numPr>
-          <w:ilvl w:val="1"/>
-          <w:numId w:val="35"/>
-        </w:numPr>
-        <w:bidi/>
-      </w:pPr>
-      <w:r>
-        <w:rPr>
-          <w:rtl/>
-        </w:rPr>
-        <w:t>נקבה</w:t>
-      </w:r>
-    </w:p>
-    <w:p>
-      <w:pPr>
-        <w:pStyle w:val="whitespace-normal"/>
-        <w:numPr>
-          <w:ilvl w:val="0"/>
-          <w:numId w:val="35"/>
-        </w:numPr>
-        <w:bidi/>
-      </w:pPr>
-      <w:r>
-        <w:rPr>
-          <w:rFonts w:hint="cs"/>
-          <w:rtl/>
-        </w:rPr>
-        <w:t>מגדר:</w:t>
-      </w:r>
-    </w:p>
-    <w:p>
-      <w:pPr>
-        <w:pStyle w:val="whitespace-normal"/>
-        <w:numPr>
-          <w:ilvl w:val="1"/>
-          <w:numId w:val="35"/>
-        </w:numPr>
-        <w:bidi/>
-      </w:pPr>
-      <w:r>
-        <w:rPr>
-          <w:rFonts w:hint="cs"/>
-          <w:rtl/>
-        </w:rPr>
-        <w:t>אישה</w:t>
-      </w:r>
-    </w:p>
-    <w:p>
-      <w:pPr>
-        <w:pStyle w:val="whitespace-normal"/>
-        <w:numPr>
-          <w:ilvl w:val="1"/>
-          <w:numId w:val="35"/>
-        </w:numPr>
-        <w:bidi/>
-      </w:pPr>
-      <w:r>
-        <w:rPr>
-          <w:rFonts w:hint="cs"/>
-          <w:rtl/>
-        </w:rPr>
-        <w:t>גבר</w:t>
-      </w:r>
-    </w:p>
-    <w:p>
-      <w:pPr>
-        <w:pStyle w:val="whitespace-normal"/>
-        <w:numPr>
-          <w:ilvl w:val="1"/>
-          <w:numId w:val="35"/>
-        </w:numPr>
-        <w:bidi/>
-      </w:pPr>
-      <w:r>
-        <w:rPr>
-          <w:rFonts w:hint="cs"/>
-          <w:rtl/>
-        </w:rPr>
-        <w:t>אחר ____</w:t>
-      </w:r>
-    </w:p>
-    <w:p>
-      <w:pPr>
-        <w:pStyle w:val="whitespace-normal"/>
-        <w:numPr>
-          <w:ilvl w:val="0"/>
-          <w:numId w:val="35"/>
-        </w:numPr>
-        <w:bidi/>
-      </w:pPr>
-      <w:r>
-        <w:rPr>
-          <w:rtl/>
-        </w:rPr>
-        <w:t>תאריך לידה: _____ (יום) _____ (חודש) _____(שנה)</w:t>
-      </w:r>
-    </w:p>
-    <w:p>
-      <w:pPr>
-        <w:pStyle w:val="whitespace-normal"/>
-        <w:numPr>
-          <w:ilvl w:val="0"/>
-          <w:numId w:val="35"/>
-        </w:numPr>
-        <w:bidi/>
-      </w:pPr>
-      <w:r>
-        <w:rPr>
-          <w:rtl/>
-        </w:rPr>
-        <w:t>באיזו ארץ נולדת? אם לא בישראל, נא לרשום את שם הארץ</w:t>
-      </w:r>
-      <w:r>
-        <w:t>.</w:t>
-      </w:r>
-    </w:p>
-    <w:p>
-      <w:pPr>
-        <w:pStyle w:val="whitespace-normal"/>
-        <w:numPr>
-          <w:ilvl w:val="0"/>
-          <w:numId w:val="36"/>
-        </w:numPr>
-        <w:bidi/>
-      </w:pPr>
-      <w:r>
-        <w:rPr>
-          <w:rtl/>
-        </w:rPr>
-        <w:t>ישראל</w:t>
-      </w:r>
-    </w:p>
-    <w:p>
-      <w:pPr>
-        <w:pStyle w:val="whitespace-normal"/>
-        <w:numPr>
-          <w:ilvl w:val="0"/>
-          <w:numId w:val="36"/>
-        </w:numPr>
-        <w:bidi/>
-      </w:pPr>
-      <w:r>
-        <w:rPr>
-          <w:rtl/>
-        </w:rPr>
-        <w:t>ארץ אחרת: פרט</w:t>
-      </w:r>
-      <w:r>
-        <w:t xml:space="preserve"> ________________</w:t>
-      </w:r>
-    </w:p>
-    <w:p>
-      <w:pPr>
-        <w:pStyle w:val="whitespace-normal"/>
-        <w:numPr>
-          <w:ilvl w:val="0"/>
-          <w:numId w:val="36"/>
-        </w:numPr>
-        <w:bidi/>
-      </w:pPr>
-      <w:r>
-        <w:rPr>
-          <w:rtl/>
-        </w:rPr>
-        <w:t>לא יודע</w:t>
-      </w:r>
-    </w:p>
-    <w:p>
-      <w:pPr>
-        <w:pStyle w:val="whitespace-normal"/>
-        <w:numPr>
-          <w:ilvl w:val="0"/>
-          <w:numId w:val="35"/>
-        </w:numPr>
-        <w:bidi/>
-      </w:pPr>
-      <w:r>
-        <w:rPr>
-          <w:rtl/>
-        </w:rPr>
-        <w:t>מה הסטטוס האישי שלך</w:t>
-      </w:r>
-      <w:r>
-        <w:t>?</w:t>
-      </w:r>
-    </w:p>
-    <w:p>
-      <w:pPr>
-        <w:pStyle w:val="whitespace-normal"/>
-        <w:numPr>
-          <w:ilvl w:val="0"/>
-          <w:numId w:val="41"/>
-        </w:numPr>
-        <w:bidi/>
-      </w:pPr>
-      <w:r>
-        <w:rPr>
-          <w:rtl/>
-        </w:rPr>
-        <w:t>רווק/ה</w:t>
-      </w:r>
-    </w:p>
-    <w:p>
-      <w:pPr>
-        <w:pStyle w:val="whitespace-normal"/>
-        <w:numPr>
-          <w:ilvl w:val="0"/>
-          <w:numId w:val="41"/>
-        </w:numPr>
-        <w:bidi/>
-      </w:pPr>
-      <w:r>
-        <w:rPr>
-          <w:rtl/>
-        </w:rPr>
-        <w:t>נשוי/אה</w:t>
-      </w:r>
-    </w:p>
-    <w:p>
-      <w:pPr>
-        <w:pStyle w:val="whitespace-normal"/>
-        <w:numPr>
-          <w:ilvl w:val="0"/>
-          <w:numId w:val="41"/>
-        </w:numPr>
-        <w:bidi/>
-      </w:pPr>
-      <w:r>
-        <w:rPr>
-          <w:rtl/>
-        </w:rPr>
-        <w:t>גרוש/ה</w:t>
-      </w:r>
-    </w:p>
-    <w:p>
-      <w:pPr>
-        <w:pStyle w:val="whitespace-normal"/>
-        <w:numPr>
-          <w:ilvl w:val="0"/>
-          <w:numId w:val="41"/>
-        </w:numPr>
-        <w:bidi/>
-      </w:pPr>
-      <w:r>
-        <w:rPr>
-          <w:rtl/>
-        </w:rPr>
-        <w:t>אלמן/ה</w:t>
-      </w:r>
-    </w:p>
-    <w:p>
-      <w:pPr>
-        <w:pStyle w:val="whitespace-normal"/>
-        <w:numPr>
-          <w:ilvl w:val="0"/>
-          <w:numId w:val="41"/>
-        </w:numPr>
-        <w:bidi/>
-      </w:pPr>
-      <w:r>
-        <w:rPr>
-          <w:rtl/>
-        </w:rPr>
-        <w:lastRenderedPageBreak/>
-        <w:t>פרוד/ה</w:t>
-      </w:r>
-    </w:p>
-    <w:p>
-      <w:pPr>
-        <w:pStyle w:val="whitespace-normal"/>
-        <w:numPr>
-          <w:ilvl w:val="0"/>
-          <w:numId w:val="41"/>
-        </w:numPr>
-        <w:bidi/>
-      </w:pPr>
-      <w:r>
-        <w:rPr>
-          <w:rtl/>
-        </w:rPr>
-        <w:t>אחר, פרט/י</w:t>
-      </w:r>
-      <w:r>
-        <w:t>: ______</w:t>
-      </w:r>
-    </w:p>
-    <w:p>
-      <w:pPr>
-        <w:pStyle w:val="whitespace-normal"/>
-        <w:numPr>
-          <w:ilvl w:val="0"/>
-          <w:numId w:val="35"/>
-        </w:numPr>
-        <w:bidi/>
-      </w:pPr>
-      <w:r>
-        <w:rPr>
-          <w:rtl/>
-        </w:rPr>
-        <w:t>האם את/ה? בחר תשובה אחת</w:t>
-      </w:r>
-    </w:p>
-    <w:p>
-      <w:pPr>
-        <w:pStyle w:val="whitespace-normal"/>
-        <w:numPr>
-          <w:ilvl w:val="0"/>
-          <w:numId w:val="42"/>
-        </w:numPr>
-        <w:bidi/>
-      </w:pPr>
-      <w:r>
-        <w:rPr>
-          <w:rtl/>
-        </w:rPr>
-        <w:t>יהודי/ה</w:t>
-      </w:r>
-    </w:p>
-    <w:p>
-      <w:pPr>
-        <w:pStyle w:val="whitespace-normal"/>
-        <w:numPr>
-          <w:ilvl w:val="0"/>
-          <w:numId w:val="42"/>
-        </w:numPr>
-        <w:bidi/>
-      </w:pPr>
-      <w:r>
-        <w:rPr>
-          <w:rtl/>
-        </w:rPr>
-        <w:t>ערבי/ה מוסלמי/ת</w:t>
-      </w:r>
-    </w:p>
-    <w:p>
-      <w:pPr>
-        <w:pStyle w:val="whitespace-normal"/>
-        <w:numPr>
-          <w:ilvl w:val="0"/>
-          <w:numId w:val="42"/>
-        </w:numPr>
-        <w:bidi/>
-      </w:pPr>
-      <w:r>
-        <w:rPr>
-          <w:rtl/>
-        </w:rPr>
-        <w:t>ערבי/ה נוצרי/ה</w:t>
-      </w:r>
-    </w:p>
-    <w:p>
-      <w:pPr>
-        <w:pStyle w:val="whitespace-normal"/>
-        <w:numPr>
-          <w:ilvl w:val="0"/>
-          <w:numId w:val="42"/>
-        </w:numPr>
-        <w:bidi/>
-      </w:pPr>
-      <w:r>
-        <w:rPr>
-          <w:rtl/>
-        </w:rPr>
-        <w:t>דרוזי/ת</w:t>
-      </w:r>
-    </w:p>
-    <w:p>
-      <w:pPr>
-        <w:pStyle w:val="whitespace-normal"/>
-        <w:numPr>
-          <w:ilvl w:val="0"/>
-          <w:numId w:val="42"/>
-        </w:numPr>
-        <w:bidi/>
-      </w:pPr>
-      <w:r>
-        <w:rPr>
-          <w:rtl/>
-        </w:rPr>
-        <w:t>נוצרי/ה</w:t>
-      </w:r>
-    </w:p>
-    <w:p>
-      <w:pPr>
-        <w:pStyle w:val="whitespace-normal"/>
-        <w:numPr>
-          <w:ilvl w:val="0"/>
-          <w:numId w:val="42"/>
-        </w:numPr>
-        <w:bidi/>
-      </w:pPr>
-      <w:r>
-        <w:rPr>
-          <w:rtl/>
-        </w:rPr>
-        <w:t>אחר, פרט/י</w:t>
-      </w:r>
-      <w:r>
-        <w:t>: ______________</w:t>
-      </w:r>
-    </w:p>
-    <w:p>
-      <w:pPr>
-        <w:pStyle w:val="whitespace-pre-wrap"/>
-        <w:numPr>
-          <w:ilvl w:val="0"/>
-          <w:numId w:val="35"/>
-        </w:numPr>
-        <w:bidi/>
-      </w:pPr>
-      <w:r>
-        <w:rPr>
-          <w:rtl/>
-        </w:rPr>
-        <w:t>מה אורח חייך? בחר/י תשובה אחת</w:t>
-      </w:r>
-    </w:p>
-    <w:p>
-      <w:pPr>
-        <w:pStyle w:val="whitespace-normal"/>
-        <w:numPr>
-          <w:ilvl w:val="0"/>
-          <w:numId w:val="43"/>
-        </w:numPr>
-        <w:bidi/>
-      </w:pPr>
-      <w:r>
-        <w:rPr>
-          <w:rtl/>
-        </w:rPr>
-        <w:t>חילוני / לא דתי</w:t>
-      </w:r>
-    </w:p>
-    <w:p>
-      <w:pPr>
-        <w:pStyle w:val="whitespace-normal"/>
-        <w:numPr>
-          <w:ilvl w:val="0"/>
-          <w:numId w:val="43"/>
-        </w:numPr>
-        <w:bidi/>
-      </w:pPr>
-      <w:r>
-        <w:rPr>
-          <w:rtl/>
-        </w:rPr>
-        <w:t>מסורתי/ לא כל-כך דתי</w:t>
-      </w:r>
-    </w:p>
-    <w:p>
-      <w:pPr>
-        <w:pStyle w:val="whitespace-normal"/>
-        <w:numPr>
-          <w:ilvl w:val="0"/>
-          <w:numId w:val="43"/>
-        </w:numPr>
-        <w:bidi/>
-      </w:pPr>
-      <w:r>
-        <w:rPr>
-          <w:rtl/>
-        </w:rPr>
-        <w:t>דתי</w:t>
-      </w:r>
-    </w:p>
-    <w:p>
-      <w:pPr>
-        <w:pStyle w:val="whitespace-normal"/>
-        <w:numPr>
-          <w:ilvl w:val="0"/>
-          <w:numId w:val="43"/>
-        </w:numPr>
-        <w:bidi/>
-      </w:pPr>
-      <w:r>
-        <w:rPr>
-          <w:rtl/>
-        </w:rPr>
-        <w:t>חרדי / דתי מאד</w:t>
-      </w:r>
-    </w:p>
-    <w:p>
-      <w:pPr>
-        <w:pStyle w:val="whitespace-normal"/>
-        <w:numPr>
-          <w:ilvl w:val="0"/>
-          <w:numId w:val="43"/>
-        </w:numPr>
-        <w:bidi/>
-      </w:pPr>
-      <w:r>
-        <w:rPr>
-          <w:rtl/>
-        </w:rPr>
-        <w:t>אחר, פרט</w:t>
-      </w:r>
-      <w:r>
-        <w:t>:_________________</w:t>
-      </w:r>
-    </w:p>
-    <w:p>
-      <w:pPr>
-        <w:pStyle w:val="whitespace-pre-wrap"/>
-        <w:bidi/>
-      </w:pPr>
-      <w:r>
-        <w:rPr>
-          <w:rFonts w:hint="cs"/>
-          <w:rtl/>
-        </w:rPr>
-        <w:t xml:space="preserve">10. </w:t>
-      </w:r>
-      <w:r>
-        <w:rPr>
-          <w:rtl/>
-        </w:rPr>
-        <w:t>מה המקצוע שלך</w:t>
-      </w:r>
-      <w:r>
-        <w:t>?____________________________</w:t>
-      </w:r>
-    </w:p>
-    <w:p>
-      <w:pPr>
-        <w:pStyle w:val="whitespace-pre-wrap"/>
-        <w:bidi/>
-      </w:pPr>
-      <w:r>
-        <w:rPr>
-          <w:rFonts w:hint="cs"/>
-          <w:rtl/>
-        </w:rPr>
-        <w:t xml:space="preserve">11. </w:t>
-      </w:r>
-      <w:r>
-        <w:rPr>
-          <w:rtl/>
-        </w:rPr>
-        <w:t xml:space="preserve">כמה שנים סך </w:t>
-      </w:r>
-      <w:proofErr w:type="spellStart"/>
-      <w:r>
-        <w:rPr>
-          <w:rtl/>
-        </w:rPr>
-        <w:t>הכל</w:t>
-      </w:r>
-      <w:proofErr w:type="spellEnd"/>
-      <w:r>
-        <w:rPr>
-          <w:rtl/>
-        </w:rPr>
-        <w:t xml:space="preserve"> למדת? (בי"ס, אוניברסיטה וכדומה), לא כולל שנים שלא הושלמו</w:t>
-      </w:r>
-      <w:r>
-        <w:t>?_______</w:t>
-      </w:r>
-    </w:p>
-    <w:p>
-      <w:pPr>
-        <w:pStyle w:val="whitespace-pre-wrap"/>
-        <w:bidi/>
-      </w:pPr>
-      <w:r>
-        <w:rPr>
-          <w:rFonts w:hint="cs"/>
-          <w:rtl/>
-        </w:rPr>
-        <w:t xml:space="preserve">12. </w:t>
-      </w:r>
-      <w:r>
-        <w:rPr>
-          <w:rtl/>
-        </w:rPr>
-        <w:t>מה התעודה או התואר הגבוה ביותר שקיבלת</w:t>
-      </w:r>
-      <w:r>
-        <w:t>?</w:t>
-      </w:r>
-    </w:p>
-    <w:p>
-      <w:pPr>
-        <w:pStyle w:val="whitespace-normal"/>
-        <w:numPr>
-          <w:ilvl w:val="0"/>
-          <w:numId w:val="44"/>
-        </w:numPr>
-        <w:bidi/>
-      </w:pPr>
-      <w:r>
-        <w:rPr>
-          <w:rtl/>
-        </w:rPr>
-        <w:t>תעודת סיום של בי"ס יסודי או של חטיבת ביניים (כולל את מי שלמד בתיכון ולא סיים)</w:t>
-      </w:r>
-    </w:p>
-    <w:p>
-      <w:pPr>
-        <w:pStyle w:val="whitespace-normal"/>
-        <w:numPr>
-          <w:ilvl w:val="0"/>
-          <w:numId w:val="44"/>
-        </w:numPr>
-        <w:bidi/>
-      </w:pPr>
-      <w:r>
-        <w:rPr>
-          <w:rtl/>
-        </w:rPr>
-        <w:t>תעודה סיום של בית ספר תיכון (שאינה תעודת בגרות)</w:t>
-      </w:r>
-    </w:p>
-    <w:p>
-      <w:pPr>
-        <w:pStyle w:val="whitespace-normal"/>
-        <w:numPr>
-          <w:ilvl w:val="0"/>
-          <w:numId w:val="44"/>
-        </w:numPr>
-        <w:bidi/>
-      </w:pPr>
-      <w:r>
-        <w:rPr>
-          <w:rtl/>
-        </w:rPr>
-        <w:t>תעודת בגרות</w:t>
-      </w:r>
-    </w:p>
-    <w:p>
-      <w:pPr>
-        <w:pStyle w:val="whitespace-normal"/>
-        <w:numPr>
-          <w:ilvl w:val="0"/>
-          <w:numId w:val="44"/>
-        </w:numPr>
-        <w:bidi/>
-      </w:pPr>
-      <w:r>
-        <w:rPr>
-          <w:rtl/>
-        </w:rPr>
-        <w:t>תעודת סיום של בי"ס על-תיכוני שאינה תעודה אקדמית</w:t>
-      </w:r>
-    </w:p>
-    <w:p>
-      <w:pPr>
-        <w:pStyle w:val="whitespace-normal"/>
-        <w:numPr>
-          <w:ilvl w:val="0"/>
-          <w:numId w:val="44"/>
-        </w:numPr>
-        <w:bidi/>
-      </w:pPr>
-      <w:r>
-        <w:rPr>
-          <w:rtl/>
-        </w:rPr>
-        <w:t>תואר אקדמי ראשון</w:t>
-      </w:r>
-      <w:r>
-        <w:t xml:space="preserve">, B.A </w:t>
-      </w:r>
-      <w:r>
-        <w:rPr>
-          <w:rtl/>
-        </w:rPr>
-        <w:t>או תואר מקביל כולל תעודה אקדמית</w:t>
-      </w:r>
-    </w:p>
-    <w:p>
-      <w:pPr>
-        <w:pStyle w:val="whitespace-normal"/>
-        <w:numPr>
-          <w:ilvl w:val="0"/>
-          <w:numId w:val="44"/>
-        </w:numPr>
-        <w:bidi/>
-      </w:pPr>
-      <w:r>
-        <w:rPr>
-          <w:rtl/>
-        </w:rPr>
-        <w:t>תואר אקדמי שני</w:t>
-      </w:r>
-      <w:r>
-        <w:t xml:space="preserve">, M.A </w:t>
-      </w:r>
-      <w:r>
-        <w:rPr>
-          <w:rtl/>
-        </w:rPr>
-        <w:t>או תואר מקביל</w:t>
-      </w:r>
-      <w:r>
-        <w:t xml:space="preserve"> (</w:t>
-      </w:r>
-      <w:r>
-        <w:rPr>
-          <w:rtl/>
-        </w:rPr>
-        <w:t>כולל</w:t>
-      </w:r>
-      <w:r>
-        <w:t xml:space="preserve"> M.D </w:t>
-      </w:r>
-      <w:r>
-        <w:rPr>
-          <w:rtl/>
-        </w:rPr>
-        <w:t>דוקטור ברפואה</w:t>
-      </w:r>
-      <w:r>
-        <w:t>)</w:t>
-      </w:r>
-    </w:p>
-    <w:p>
-      <w:pPr>
-        <w:pStyle w:val="whitespace-normal"/>
-        <w:numPr>
-          <w:ilvl w:val="0"/>
-          <w:numId w:val="44"/>
-        </w:numPr>
-        <w:bidi/>
-      </w:pPr>
-      <w:r>
-        <w:rPr>
-          <w:rtl/>
-        </w:rPr>
-        <w:t>תואר אקדמי שלישי</w:t>
-      </w:r>
-      <w:r>
-        <w:t xml:space="preserve">, </w:t>
-      </w:r>
-      <w:proofErr w:type="spellStart"/>
-      <w:r>
-        <w:t>Ph.D</w:t>
-      </w:r>
-      <w:proofErr w:type="spellEnd"/>
-      <w:r>
-        <w:t xml:space="preserve">, </w:t>
-      </w:r>
-      <w:r>
-        <w:rPr>
-          <w:rtl/>
-        </w:rPr>
-        <w:t>או תואר מקביל</w:t>
-      </w:r>
-    </w:p>
-    <w:p>
-      <w:pPr>
-        <w:pStyle w:val="whitespace-normal"/>
-        <w:numPr>
-          <w:ilvl w:val="0"/>
-          <w:numId w:val="44"/>
-        </w:numPr>
-        <w:bidi/>
-      </w:pPr>
-      <w:r>
-        <w:rPr>
-          <w:rtl/>
-        </w:rPr>
-        <w:t>לא קיבלת אף אחת מהתעודות שצוינו</w:t>
-      </w:r>
-    </w:p>
-    <w:p>
-      <w:pPr>
-        <w:pStyle w:val="whitespace-normal"/>
-        <w:numPr>
-          <w:ilvl w:val="0"/>
-          <w:numId w:val="44"/>
-        </w:numPr>
-        <w:bidi/>
-      </w:pPr>
-      <w:r>
-        <w:rPr>
-          <w:rtl/>
-        </w:rPr>
-        <w:t>תעודה אחרת, פרט</w:t>
-      </w:r>
-      <w:r>
-        <w:t>:</w:t>
-      </w:r>
-    </w:p>
-    <w:p>
-      <w:pPr>
-        <w:pStyle w:val="whitespace-pre-wrap"/>
-        <w:bidi/>
-      </w:pPr>
-      <w:r>
-        <w:rPr>
-          <w:rFonts w:hint="cs"/>
-          <w:rtl/>
-        </w:rPr>
-        <w:t xml:space="preserve">13. </w:t>
-      </w:r>
-      <w:r>
-        <w:rPr>
-          <w:rtl/>
-        </w:rPr>
-        <w:t>מהי ההכנסה החודשית של משפחתך, לאחר מיסים</w:t>
-      </w:r>
-      <w:r>
-        <w:t>?</w:t>
-      </w:r>
-    </w:p>
-    <w:p>
-      <w:pPr>
-        <w:pStyle w:val="whitespace-normal"/>
-        <w:numPr>
-          <w:ilvl w:val="0"/>
-          <w:numId w:val="45"/>
-        </w:numPr>
-        <w:bidi/>
-      </w:pPr>
-      <w:r>
-        <w:rPr>
-          <w:rtl/>
-        </w:rPr>
-        <w:t>מתחת ל-1,440 ש"ח</w:t>
-      </w:r>
-    </w:p>
-    <w:p>
-      <w:pPr>
-        <w:pStyle w:val="whitespace-normal"/>
-        <w:numPr>
-          <w:ilvl w:val="0"/>
-          <w:numId w:val="45"/>
-        </w:numPr>
-        <w:bidi/>
-      </w:pPr>
-      <w:r>
-        <w:t xml:space="preserve">1,440 - 3,000 </w:t>
-      </w:r>
-      <w:r>
-        <w:rPr>
-          <w:rtl/>
-        </w:rPr>
-        <w:t>ש"ח</w:t>
-      </w:r>
-    </w:p>
-    <w:p>
-      <w:pPr>
-        <w:pStyle w:val="whitespace-normal"/>
-        <w:numPr>
-          <w:ilvl w:val="0"/>
-          <w:numId w:val="45"/>
-        </w:numPr>
-        <w:bidi/>
-      </w:pPr>
-      <w:r>
-        <w:t xml:space="preserve">3,001 - 4,500 </w:t>
-      </w:r>
-      <w:r>
-        <w:rPr>
-          <w:rtl/>
-        </w:rPr>
-        <w:t>ש"ח</w:t>
-      </w:r>
-    </w:p>
-    <w:p>
-      <w:pPr>
-        <w:pStyle w:val="whitespace-normal"/>
-        <w:numPr>
-          <w:ilvl w:val="0"/>
-          <w:numId w:val="45"/>
-        </w:numPr>
-        <w:bidi/>
-      </w:pPr>
-      <w:r>
-        <w:t xml:space="preserve">4,501 - 6,000 </w:t>
-      </w:r>
-      <w:r>
-        <w:rPr>
-          <w:rtl/>
-        </w:rPr>
-        <w:t>ש"ח</w:t>
-      </w:r>
-    </w:p>
-    <w:p>
-      <w:pPr>
-        <w:pStyle w:val="whitespace-normal"/>
-        <w:numPr>
-          <w:ilvl w:val="0"/>
-          <w:numId w:val="45"/>
-        </w:numPr>
-        <w:bidi/>
-      </w:pPr>
-      <w:r>
-        <w:t xml:space="preserve">6,001 - 9,000 </w:t>
-      </w:r>
-      <w:r>
-        <w:rPr>
-          <w:rtl/>
-        </w:rPr>
-        <w:t>ש"ח</w:t>
-      </w:r>
-    </w:p>
-    <w:p>
-      <w:pPr>
-        <w:pStyle w:val="whitespace-normal"/>
-        <w:numPr>
-          <w:ilvl w:val="0"/>
-          <w:numId w:val="45"/>
-        </w:numPr>
-        <w:bidi/>
-      </w:pPr>
-      <w:r>
-        <w:t xml:space="preserve">9,001 - 12,000 </w:t>
-      </w:r>
-      <w:r>
-        <w:rPr>
-          <w:rtl/>
-        </w:rPr>
-        <w:t>ש"ח</w:t>
-      </w:r>
-    </w:p>
-    <w:p>
-      <w:pPr>
-        <w:pStyle w:val="whitespace-normal"/>
-        <w:numPr>
-          <w:ilvl w:val="0"/>
-          <w:numId w:val="45"/>
-        </w:numPr>
-        <w:bidi/>
-      </w:pPr>
-      <w:r>
-        <w:t xml:space="preserve">12,001 - 15,000 </w:t>
-      </w:r>
-      <w:r>
-        <w:rPr>
-          <w:rtl/>
-        </w:rPr>
-        <w:t>ש"ח</w:t>
-      </w:r>
-    </w:p>
-    <w:p>
-      <w:pPr>
-        <w:pStyle w:val="whitespace-normal"/>
-        <w:numPr>
-          <w:ilvl w:val="0"/>
-          <w:numId w:val="45"/>
-        </w:numPr>
-        <w:bidi/>
-      </w:pPr>
-      <w:r>
-        <w:t xml:space="preserve">15,001 - 18,000 </w:t>
-      </w:r>
-      <w:r>
-        <w:rPr>
-          <w:rtl/>
-        </w:rPr>
-        <w:t>ש"ח</w:t>
-      </w:r>
-    </w:p>
-    <w:p>
-      <w:pPr>
-        <w:pStyle w:val="whitespace-normal"/>
-        <w:numPr>
-          <w:ilvl w:val="0"/>
-          <w:numId w:val="45"/>
-        </w:numPr>
-        <w:bidi/>
-      </w:pPr>
-      <w:r>
-        <w:t xml:space="preserve">18,001 - 24,000 </w:t>
-      </w:r>
-      <w:r>
-        <w:rPr>
-          <w:rtl/>
-        </w:rPr>
-        <w:t>ש"ח</w:t>
-      </w:r>
-    </w:p>
-    <w:p>
-      <w:pPr>
-        <w:pStyle w:val="whitespace-normal"/>
-        <w:numPr>
-          <w:ilvl w:val="0"/>
-          <w:numId w:val="45"/>
-        </w:numPr>
-        <w:bidi/>
-      </w:pPr>
-      <w:r>
-        <w:rPr>
-          <w:rtl/>
-        </w:rPr>
-        <w:t>מעל 24,000 ש"ח</w:t>
-      </w:r>
-    </w:p>
-    <w:p>
-      <w:pPr>
-        <w:pStyle w:val="whitespace-normal"/>
-        <w:numPr>
-          <w:ilvl w:val="0"/>
-          <w:numId w:val="45"/>
-        </w:numPr>
-        <w:bidi/>
-      </w:pPr>
-      <w:r>
-        <w:rPr>
-          <w:rtl/>
-        </w:rPr>
-        <w:t>לא רלוונטי- קיבוץ, סטודנט שלא עובד, מושב קולקטיבי</w:t>
-      </w:r>
-    </w:p>
-    <w:p>
-      <w:pPr>
-        <w:pStyle w:val="whitespace-normal"/>
-        <w:numPr>
-          <w:ilvl w:val="0"/>
-          <w:numId w:val="45"/>
-        </w:numPr>
-        <w:bidi/>
-      </w:pPr>
-      <w:r>
-        <w:rPr>
-          <w:rtl/>
-        </w:rPr>
-        <w:t>מסרב לענות</w:t>
-      </w:r>
-    </w:p>
-    <w:p>
-      <w:pPr>
-        <w:pStyle w:val="whitespace-pre-wrap"/>
-        <w:bidi/>
-      </w:pPr>
-      <w:r>
-        <w:rPr>
-          <w:rFonts w:hint="cs"/>
-          <w:rtl/>
-        </w:rPr>
-        <w:lastRenderedPageBreak/>
-        <w:t xml:space="preserve">14. </w:t>
-      </w:r>
-      <w:r>
-        <w:rPr>
-          <w:rtl/>
-        </w:rPr>
-        <w:t>כמה אנשים גרים באופן קבוע בביתך? (לא כולל סטודנטים במעונות, חיילים בצבא או אחרים שלא גרים באופן קבוע בבית): אני</w:t>
-      </w:r>
-      <w:r>
-        <w:t xml:space="preserve"> + ___________________________________</w:t>
-      </w:r>
-    </w:p>
-    <w:p>
-      <w:pPr>
-        <w:pStyle w:val="whitespace-pre-wrap"/>
-        <w:bidi/>
-      </w:pPr>
-      <w:r>
-        <w:rPr>
-          <w:rFonts w:hint="cs"/>
-          <w:rtl/>
-        </w:rPr>
-        <w:t>15. כ</w:t>
-      </w:r>
-      <w:r>
-        <w:rPr>
-          <w:rtl/>
-        </w:rPr>
-        <w:t>מה חדרים יש בבית/דירה שלך? לא כולל מטבח, שירותים ומקלחת</w:t>
-      </w:r>
-      <w:r>
-        <w:t xml:space="preserve"> ____________________</w:t>
-      </w:r>
-    </w:p>
-    <w:p>
-      <w:pPr>
-        <w:pStyle w:val="Heading2"/>
-        <w:rPr>
-          <w:rtl/>
-        </w:rPr>
-      </w:pPr>
-      <w:r>
-        <w:rPr>
-          <w:rtl/>
-        </w:rPr>
-        <w:t>חלק ב׳: שאלו</w:t>
-      </w:r>
-      <w:r>
-        <w:rPr>
-          <w:rFonts w:hint="cs"/>
-          <w:rtl/>
-        </w:rPr>
-        <w:t>ני</w:t>
-      </w:r>
-      <w:r>
-        <w:rPr>
-          <w:rtl/>
-        </w:rPr>
-        <w:t xml:space="preserve"> תפקוד רפלקטיבי</w:t>
-      </w:r>
-      <w:r>
-        <w:rPr>
-          <w:rFonts w:hint="cs"/>
-          <w:rtl/>
-        </w:rPr>
-        <w:t xml:space="preserve"> (הורי ואישי)</w:t>
-      </w:r>
-      <w:r>
-        <w:rPr>
-          <w:rFonts w:hint="cs"/>
-          <w:rtl/>
-        </w:rPr>
-        <w:t>, חרדה הורית, וצרכים</w:t>
-      </w:r>
-      <w:r>
-        <w:rPr>
-          <w:rFonts w:hint="cs"/>
-          <w:rtl/>
-        </w:rPr>
-        <w:t xml:space="preserve"> </w:t>
-      </w:r>
-      <w:r>
-        <w:rPr>
-          <w:rFonts w:hint="cs"/>
-          <w:rtl/>
-        </w:rPr>
-        <w:t xml:space="preserve">פסיכולוגיים </w:t>
-      </w:r>
-      <w:r>
-        <w:rPr>
-          <w:rFonts w:hint="cs"/>
-          <w:rtl/>
-        </w:rPr>
-        <w:t>לפני ואחרי העברת הבוט</w:t>
-      </w:r>
-    </w:p>
-    <w:p>
-      <w:pPr>
-        <w:bidi w:val="0"/>
-        <w:spacing w:line="360" w:lineRule="auto"/>
-        <w:rPr>
-          <w:rtl/>
-        </w:rPr>
-      </w:pPr>
-      <w:r>
-        <w:t xml:space="preserve">BRFQ (Brief Reflective Functioning Questionnaire) Fonagy, P., Luyten, P., Moulton-Perkins, A., Lee, Y.-W., Warren, F., Howard, S., … Lowyck, B. (2016). Development and validation of a self-report measure of mentalizing: The Reflective Functioning Questionnaire. PLoS ONE, 11(7), e0158678. </w:t>
-      </w:r>
-      <w:hyperlink r:id="rId10" w:history="1">
-        <w:r>
-          <w:rPr>
-            <w:rStyle w:val="Hyperlink"/>
-          </w:rPr>
-          <w:t>https://doi.org/10.1371/journal.pone.0158678</w:t>
-        </w:r>
-      </w:hyperlink>
-      <w:r>
-        <w:t xml:space="preserve"> PRFQ (Parental Reflective Functioning Questionnaire) Luyten, P., Mayes, L. C., Nijssens, L., &amp; Fonagy, P. (2017). The Parental Reflective Functioning Questionnaire: Development and preliminary validation. PLoS ONE, 12(5), e0176218. </w:t>
-      </w:r>
-      <w:hyperlink r:id="rId11" w:history="1">
-        <w:r>
-          <w:rPr>
-            <w:rStyle w:val="Hyperlink"/>
-          </w:rPr>
-          <w:t>https://doi.org/10.1371/journal.pone.0176218</w:t>
-        </w:r>
-      </w:hyperlink>
-      <w:r>
-        <w:t xml:space="preserve"> </w:t>
-      </w:r>
-    </w:p>
-    <w:p>
-      <w:pPr>
-        <w:bidi w:val="0"/>
-        <w:spacing w:line="360" w:lineRule="auto"/>
-        <w:rPr>
-          <w:rtl/>
-        </w:rPr>
-      </w:pPr>
-      <w:r>
-        <w:t>Berry, JD, &amp; Jones, W,H, (1995) The Parental Stress Scale : initial psychometric evidence. Journal of Social and Personal Relationships, 12, 463 – 472.</w:t>
-      </w:r>
-    </w:p>
-    <w:p>
-      <w:pPr>
-        <w:bidi w:val="0"/>
-        <w:spacing w:line="360" w:lineRule="auto"/>
-      </w:pPr>
-      <w:r>
-        <w:t xml:space="preserve">Refoua, E., Rafaeli, E., &amp; Dweck, C. (2025, January 25). Dweck Needs Ecological Evaluation Diary Scales (D-NEEDS). https://doi.org/10.17605/OSF.IO/AFSK6 </w:t>
-      </w:r>
-    </w:p>
-    <w:p>
-      <w:pPr>
-        <w:bidi w:val="0"/>
-        <w:spacing w:line="360" w:lineRule="auto"/>
-        <w:rPr>
-          <w:rtl/>
-        </w:rPr>
-      </w:pPr>
-    </w:p>
-    <w:p>
-      <w:pPr>
-        <w:spacing w:line="360" w:lineRule="auto"/>
-        <w:rPr>
-          <w:rFonts w:asciiTheme="majorBidi" w:hAnsiTheme="majorBidi" w:cstheme="majorBidi"/>
-          <w:b/>
-          <w:bCs/>
-          <w:rtl/>
-        </w:rPr>
-      </w:pPr>
-      <w:r>
-        <w:rPr>
-          <w:szCs w:val="22"/>
-          <w:u w:val="single"/>
-          <w:rtl/>
-        </w:rPr>
-        <w:t xml:space="preserve">חלק </w:t>
-      </w:r>
-      <w:r>
-        <w:rPr>
-          <w:rFonts w:hint="cs"/>
-          <w:szCs w:val="22"/>
-          <w:u w:val="single"/>
-          <w:rtl/>
-        </w:rPr>
-        <w:t>ג</w:t>
-      </w:r>
-      <w:r>
-        <w:rPr>
-          <w:szCs w:val="22"/>
-          <w:u w:val="single"/>
-          <w:rtl/>
-        </w:rPr>
-        <w:t xml:space="preserve">': הערכה ספציפית </w:t>
-      </w:r>
-      <w:r>
-        <w:rPr>
-          <w:rFonts w:hint="cs"/>
-          <w:szCs w:val="22"/>
-          <w:u w:val="single"/>
-          <w:rtl/>
-        </w:rPr>
-        <w:t>לכלי</w:t>
-      </w:r>
-    </w:p>
-    <w:p>
-      <w:pPr>
-        <w:spacing w:line="360" w:lineRule="auto"/>
-        <w:rPr>
-          <w:rFonts w:asciiTheme="majorBidi" w:hAnsiTheme="majorBidi" w:cstheme="majorBidi"/>
-          <w:b/>
-          <w:bCs/>
-          <w:rtl/>
-        </w:rPr>
-      </w:pPr>
-      <w:r>
-        <w:rPr>
-          <w:rFonts w:asciiTheme="majorBidi" w:hAnsiTheme="majorBidi"/>
-          <w:b/>
-          <w:bCs/>
-          <w:rtl/>
-        </w:rPr>
-        <w:t>הערכה לפני האינטראקציה</w:t>
-      </w:r>
-      <w:r>
-        <w:rPr>
-          <w:rFonts w:asciiTheme="majorBidi" w:hAnsiTheme="majorBidi" w:hint="cs"/>
-          <w:b/>
-          <w:bCs/>
-          <w:rtl/>
-        </w:rPr>
-        <w:t xml:space="preserve"> </w:t>
-      </w:r>
-    </w:p>
-    <w:p>
-      <w:pPr>
-        <w:spacing w:line="360" w:lineRule="auto"/>
-        <w:rPr>
-          <w:rFonts w:asciiTheme="majorBidi" w:hAnsiTheme="majorBidi" w:cstheme="majorBidi"/>
-          <w:rtl/>
-        </w:rPr>
-      </w:pPr>
-      <w:r>
-        <w:rPr>
-          <w:rFonts w:asciiTheme="majorBidi" w:hAnsiTheme="majorBidi"/>
-          <w:rtl/>
-        </w:rPr>
-        <w:t>דרג/י את הביטחון שלך בתחומים הבאים (</w:t>
-      </w:r>
-      <w:r>
-        <w:rPr>
-          <w:rFonts w:asciiTheme="majorBidi" w:hAnsiTheme="majorBidi" w:hint="cs"/>
-          <w:rtl/>
-        </w:rPr>
-        <w:t>1</w:t>
-      </w:r>
-      <w:r>
-        <w:rPr>
-          <w:rFonts w:asciiTheme="majorBidi" w:hAnsiTheme="majorBidi"/>
-          <w:rtl/>
-        </w:rPr>
-        <w:t xml:space="preserve"> "כלל לא בטוח/ה" עד </w:t>
-      </w:r>
-      <w:r>
-        <w:rPr>
-          <w:rFonts w:asciiTheme="majorBidi" w:hAnsiTheme="majorBidi" w:hint="cs"/>
-          <w:rtl/>
-        </w:rPr>
-        <w:t>7</w:t>
-      </w:r>
-      <w:r>
-        <w:rPr>
-          <w:rFonts w:asciiTheme="majorBidi" w:hAnsiTheme="majorBidi"/>
-          <w:rtl/>
-        </w:rPr>
-        <w:t xml:space="preserve"> "בטוח/ה מאוד"):</w:t>
-      </w:r>
-    </w:p>
-    <w:p>
-      <w:pPr>
-        <w:pStyle w:val="ListParagraph"/>
-        <w:numPr>
-          <w:ilvl w:val="0"/>
-          <w:numId w:val="46"/>
-        </w:numPr>
-        <w:spacing w:line="360" w:lineRule="auto"/>
-        <w:rPr>
-          <w:rFonts w:asciiTheme="majorBidi" w:hAnsiTheme="majorBidi" w:cstheme="majorBidi"/>
-          <w:rtl/>
-        </w:rPr>
-      </w:pPr>
-      <w:r>
-        <w:rPr>
-          <w:rFonts w:asciiTheme="majorBidi" w:hAnsiTheme="majorBidi"/>
-          <w:rtl/>
-        </w:rPr>
-        <w:t>עד כמה את/ה מבינ/ה את המחשבות והרגשות של אלו שבטיפולך?</w:t>
-      </w:r>
-    </w:p>
-    <w:p>
-      <w:pPr>
-        <w:pStyle w:val="ListParagraph"/>
-        <w:numPr>
-          <w:ilvl w:val="0"/>
-          <w:numId w:val="46"/>
-        </w:numPr>
-        <w:spacing w:line="360" w:lineRule="auto"/>
-        <w:rPr>
-          <w:rFonts w:asciiTheme="majorBidi" w:hAnsiTheme="majorBidi" w:cstheme="majorBidi"/>
-          <w:rtl/>
-        </w:rPr>
-      </w:pPr>
-      <w:r>
-        <w:rPr>
-          <w:rFonts w:asciiTheme="majorBidi" w:hAnsiTheme="majorBidi"/>
-          <w:rtl/>
-        </w:rPr>
-        <w:t>עד כמה את/ה מזהה ומבינ/ה את התגובות הרגשיות של עצמך?</w:t>
-      </w:r>
-    </w:p>
-    <w:p>
-      <w:pPr>
-        <w:pStyle w:val="ListParagraph"/>
-        <w:numPr>
-          <w:ilvl w:val="0"/>
-          <w:numId w:val="48"/>
-        </w:numPr>
-        <w:spacing w:line="360" w:lineRule="auto"/>
-        <w:rPr>
-          <w:rFonts w:asciiTheme="majorBidi" w:hAnsiTheme="majorBidi" w:cstheme="majorBidi"/>
-          <w:rtl/>
-        </w:rPr>
-      </w:pPr>
-      <w:r>
-        <w:rPr>
-          <w:rFonts w:asciiTheme="majorBidi" w:hAnsiTheme="majorBidi"/>
-          <w:rtl/>
-        </w:rPr>
-        <w:t>יכולות מקצועיות/הוריות</w:t>
-      </w:r>
-    </w:p>
-    <w:p>
-      <w:pPr>
-        <w:pStyle w:val="ListParagraph"/>
-        <w:numPr>
-          <w:ilvl w:val="0"/>
-          <w:numId w:val="48"/>
-        </w:numPr>
-        <w:spacing w:line="360" w:lineRule="auto"/>
-        <w:rPr>
-          <w:rFonts w:asciiTheme="majorBidi" w:hAnsiTheme="majorBidi" w:cstheme="majorBidi"/>
-          <w:rtl/>
-        </w:rPr>
-      </w:pPr>
-      <w:r>
-        <w:rPr>
-          <w:rFonts w:asciiTheme="majorBidi" w:hAnsiTheme="majorBidi"/>
-          <w:rtl/>
-        </w:rPr>
-        <w:t>עד כמה את/ה בטוח/ה ביכולתך לנהל מצבים רגשיים מאתגרים?</w:t>
-      </w:r>
-    </w:p>
-    <w:p>
-      <w:pPr>
-        <w:pStyle w:val="ListParagraph"/>
-        <w:numPr>
-          <w:ilvl w:val="0"/>
-          <w:numId w:val="48"/>
-        </w:numPr>
-        <w:spacing w:line="360" w:lineRule="auto"/>
-        <w:rPr>
-          <w:rFonts w:asciiTheme="majorBidi" w:hAnsiTheme="majorBidi" w:cstheme="majorBidi"/>
-          <w:rtl/>
-        </w:rPr>
-      </w:pPr>
-      <w:r>
-        <w:rPr>
-          <w:rFonts w:asciiTheme="majorBidi" w:hAnsiTheme="majorBidi"/>
-          <w:rtl/>
-        </w:rPr>
-        <w:t>עד כמה את/ה מצליח/ה לשמור על פרספקטיבה במהלך אינטראקציות רגשיות?</w:t>
-      </w:r>
-    </w:p>
-    <w:p>
-      <w:pPr>
-        <w:pStyle w:val="ListParagraph"/>
-        <w:numPr>
-          <w:ilvl w:val="0"/>
-          <w:numId w:val="48"/>
-        </w:numPr>
-        <w:spacing w:line="360" w:lineRule="auto"/>
-        <w:rPr>
-          <w:rFonts w:asciiTheme="majorBidi" w:hAnsiTheme="majorBidi" w:cstheme="majorBidi"/>
-          <w:rtl/>
-        </w:rPr>
-      </w:pPr>
-      <w:r>
-        <w:rPr>
-          <w:rFonts w:asciiTheme="majorBidi" w:hAnsiTheme="majorBidi"/>
-          <w:rtl/>
-        </w:rPr>
-        <w:t>עד כמה את/ה מסוגל/ת להעניק תמיכה רגשית לאחרים?</w:t>
-      </w:r>
-    </w:p>
-    <w:p>
-      <w:pPr>
-        <w:pStyle w:val="ListParagraph"/>
-        <w:numPr>
-          <w:ilvl w:val="0"/>
-          <w:numId w:val="48"/>
-        </w:numPr>
-        <w:spacing w:line="360" w:lineRule="auto"/>
-        <w:rPr>
-          <w:rFonts w:asciiTheme="majorBidi" w:hAnsiTheme="majorBidi" w:cstheme="majorBidi"/>
-          <w:rtl/>
-        </w:rPr>
-      </w:pPr>
-      <w:r>
-        <w:rPr>
-          <w:rFonts w:asciiTheme="majorBidi" w:hAnsiTheme="majorBidi"/>
-          <w:rtl/>
-        </w:rPr>
-        <w:t>עד כמה את/ה מצליח/ה לבנות ולשמר אמון במערכות יחסים?</w:t>
-      </w:r>
-    </w:p>
-    <w:p>
-      <w:pPr>
-        <w:spacing w:line="360" w:lineRule="auto"/>
-        <w:rPr>
-          <w:rFonts w:asciiTheme="majorBidi" w:hAnsiTheme="majorBidi" w:cstheme="majorBidi"/>
-          <w:rtl/>
-        </w:rPr>
-      </w:pPr>
-    </w:p>
-    <w:p>
-      <w:pPr>
-        <w:spacing w:line="360" w:lineRule="auto"/>
-        <w:rPr>
-          <w:rFonts w:asciiTheme="majorBidi" w:hAnsiTheme="majorBidi" w:cstheme="majorBidi"/>
-          <w:rtl/>
-        </w:rPr>
-      </w:pPr>
-      <w:r>
-        <w:rPr>
-          <w:rFonts w:asciiTheme="majorBidi" w:hAnsiTheme="majorBidi"/>
-          <w:rtl/>
-        </w:rPr>
-        <w:t>קבלת טכנולוגיה</w:t>
-      </w:r>
-    </w:p>
-    <w:p>
-      <w:pPr>
-        <w:pStyle w:val="ListParagraph"/>
-        <w:numPr>
-          <w:ilvl w:val="0"/>
-          <w:numId w:val="49"/>
-        </w:numPr>
-        <w:spacing w:line="360" w:lineRule="auto"/>
-        <w:rPr>
-          <w:rFonts w:asciiTheme="majorBidi" w:hAnsiTheme="majorBidi" w:cstheme="majorBidi"/>
-          <w:rtl/>
-        </w:rPr>
-      </w:pPr>
-      <w:r>
-        <w:rPr>
-          <w:rFonts w:asciiTheme="majorBidi" w:hAnsiTheme="majorBidi"/>
-          <w:rtl/>
-        </w:rPr>
-        <w:t>עד כמה את/ה מרגיש/ה בנוח להשתמש בכלים מבוססי בינה מלאכותית ללמידה?</w:t>
-      </w:r>
-    </w:p>
-    <w:p>
-      <w:pPr>
-        <w:pStyle w:val="ListParagraph"/>
-        <w:numPr>
-          <w:ilvl w:val="0"/>
-          <w:numId w:val="49"/>
-        </w:numPr>
-        <w:spacing w:line="360" w:lineRule="auto"/>
-        <w:rPr>
-          <w:rFonts w:asciiTheme="majorBidi" w:hAnsiTheme="majorBidi" w:cstheme="majorBidi"/>
-          <w:rtl/>
-        </w:rPr>
-      </w:pPr>
-      <w:r>
-        <w:rPr>
-          <w:rFonts w:asciiTheme="majorBidi" w:hAnsiTheme="majorBidi"/>
-          <w:rtl/>
-        </w:rPr>
-        <w:t>עד כמה את/ה בטוח/ה ביכולתך להעריך הנחיות המתקבלות מבינה מלאכותית?</w:t>
-      </w:r>
-    </w:p>
-    <w:p>
-      <w:pPr>
-        <w:pStyle w:val="ListParagraph"/>
-        <w:numPr>
-          <w:ilvl w:val="0"/>
-          <w:numId w:val="49"/>
-        </w:numPr>
-        <w:spacing w:line="360" w:lineRule="auto"/>
-        <w:rPr>
-          <w:rFonts w:asciiTheme="majorBidi" w:hAnsiTheme="majorBidi" w:cstheme="majorBidi"/>
-          <w:rtl/>
-        </w:rPr>
-      </w:pPr>
-      <w:r>
-        <w:rPr>
-          <w:rFonts w:asciiTheme="majorBidi" w:hAnsiTheme="majorBidi"/>
-          <w:rtl/>
-        </w:rPr>
-        <w:t>עד כמה את/ה מצליח/ה ליישם כלים טכנולוגיים בעבודתך/בהורות שלך?</w:t>
-      </w:r>
-    </w:p>
-    <w:p>
-      <w:pPr>
-        <w:spacing w:line="360" w:lineRule="auto"/>
-        <w:rPr>
-          <w:rFonts w:asciiTheme="majorBidi" w:hAnsiTheme="majorBidi" w:cstheme="majorBidi"/>
-          <w:rtl/>
-        </w:rPr>
-      </w:pPr>
-      <w:r>
-        <w:rPr>
-          <w:rFonts w:asciiTheme="majorBidi" w:hAnsiTheme="majorBidi"/>
-          <w:rtl/>
-        </w:rPr>
-        <w:lastRenderedPageBreak/>
-        <w:t>עד כמה את</w:t>
-      </w:r>
-      <w:r>
-        <w:rPr>
-          <w:rFonts w:asciiTheme="majorBidi" w:hAnsiTheme="majorBidi"/>
-        </w:rPr>
-        <w:t>/</w:t>
-      </w:r>
-      <w:r>
-        <w:rPr>
-          <w:rFonts w:asciiTheme="majorBidi" w:hAnsiTheme="majorBidi"/>
-          <w:rtl/>
-        </w:rPr>
-        <w:t>ה מרגיש</w:t>
-      </w:r>
-      <w:r>
-        <w:rPr>
-          <w:rFonts w:asciiTheme="majorBidi" w:hAnsiTheme="majorBidi" w:hint="cs"/>
-          <w:rtl/>
-        </w:rPr>
-        <w:t>/ה</w:t>
-      </w:r>
-      <w:r>
-        <w:rPr>
-          <w:rFonts w:asciiTheme="majorBidi" w:hAnsiTheme="majorBidi"/>
-          <w:rtl/>
-        </w:rPr>
-        <w:t xml:space="preserve"> שהמידע או ההכוונה שניתנים על ידי הכלי מבוסס הבינה המלאכותית הם אמינים, מדויקים, ורלוונטיים עבורך?</w:t>
-      </w:r>
-    </w:p>
-    <w:p>
-      <w:pPr>
-        <w:spacing w:line="360" w:lineRule="auto"/>
-        <w:rPr>
-          <w:rFonts w:asciiTheme="majorBidi" w:hAnsiTheme="majorBidi" w:cstheme="majorBidi"/>
-          <w:b/>
-          <w:bCs/>
-          <w:rtl/>
-        </w:rPr>
-      </w:pPr>
-      <w:r>
-        <w:rPr>
-          <w:rFonts w:asciiTheme="majorBidi" w:hAnsiTheme="majorBidi"/>
-          <w:b/>
-          <w:bCs/>
-          <w:rtl/>
-        </w:rPr>
-        <w:t>הערכה לאחר האינטראקציה</w:t>
-      </w:r>
-    </w:p>
-    <w:p>
-      <w:pPr>
-        <w:spacing w:line="360" w:lineRule="auto"/>
-        <w:rPr>
-          <w:rFonts w:asciiTheme="majorBidi" w:hAnsiTheme="majorBidi" w:cstheme="majorBidi"/>
-          <w:rtl/>
-        </w:rPr>
-      </w:pPr>
-      <w:r>
-        <w:rPr>
-          <w:rFonts w:asciiTheme="majorBidi" w:hAnsiTheme="majorBidi"/>
-          <w:rtl/>
-        </w:rPr>
-        <w:t>דרג/י את מידת הסכמתך עם ההיגדים הבאים (</w:t>
-      </w:r>
-      <w:r>
-        <w:rPr>
-          <w:rFonts w:asciiTheme="majorBidi" w:hAnsiTheme="majorBidi" w:hint="cs"/>
-          <w:rtl/>
-        </w:rPr>
-        <w:t>1</w:t>
-      </w:r>
-      <w:r>
-        <w:rPr>
-          <w:rFonts w:asciiTheme="majorBidi" w:hAnsiTheme="majorBidi"/>
-          <w:rtl/>
-        </w:rPr>
-        <w:t xml:space="preserve"> "כלל לא בטוח/ה" עד </w:t>
-      </w:r>
-      <w:r>
-        <w:rPr>
-          <w:rFonts w:asciiTheme="majorBidi" w:hAnsiTheme="majorBidi" w:hint="cs"/>
-          <w:rtl/>
-        </w:rPr>
-        <w:t>7</w:t>
-      </w:r>
-      <w:r>
-        <w:rPr>
-          <w:rFonts w:asciiTheme="majorBidi" w:hAnsiTheme="majorBidi"/>
-          <w:rtl/>
-        </w:rPr>
-        <w:t xml:space="preserve"> "בטוח/ה מאוד"):</w:t>
-      </w:r>
-    </w:p>
-    <w:p>
-      <w:pPr>
-        <w:spacing w:line="360" w:lineRule="auto"/>
-        <w:rPr>
-          <w:rFonts w:asciiTheme="majorBidi" w:hAnsiTheme="majorBidi" w:cstheme="majorBidi"/>
-          <w:b/>
-          <w:bCs/>
-          <w:rtl/>
-        </w:rPr>
-      </w:pPr>
-      <w:r>
-        <w:rPr>
-          <w:rFonts w:asciiTheme="majorBidi" w:hAnsiTheme="majorBidi"/>
-          <w:b/>
-          <w:bCs/>
-          <w:rtl/>
-        </w:rPr>
-        <w:t>למידה והתפתחות</w:t>
-      </w:r>
-    </w:p>
-    <w:p>
-      <w:pPr>
-        <w:pStyle w:val="ListParagraph"/>
-        <w:numPr>
-          <w:ilvl w:val="0"/>
-          <w:numId w:val="51"/>
-        </w:numPr>
-        <w:spacing w:line="360" w:lineRule="auto"/>
-        <w:rPr>
-          <w:rFonts w:asciiTheme="majorBidi" w:hAnsiTheme="majorBidi" w:cstheme="majorBidi"/>
-          <w:rtl/>
-        </w:rPr>
-      </w:pPr>
-      <w:r>
-        <w:rPr>
-          <w:rFonts w:asciiTheme="majorBidi" w:hAnsiTheme="majorBidi"/>
-          <w:rtl/>
-        </w:rPr>
-        <w:t>"האינטראקציה שיפרה את הבנתי לגבי איך אני חושב/ת ומבינ/ה את המחשבות והרגשות של אחרים"</w:t>
-      </w:r>
-    </w:p>
-    <w:p>
-      <w:pPr>
-        <w:pStyle w:val="ListParagraph"/>
-        <w:numPr>
-          <w:ilvl w:val="0"/>
-          <w:numId w:val="51"/>
-        </w:numPr>
-        <w:spacing w:line="360" w:lineRule="auto"/>
-        <w:rPr>
-          <w:rFonts w:asciiTheme="majorBidi" w:hAnsiTheme="majorBidi" w:cstheme="majorBidi"/>
-          <w:rtl/>
-        </w:rPr>
-      </w:pPr>
-      <w:r>
-        <w:rPr>
-          <w:rFonts w:asciiTheme="majorBidi" w:hAnsiTheme="majorBidi"/>
-          <w:rtl/>
-        </w:rPr>
-        <w:t>"האינטראקציה שיפרה את הבנתי לגבי איך אני חושב/ת ומבינ/ה את המחשבות והרגשות של עצמי"</w:t>
-      </w:r>
-    </w:p>
-    <w:p>
-      <w:pPr>
-        <w:pStyle w:val="ListParagraph"/>
-        <w:numPr>
-          <w:ilvl w:val="0"/>
-          <w:numId w:val="51"/>
-        </w:numPr>
-        <w:spacing w:line="360" w:lineRule="auto"/>
-        <w:rPr>
-          <w:rFonts w:asciiTheme="majorBidi" w:hAnsiTheme="majorBidi" w:cstheme="majorBidi"/>
-          <w:rtl/>
-        </w:rPr>
-      </w:pPr>
-      <w:r>
-        <w:rPr>
-          <w:rFonts w:asciiTheme="majorBidi" w:hAnsiTheme="majorBidi"/>
-          <w:rtl/>
-        </w:rPr>
-        <w:t>"רכשתי מיומנויות מעשיות לתמיכה באחרים במצבים ספציפיים"</w:t>
-      </w:r>
-    </w:p>
-    <w:p>
-      <w:pPr>
-        <w:pStyle w:val="ListParagraph"/>
-        <w:numPr>
-          <w:ilvl w:val="0"/>
-          <w:numId w:val="51"/>
-        </w:numPr>
-        <w:spacing w:line="360" w:lineRule="auto"/>
-        <w:rPr>
-          <w:rFonts w:asciiTheme="majorBidi" w:hAnsiTheme="majorBidi" w:cstheme="majorBidi"/>
-          <w:rtl/>
-        </w:rPr>
-      </w:pPr>
-      <w:r>
-        <w:rPr>
-          <w:rFonts w:asciiTheme="majorBidi" w:hAnsiTheme="majorBidi"/>
-          <w:rtl/>
-        </w:rPr>
-        <w:t>"המשוב עזר לי לזהות תחומים לשיפור בעבודתי/בהורות שלי"</w:t>
-      </w:r>
-    </w:p>
-    <w:p>
-      <w:pPr>
-        <w:spacing w:line="360" w:lineRule="auto"/>
-        <w:rPr>
-          <w:rFonts w:asciiTheme="majorBidi" w:hAnsiTheme="majorBidi" w:cstheme="majorBidi"/>
-          <w:b/>
-          <w:bCs/>
-          <w:rtl/>
-        </w:rPr>
-      </w:pPr>
-      <w:r>
-        <w:rPr>
-          <w:rFonts w:asciiTheme="majorBidi" w:hAnsiTheme="majorBidi"/>
-          <w:b/>
-          <w:bCs/>
-          <w:rtl/>
-        </w:rPr>
-        <w:t>מיומנויות ספציפיות לבוט</w:t>
-      </w:r>
-      <w:r>
-        <w:rPr>
-          <w:rFonts w:asciiTheme="majorBidi" w:hAnsiTheme="majorBidi" w:hint="cs"/>
-          <w:b/>
-          <w:bCs/>
-          <w:rtl/>
-        </w:rPr>
-        <w:t xml:space="preserve"> </w:t>
-      </w:r>
-    </w:p>
-    <w:p>
-      <w:pPr>
-        <w:spacing w:line="360" w:lineRule="auto"/>
-        <w:rPr>
-          <w:rFonts w:asciiTheme="majorBidi" w:hAnsiTheme="majorBidi" w:cstheme="majorBidi"/>
-          <w:rtl/>
-        </w:rPr>
-      </w:pPr>
-      <w:r>
-        <w:rPr>
-          <w:rFonts w:asciiTheme="majorBidi" w:hAnsiTheme="majorBidi"/>
-          <w:rtl/>
-        </w:rPr>
-        <w:t>[יותאם לכל בוט, עם דגש על מיומנויות כגון:]</w:t>
-      </w:r>
-    </w:p>
-    <w:p>
-      <w:pPr>
-        <w:pStyle w:val="ListParagraph"/>
-        <w:numPr>
-          <w:ilvl w:val="0"/>
-          <w:numId w:val="50"/>
-        </w:numPr>
-        <w:spacing w:line="360" w:lineRule="auto"/>
-        <w:rPr>
-          <w:rFonts w:asciiTheme="majorBidi" w:hAnsiTheme="majorBidi" w:cstheme="majorBidi"/>
-          <w:rtl/>
-        </w:rPr>
-      </w:pPr>
-      <w:r>
-        <w:rPr>
-          <w:rFonts w:asciiTheme="majorBidi" w:hAnsiTheme="majorBidi"/>
-          <w:rtl/>
-        </w:rPr>
-        <w:t>"אני מצויד/ת טוב יותר לתמוך בילד החווה חרדה"</w:t>
-      </w:r>
-    </w:p>
-    <w:p>
-      <w:pPr>
-        <w:pStyle w:val="ListParagraph"/>
-        <w:numPr>
-          <w:ilvl w:val="0"/>
-          <w:numId w:val="50"/>
-        </w:numPr>
-        <w:spacing w:line="360" w:lineRule="auto"/>
-        <w:rPr>
-          <w:rFonts w:asciiTheme="majorBidi" w:hAnsiTheme="majorBidi" w:cstheme="majorBidi"/>
-          <w:rtl/>
-        </w:rPr>
-      </w:pPr>
-      <w:r>
-        <w:rPr>
-          <w:rFonts w:asciiTheme="majorBidi" w:hAnsiTheme="majorBidi"/>
-          <w:rtl/>
-        </w:rPr>
-        <w:t>"אני מזהה טוב יותר סימני מצוקה רגשית"</w:t>
-      </w:r>
-    </w:p>
-    <w:p>
-      <w:pPr>
-        <w:pStyle w:val="ListParagraph"/>
-        <w:numPr>
-          <w:ilvl w:val="0"/>
-          <w:numId w:val="50"/>
-        </w:numPr>
-        <w:spacing w:line="360" w:lineRule="auto"/>
-        <w:rPr>
-          <w:rFonts w:asciiTheme="majorBidi" w:hAnsiTheme="majorBidi" w:cstheme="majorBidi"/>
-          <w:rtl/>
-        </w:rPr>
-      </w:pPr>
-      <w:r>
-        <w:rPr>
-          <w:rFonts w:asciiTheme="majorBidi" w:hAnsiTheme="majorBidi"/>
-          <w:rtl/>
-        </w:rPr>
-        <w:t>"שיפרתי את יכולתי להגיב למצבים מאתגרים ספציפיים"</w:t>
-      </w:r>
-    </w:p>
-    <w:p>
-      <w:pPr>
-        <w:pStyle w:val="ListParagraph"/>
-        <w:numPr>
-          <w:ilvl w:val="0"/>
-          <w:numId w:val="50"/>
-        </w:numPr>
-        <w:spacing w:line="360" w:lineRule="auto"/>
-        <w:rPr>
-          <w:rFonts w:asciiTheme="majorBidi" w:hAnsiTheme="majorBidi" w:cstheme="majorBidi"/>
-          <w:rtl/>
-        </w:rPr>
-      </w:pPr>
-      <w:r>
-        <w:rPr>
-          <w:rFonts w:asciiTheme="majorBidi" w:hAnsiTheme="majorBidi"/>
-          <w:rtl/>
-        </w:rPr>
-        <w:t>"אני מרגיש/ה בטוח/ה יותר בהתמודדות עם בעיות ספציפיות בעבודתי/בהורות שלי"</w:t>
-      </w:r>
-    </w:p>
-    <w:p>
-      <w:pPr>
-        <w:spacing w:line="360" w:lineRule="auto"/>
-        <w:rPr>
-          <w:rFonts w:asciiTheme="majorBidi" w:hAnsiTheme="majorBidi" w:cstheme="majorBidi"/>
-          <w:rtl/>
-        </w:rPr>
-      </w:pPr>
-    </w:p>
-    <w:p>
-      <w:pPr>
-        <w:spacing w:line="360" w:lineRule="auto"/>
-        <w:rPr>
-          <w:rFonts w:asciiTheme="majorBidi" w:hAnsiTheme="majorBidi" w:cstheme="majorBidi"/>
-          <w:b/>
-          <w:bCs/>
-          <w:rtl/>
-        </w:rPr>
-      </w:pPr>
-      <w:r>
-        <w:rPr>
-          <w:rFonts w:asciiTheme="majorBidi" w:hAnsiTheme="majorBidi"/>
-          <w:b/>
-          <w:bCs/>
-          <w:rtl/>
-        </w:rPr>
-        <w:t>פוטנציאל ליישום</w:t>
-      </w:r>
-    </w:p>
-    <w:p>
-      <w:pPr>
-        <w:pStyle w:val="ListParagraph"/>
-        <w:numPr>
-          <w:ilvl w:val="0"/>
-          <w:numId w:val="52"/>
-        </w:numPr>
-        <w:spacing w:line="360" w:lineRule="auto"/>
-        <w:rPr>
-          <w:rFonts w:asciiTheme="majorBidi" w:hAnsiTheme="majorBidi" w:cstheme="majorBidi"/>
-          <w:rtl/>
-        </w:rPr>
-      </w:pPr>
-      <w:r>
-        <w:rPr>
-          <w:rFonts w:asciiTheme="majorBidi" w:hAnsiTheme="majorBidi"/>
-          <w:rtl/>
-        </w:rPr>
-        <w:t>"הייתי ממליץ/ה על הכלי הזה לקולגות/הורים אחרים"</w:t>
-      </w:r>
-    </w:p>
-    <w:p>
-      <w:pPr>
-        <w:pStyle w:val="ListParagraph"/>
-        <w:numPr>
-          <w:ilvl w:val="0"/>
-          <w:numId w:val="52"/>
-        </w:numPr>
-        <w:spacing w:line="360" w:lineRule="auto"/>
-        <w:rPr>
-          <w:rFonts w:asciiTheme="majorBidi" w:hAnsiTheme="majorBidi" w:cstheme="majorBidi"/>
-          <w:rtl/>
-        </w:rPr>
-      </w:pPr>
-      <w:r>
-        <w:rPr>
-          <w:rFonts w:asciiTheme="majorBidi" w:hAnsiTheme="majorBidi"/>
-          <w:rtl/>
-        </w:rPr>
-        <w:t>"המערכת משלימה את הידע והמיומנויות הקיימים שלי"</w:t>
-      </w:r>
-    </w:p>
-    <w:p>
-      <w:pPr>
-        <w:pStyle w:val="ListParagraph"/>
-        <w:numPr>
-          <w:ilvl w:val="0"/>
-          <w:numId w:val="52"/>
-        </w:numPr>
-        <w:spacing w:line="360" w:lineRule="auto"/>
-        <w:rPr>
-          <w:rFonts w:asciiTheme="majorBidi" w:hAnsiTheme="majorBidi" w:cstheme="majorBidi"/>
-          <w:rtl/>
-        </w:rPr>
-      </w:pPr>
-      <w:r>
-        <w:rPr>
-          <w:rFonts w:asciiTheme="majorBidi" w:hAnsiTheme="majorBidi"/>
-          <w:rtl/>
-        </w:rPr>
-        <w:t>"אני רואה יישומים מעשיים לכלי זה בעבודתי/בהורות שלי"</w:t>
-      </w:r>
-    </w:p>
-    <w:p>
-      <w:pPr>
-        <w:pStyle w:val="ListParagraph"/>
-        <w:numPr>
-          <w:ilvl w:val="0"/>
-          <w:numId w:val="52"/>
-        </w:numPr>
-        <w:spacing w:line="360" w:lineRule="auto"/>
-        <w:rPr>
-          <w:rFonts w:asciiTheme="majorBidi" w:hAnsiTheme="majorBidi" w:cstheme="majorBidi"/>
-        </w:rPr>
-      </w:pPr>
-      <w:r>
-        <w:rPr>
-          <w:rFonts w:asciiTheme="majorBidi" w:hAnsiTheme="majorBidi"/>
-          <w:rtl/>
-        </w:rPr>
-        <w:t>"חווית הלמידה הייתה רלוונטית לצרכים שלי"</w:t>
-      </w:r>
-    </w:p>
-    <w:p>
-      <w:pPr>
-        <w:spacing w:line="360" w:lineRule="auto"/>
-        <w:rPr>
-          <w:rFonts w:asciiTheme="majorBidi" w:hAnsiTheme="majorBidi" w:cstheme="majorBidi"/>
-          <w:b/>
-          <w:bCs/>
-          <w:rtl/>
-        </w:rPr>
-      </w:pPr>
-      <w:r>
-        <w:rPr>
-          <w:rFonts w:asciiTheme="majorBidi" w:hAnsiTheme="majorBidi" w:cstheme="majorBidi" w:hint="cs"/>
-          <w:b/>
-          <w:bCs/>
-          <w:rtl/>
-        </w:rPr>
-        <w:t>בהרצה למטפלים לפני העברה להורים:</w:t>
-      </w:r>
-    </w:p>
-    <w:p>
-      <w:pPr>
-        <w:pStyle w:val="ListParagraph"/>
-        <w:numPr>
-          <w:ilvl w:val="0"/>
-          <w:numId w:val="55"/>
-        </w:numPr>
-        <w:spacing w:line="360" w:lineRule="auto"/>
-        <w:rPr>
-          <w:rFonts w:asciiTheme="majorBidi" w:hAnsiTheme="majorBidi" w:cstheme="majorBidi"/>
-        </w:rPr>
-      </w:pPr>
-      <w:r>
-        <w:rPr>
-          <w:rFonts w:asciiTheme="majorBidi" w:hAnsiTheme="majorBidi" w:cstheme="majorBidi" w:hint="cs"/>
-          <w:rtl/>
-        </w:rPr>
-        <w:t>"עד כמה את/</w:t>
-      </w:r>
-      <w:r>
-        <w:rPr>
-          <w:rFonts w:asciiTheme="majorBidi" w:hAnsiTheme="majorBidi" w:cstheme="majorBidi" w:hint="cs"/>
-          <w:rtl/>
-        </w:rPr>
-        <w:t>ה</w:t>
-      </w:r>
-      <w:r>
-        <w:rPr>
-          <w:rFonts w:asciiTheme="majorBidi" w:hAnsiTheme="majorBidi" w:cstheme="majorBidi" w:hint="cs"/>
-          <w:rtl/>
-        </w:rPr>
-        <w:t xml:space="preserve"> מרגיש/ה שהעבודה עם </w:t>
-      </w:r>
-      <w:r>
-        <w:rPr>
-          <w:rFonts w:asciiTheme="majorBidi" w:hAnsiTheme="majorBidi" w:cstheme="majorBidi" w:hint="cs"/>
-          <w:rtl/>
-        </w:rPr>
-        <w:t>ה</w:t>
-      </w:r>
-      <w:r>
-        <w:rPr>
-          <w:rFonts w:asciiTheme="majorBidi" w:hAnsiTheme="majorBidi" w:cstheme="majorBidi" w:hint="cs"/>
-          <w:rtl/>
-        </w:rPr>
-        <w:t xml:space="preserve">כלי </w:t>
-      </w:r>
-      <w:r>
-        <w:rPr>
-          <w:rFonts w:asciiTheme="majorBidi" w:hAnsiTheme="majorBidi" w:cstheme="majorBidi" w:hint="cs"/>
-          <w:rtl/>
-        </w:rPr>
-        <w:t xml:space="preserve">בעלת פוטנציאל </w:t>
-      </w:r>
-      <w:r>
-        <w:rPr>
-          <w:rFonts w:asciiTheme="majorBidi" w:hAnsiTheme="majorBidi" w:cstheme="majorBidi" w:hint="cs"/>
-          <w:rtl/>
-        </w:rPr>
-        <w:t>לשפר מיומנויות הוריות?"</w:t>
-      </w:r>
-    </w:p>
-    <w:p>
-      <w:pPr>
-        <w:pStyle w:val="ListParagraph"/>
-        <w:numPr>
-          <w:ilvl w:val="0"/>
-          <w:numId w:val="55"/>
-        </w:numPr>
-        <w:spacing w:line="360" w:lineRule="auto"/>
-        <w:rPr>
-          <w:rFonts w:asciiTheme="majorBidi" w:hAnsiTheme="majorBidi" w:cstheme="majorBidi"/>
-          <w:rtl/>
-        </w:rPr>
-      </w:pPr>
-      <w:r>
-        <w:rPr>
-          <w:rFonts w:asciiTheme="majorBidi" w:hAnsiTheme="majorBidi" w:cstheme="majorBidi" w:hint="cs"/>
-          <w:rtl/>
-        </w:rPr>
-        <w:t xml:space="preserve">"עד כמה אתה מרגיש שהכלי יכול </w:t>
-      </w:r>
-      <w:r>
-        <w:rPr>
-          <w:rFonts w:asciiTheme="majorBidi" w:hAnsiTheme="majorBidi" w:cstheme="majorBidi" w:hint="cs"/>
-          <w:rtl/>
-        </w:rPr>
-        <w:t xml:space="preserve">להוות </w:t>
-      </w:r>
-      <w:r>
-        <w:rPr>
-          <w:rFonts w:asciiTheme="majorBidi" w:hAnsiTheme="majorBidi" w:cstheme="majorBidi" w:hint="cs"/>
-          <w:rtl/>
-        </w:rPr>
-        <w:t xml:space="preserve">חלק מהתערבות </w:t>
-      </w:r>
-      <w:r>
-        <w:rPr>
-          <w:rFonts w:asciiTheme="majorBidi" w:hAnsiTheme="majorBidi" w:cstheme="majorBidi" w:hint="cs"/>
-          <w:rtl/>
-        </w:rPr>
-        <w:t xml:space="preserve">טיפולית </w:t>
-      </w:r>
-      <w:r>
-        <w:rPr>
-          <w:rFonts w:asciiTheme="majorBidi" w:hAnsiTheme="majorBidi" w:cstheme="majorBidi" w:hint="cs"/>
-          <w:rtl/>
-        </w:rPr>
-        <w:t>להורים?"</w:t>
-      </w:r>
-    </w:p>
-    <w:p>
-      <w:pPr>
-        <w:spacing w:line="360" w:lineRule="auto"/>
-        <w:rPr>
-          <w:rFonts w:asciiTheme="majorBidi" w:hAnsiTheme="majorBidi"/>
-          <w:rtl/>
-        </w:rPr>
-      </w:pPr>
-    </w:p>
-    <w:p>
-      <w:pPr>
-        <w:spacing w:line="360" w:lineRule="auto"/>
-        <w:rPr>
-          <w:rFonts w:asciiTheme="majorBidi" w:hAnsiTheme="majorBidi" w:cstheme="majorBidi"/>
-          <w:b/>
-          <w:bCs/>
-          <w:rtl/>
-        </w:rPr>
-      </w:pPr>
-      <w:r>
-        <w:rPr>
-          <w:rFonts w:asciiTheme="majorBidi" w:hAnsiTheme="majorBidi"/>
-          <w:b/>
-          <w:bCs/>
-          <w:rtl/>
-        </w:rPr>
-        <w:t>משוב פתוח</w:t>
-      </w:r>
-    </w:p>
-    <w:p>
-      <w:pPr>
-        <w:pStyle w:val="ListParagraph"/>
-        <w:numPr>
-          <w:ilvl w:val="0"/>
-          <w:numId w:val="53"/>
-        </w:numPr>
-        <w:spacing w:line="360" w:lineRule="auto"/>
-        <w:rPr>
-          <w:rFonts w:asciiTheme="majorBidi" w:hAnsiTheme="majorBidi" w:cstheme="majorBidi"/>
-          <w:rtl/>
-        </w:rPr>
-      </w:pPr>
-      <w:r>
-        <w:rPr>
-          <w:rFonts w:asciiTheme="majorBidi" w:hAnsiTheme="majorBidi"/>
-          <w:rtl/>
-        </w:rPr>
-        <w:t>תאר/י את חווייתך עם מערכת הבינה המלאכותית:</w:t>
-      </w:r>
-    </w:p>
-    <w:p>
-      <w:pPr>
-        <w:pStyle w:val="ListParagraph"/>
-        <w:numPr>
-          <w:ilvl w:val="0"/>
-          <w:numId w:val="53"/>
-        </w:numPr>
-        <w:spacing w:line="360" w:lineRule="auto"/>
-        <w:rPr>
-          <w:rFonts w:asciiTheme="majorBidi" w:hAnsiTheme="majorBidi" w:cstheme="majorBidi"/>
-          <w:rtl/>
-        </w:rPr>
-      </w:pPr>
-      <w:r>
-        <w:rPr>
-          <w:rFonts w:asciiTheme="majorBidi" w:hAnsiTheme="majorBidi"/>
-          <w:rtl/>
-        </w:rPr>
-        <w:t>אילו היבטים היו המשמעותיים ביותר?</w:t>
-      </w:r>
-    </w:p>
-    <w:p>
-      <w:pPr>
-        <w:pStyle w:val="ListParagraph"/>
-        <w:numPr>
-          <w:ilvl w:val="0"/>
-          <w:numId w:val="53"/>
-        </w:numPr>
-        <w:spacing w:line="360" w:lineRule="auto"/>
-        <w:rPr>
-          <w:rFonts w:asciiTheme="majorBidi" w:hAnsiTheme="majorBidi" w:cstheme="majorBidi"/>
-          <w:rtl/>
-        </w:rPr>
-      </w:pPr>
-      <w:r>
-        <w:rPr>
-          <w:rFonts w:asciiTheme="majorBidi" w:hAnsiTheme="majorBidi"/>
-          <w:rtl/>
-        </w:rPr>
-        <w:t>אילו אתגרים נתקלת בהם?</w:t>
-      </w:r>
-    </w:p>
-    <w:p>
-      <w:pPr>
-        <w:pStyle w:val="ListParagraph"/>
-        <w:numPr>
-          <w:ilvl w:val="0"/>
-          <w:numId w:val="53"/>
-        </w:numPr>
-        <w:spacing w:line="360" w:lineRule="auto"/>
-        <w:rPr>
-          <w:rFonts w:asciiTheme="majorBidi" w:hAnsiTheme="majorBidi" w:cstheme="majorBidi"/>
-          <w:rtl/>
-        </w:rPr>
-      </w:pPr>
-      <w:r>
-        <w:rPr>
-          <w:rFonts w:asciiTheme="majorBidi" w:hAnsiTheme="majorBidi"/>
-          <w:rtl/>
-        </w:rPr>
-        <w:t xml:space="preserve">כיצד </w:t>
-      </w:r>
-      <w:r>
-        <w:rPr>
-          <w:rFonts w:asciiTheme="majorBidi" w:hAnsiTheme="majorBidi" w:hint="cs"/>
-          <w:rtl/>
-        </w:rPr>
-        <w:t>לדע</w:t>
-      </w:r>
-      <w:r>
-        <w:rPr>
-          <w:rFonts w:asciiTheme="majorBidi" w:hAnsiTheme="majorBidi" w:hint="cs"/>
-          <w:rtl/>
-        </w:rPr>
-        <w:t>ת</w:t>
-      </w:r>
-      <w:r>
-        <w:rPr>
-          <w:rFonts w:asciiTheme="majorBidi" w:hAnsiTheme="majorBidi" w:hint="cs"/>
-          <w:rtl/>
-        </w:rPr>
-        <w:t xml:space="preserve">ך </w:t>
-      </w:r>
-      <w:r>
-        <w:rPr>
-          <w:rFonts w:asciiTheme="majorBidi" w:hAnsiTheme="majorBidi"/>
-          <w:rtl/>
-        </w:rPr>
-        <w:t xml:space="preserve">ניתן לשפר את </w:t>
-      </w:r>
-      <w:r>
-        <w:rPr>
-          <w:rFonts w:asciiTheme="majorBidi" w:hAnsiTheme="majorBidi" w:hint="cs"/>
-          <w:rtl/>
-        </w:rPr>
-        <w:t>הכלי</w:t>
-      </w:r>
-      <w:r>
-        <w:rPr>
-          <w:rFonts w:asciiTheme="majorBidi" w:hAnsiTheme="majorBidi"/>
-          <w:rtl/>
-        </w:rPr>
-        <w:t>?</w:t>
-      </w:r>
-    </w:p>
-    <w:p>
-      <w:pPr>
-        <w:spacing w:line="360" w:lineRule="auto"/>
-        <w:rPr>
-          <w:rFonts w:asciiTheme="majorBidi" w:hAnsiTheme="majorBidi" w:cstheme="majorBidi"/>
-          <w:rtl/>
-        </w:rPr>
-      </w:pPr>
-      <w:r>
-        <w:rPr>
-          <w:rFonts w:asciiTheme="majorBidi" w:hAnsiTheme="majorBidi"/>
-          <w:rtl/>
-        </w:rPr>
-        <w:t>הערכת השפעה:</w:t>
-      </w:r>
-    </w:p>
-    <w:p>
-      <w:pPr>
-        <w:pStyle w:val="ListParagraph"/>
-        <w:numPr>
-          <w:ilvl w:val="0"/>
-          <w:numId w:val="54"/>
-        </w:numPr>
-        <w:spacing w:line="360" w:lineRule="auto"/>
-        <w:rPr>
-          <w:rFonts w:asciiTheme="majorBidi" w:hAnsiTheme="majorBidi" w:cstheme="majorBidi"/>
-          <w:rtl/>
-        </w:rPr>
-      </w:pPr>
-      <w:r>
-        <w:rPr>
-          <w:rFonts w:asciiTheme="majorBidi" w:hAnsiTheme="majorBidi" w:hint="cs"/>
-          <w:rtl/>
-        </w:rPr>
-        <w:lastRenderedPageBreak/>
-        <w:t>האם ו</w:t>
-      </w:r>
-      <w:r>
-        <w:rPr>
-          <w:rFonts w:asciiTheme="majorBidi" w:hAnsiTheme="majorBidi"/>
-          <w:rtl/>
-        </w:rPr>
-        <w:t>כיצד את/ה מתכננ/ת ליישם את מה שלמדת?</w:t>
-      </w:r>
-    </w:p>
-    <w:p>
-      <w:pPr>
-        <w:pStyle w:val="ListParagraph"/>
-        <w:numPr>
-          <w:ilvl w:val="0"/>
-          <w:numId w:val="54"/>
-        </w:numPr>
-        <w:spacing w:line="360" w:lineRule="auto"/>
-        <w:rPr>
-          <w:rFonts w:asciiTheme="majorBidi" w:hAnsiTheme="majorBidi" w:cstheme="majorBidi"/>
-          <w:rtl/>
-        </w:rPr>
-      </w:pPr>
-      <w:r>
-        <w:rPr>
-          <w:rFonts w:asciiTheme="majorBidi" w:hAnsiTheme="majorBidi"/>
-          <w:rtl/>
-        </w:rPr>
-        <w:t>אילו תובנות או מיומנויות ספציפיות רכשת?</w:t>
-      </w:r>
-    </w:p>
-    <w:p>
-      <w:pPr>
-        <w:pStyle w:val="ListParagraph"/>
-        <w:numPr>
-          <w:ilvl w:val="0"/>
-          <w:numId w:val="54"/>
-        </w:numPr>
-        <w:spacing w:line="360" w:lineRule="auto"/>
-        <w:rPr>
-          <w:rFonts w:asciiTheme="majorBidi" w:hAnsiTheme="majorBidi" w:cstheme="majorBidi"/>
-        </w:rPr>
-      </w:pPr>
-      <w:r>
-        <w:rPr>
-          <w:rFonts w:asciiTheme="majorBidi" w:hAnsiTheme="majorBidi"/>
-          <w:rtl/>
-        </w:rPr>
-        <w:t>איזו תמיכה נוספת תסייע בלמידה שלך?</w:t>
-      </w:r>
-    </w:p>
-    <w:p>
-      <w:pPr>
-        <w:spacing w:line="360" w:lineRule="auto"/>
-        <w:ind w:left="360"/>
-        <w:rPr>
-          <w:rFonts w:asciiTheme="majorBidi" w:hAnsiTheme="majorBidi" w:cstheme="majorBidi"/>
-        </w:rPr>
-      </w:pPr>
-    </w:p>
-    <w:p>
-      <w:pPr>
-        <w:spacing w:line="360" w:lineRule="auto"/>
-        <w:rPr>
-          <w:rFonts w:asciiTheme="majorBidi" w:hAnsiTheme="majorBidi" w:cstheme="majorBidi"/>
-          <w:rtl/>
-        </w:rPr>
-      </w:pPr>
-      <w:r>
-        <w:rPr>
-          <w:rFonts w:asciiTheme="majorBidi" w:hAnsiTheme="majorBidi"/>
-          <w:u w:val="single"/>
-          <w:rtl/>
-        </w:rPr>
-        <w:t>חלק ד': מחוון הערכה למומחים (לניתוח התמלילים)</w:t>
-      </w:r>
-      <w:r>
-        <w:rPr>
-          <w:rFonts w:asciiTheme="majorBidi" w:hAnsiTheme="majorBidi"/>
-          <w:rtl/>
-        </w:rPr>
-        <w:t xml:space="preserve"> </w:t>
-      </w:r>
-    </w:p>
-    <w:p>
-      <w:pPr>
-        <w:spacing w:line="360" w:lineRule="auto"/>
-        <w:rPr>
-          <w:rFonts w:asciiTheme="majorBidi" w:hAnsiTheme="majorBidi" w:cstheme="majorBidi"/>
-          <w:rtl/>
-        </w:rPr>
-      </w:pPr>
-      <w:r>
-        <w:rPr>
-          <w:rFonts w:asciiTheme="majorBidi" w:hAnsiTheme="majorBidi"/>
-          <w:rtl/>
-        </w:rPr>
-        <w:t>מחוון זה ישמש את המומחים הקליניים להערכת האינטראקציה, תוך מתן ציונים (סולם 1-7) בשלושה ממדים מרכזיים. המחוון בוחן הן את המשתתף והן את מערכת ה-</w:t>
-      </w:r>
-      <w:r>
-        <w:rPr>
-          <w:rFonts w:asciiTheme="majorBidi" w:hAnsiTheme="majorBidi" w:cstheme="majorBidi"/>
-        </w:rPr>
-        <w:t>AI</w:t>
-      </w:r>
-      <w:r>
-        <w:rPr>
-          <w:rFonts w:asciiTheme="majorBidi" w:hAnsiTheme="majorBidi"/>
-          <w:rtl/>
-        </w:rPr>
-        <w:t>:</w:t>
-      </w:r>
-    </w:p>
-    <w:p>
-      <w:pPr>
-        <w:pStyle w:val="ListParagraph"/>
-        <w:numPr>
-          <w:ilvl w:val="0"/>
-          <w:numId w:val="58"/>
-        </w:numPr>
-        <w:spacing w:line="360" w:lineRule="auto"/>
-        <w:rPr>
-          <w:rFonts w:asciiTheme="majorBidi" w:hAnsiTheme="majorBidi" w:cstheme="majorBidi"/>
-        </w:rPr>
-      </w:pPr>
-      <w:r>
-        <w:rPr>
-          <w:rFonts w:asciiTheme="majorBidi" w:hAnsiTheme="majorBidi"/>
-          <w:rtl/>
-        </w:rPr>
-        <w:t>ביצועי ההורה (</w:t>
-      </w:r>
-      <w:r>
-        <w:rPr>
-          <w:rFonts w:asciiTheme="majorBidi" w:hAnsiTheme="majorBidi" w:cstheme="majorBidi"/>
-        </w:rPr>
-        <w:t>Parent Performance</w:t>
-      </w:r>
-      <w:r>
-        <w:rPr>
-          <w:rFonts w:asciiTheme="majorBidi" w:hAnsiTheme="majorBidi"/>
-          <w:rtl/>
-        </w:rPr>
-        <w:t>)</w:t>
-      </w:r>
-      <w:r>
-        <w:rPr>
-          <w:rFonts w:asciiTheme="majorBidi" w:hAnsiTheme="majorBidi" w:hint="cs"/>
-          <w:rtl/>
-        </w:rPr>
-        <w:t xml:space="preserve">. </w:t>
-      </w:r>
-      <w:r>
-        <w:rPr>
-          <w:rFonts w:asciiTheme="majorBidi" w:hAnsiTheme="majorBidi"/>
-          <w:rtl/>
-        </w:rPr>
-        <w:t>הערכת איכות התגובה ההורית בזמן אמת:</w:t>
-      </w:r>
-    </w:p>
-    <w:p>
-      <w:pPr>
-        <w:pStyle w:val="ListParagraph"/>
-        <w:numPr>
-          <w:ilvl w:val="1"/>
-          <w:numId w:val="58"/>
-        </w:numPr>
-        <w:spacing w:line="360" w:lineRule="auto"/>
-        <w:rPr>
-          <w:rFonts w:asciiTheme="majorBidi" w:hAnsiTheme="majorBidi" w:cstheme="majorBidi"/>
-          <w:rtl/>
-        </w:rPr>
-      </w:pPr>
-      <w:r>
-        <w:rPr>
-          <w:rFonts w:asciiTheme="majorBidi" w:hAnsiTheme="majorBidi"/>
-          <w:rtl/>
-        </w:rPr>
-        <w:t>עומק ההבנה והחיבור (</w:t>
-      </w:r>
-      <w:r>
-        <w:rPr>
-          <w:rFonts w:asciiTheme="majorBidi" w:hAnsiTheme="majorBidi" w:cstheme="majorBidi"/>
-        </w:rPr>
-        <w:t>Depth of Understanding</w:t>
-      </w:r>
-      <w:r>
-        <w:rPr>
-          <w:rFonts w:asciiTheme="majorBidi" w:hAnsiTheme="majorBidi"/>
-          <w:rtl/>
-        </w:rPr>
-        <w:t>).</w:t>
-      </w:r>
-    </w:p>
-    <w:p>
-      <w:pPr>
-        <w:pStyle w:val="ListParagraph"/>
-        <w:numPr>
-          <w:ilvl w:val="0"/>
-          <w:numId w:val="56"/>
-        </w:numPr>
-        <w:spacing w:line="360" w:lineRule="auto"/>
-        <w:rPr>
-          <w:rFonts w:asciiTheme="majorBidi" w:hAnsiTheme="majorBidi" w:cstheme="majorBidi"/>
-          <w:rtl/>
-        </w:rPr>
-      </w:pPr>
-      <w:r>
-        <w:rPr>
-          <w:rFonts w:asciiTheme="majorBidi" w:hAnsiTheme="majorBidi"/>
-          <w:rtl/>
-        </w:rPr>
-        <w:t>רגישות ותיקוף (</w:t>
-      </w:r>
-      <w:r>
-        <w:rPr>
-          <w:rFonts w:asciiTheme="majorBidi" w:hAnsiTheme="majorBidi" w:cstheme="majorBidi"/>
-        </w:rPr>
-        <w:t>Emotional Sensitivity and Validation</w:t>
-      </w:r>
-      <w:r>
-        <w:rPr>
-          <w:rFonts w:asciiTheme="majorBidi" w:hAnsiTheme="majorBidi"/>
-          <w:rtl/>
-        </w:rPr>
-        <w:t>).</w:t>
-      </w:r>
-    </w:p>
-    <w:p>
-      <w:pPr>
-        <w:pStyle w:val="ListParagraph"/>
-        <w:numPr>
-          <w:ilvl w:val="0"/>
-          <w:numId w:val="56"/>
-        </w:numPr>
-        <w:spacing w:line="360" w:lineRule="auto"/>
-        <w:rPr>
-          <w:rFonts w:asciiTheme="majorBidi" w:hAnsiTheme="majorBidi" w:cstheme="majorBidi"/>
-          <w:rtl/>
-        </w:rPr>
-      </w:pPr>
-      <w:r>
-        <w:rPr>
-          <w:rFonts w:asciiTheme="majorBidi" w:hAnsiTheme="majorBidi"/>
-          <w:rtl/>
-        </w:rPr>
-        <w:t>גמישות והתאמה למצב (</w:t>
-      </w:r>
-      <w:r>
-        <w:rPr>
-          <w:rFonts w:asciiTheme="majorBidi" w:hAnsiTheme="majorBidi" w:cstheme="majorBidi"/>
-        </w:rPr>
-        <w:t>Adaptiveness</w:t>
-      </w:r>
-      <w:r>
-        <w:rPr>
-          <w:rFonts w:asciiTheme="majorBidi" w:hAnsiTheme="majorBidi"/>
-          <w:rtl/>
-        </w:rPr>
-        <w:t>).</w:t>
-      </w:r>
-    </w:p>
-    <w:p>
-      <w:pPr>
-        <w:pStyle w:val="ListParagraph"/>
-        <w:numPr>
-          <w:ilvl w:val="0"/>
-          <w:numId w:val="56"/>
-        </w:numPr>
-        <w:spacing w:line="360" w:lineRule="auto"/>
-        <w:rPr>
-          <w:rFonts w:asciiTheme="majorBidi" w:hAnsiTheme="majorBidi" w:cstheme="majorBidi"/>
-          <w:rtl/>
-        </w:rPr>
-      </w:pPr>
-      <w:r>
-        <w:rPr>
-          <w:rFonts w:asciiTheme="majorBidi" w:hAnsiTheme="majorBidi"/>
-          <w:rtl/>
-        </w:rPr>
-        <w:t>איזון בין אמפתיה להצבת גבולות (</w:t>
-      </w:r>
-      <w:r>
-        <w:rPr>
-          <w:rFonts w:asciiTheme="majorBidi" w:hAnsiTheme="majorBidi" w:cstheme="majorBidi"/>
-        </w:rPr>
-        <w:t>Balance of Empathy and Boundaries</w:t>
-      </w:r>
-      <w:r>
-        <w:rPr>
-          <w:rFonts w:asciiTheme="majorBidi" w:hAnsiTheme="majorBidi"/>
-          <w:rtl/>
-        </w:rPr>
-        <w:t>).</w:t>
-      </w:r>
-    </w:p>
-    <w:p>
-      <w:pPr>
-        <w:pStyle w:val="ListParagraph"/>
-        <w:numPr>
-          <w:ilvl w:val="0"/>
-          <w:numId w:val="56"/>
-        </w:numPr>
-        <w:spacing w:line="360" w:lineRule="auto"/>
-        <w:rPr>
-          <w:rFonts w:asciiTheme="majorBidi" w:hAnsiTheme="majorBidi" w:cstheme="majorBidi"/>
-          <w:rtl/>
-        </w:rPr>
-      </w:pPr>
-      <w:r>
-        <w:rPr>
-          <w:rFonts w:asciiTheme="majorBidi" w:hAnsiTheme="majorBidi"/>
-          <w:rtl/>
-        </w:rPr>
-        <w:t>ויסות רגשי (</w:t>
-      </w:r>
-      <w:r>
-        <w:rPr>
-          <w:rFonts w:asciiTheme="majorBidi" w:hAnsiTheme="majorBidi" w:cstheme="majorBidi"/>
-        </w:rPr>
-        <w:t>Emotion Regulation</w:t>
-      </w:r>
-      <w:r>
-        <w:rPr>
-          <w:rFonts w:asciiTheme="majorBidi" w:hAnsiTheme="majorBidi"/>
-          <w:rtl/>
-        </w:rPr>
-        <w:t>).</w:t>
-      </w:r>
-    </w:p>
-    <w:p>
-      <w:pPr>
-        <w:pStyle w:val="ListParagraph"/>
-        <w:numPr>
-          <w:ilvl w:val="0"/>
-          <w:numId w:val="56"/>
-        </w:numPr>
-        <w:spacing w:line="360" w:lineRule="auto"/>
-        <w:rPr>
-          <w:rFonts w:asciiTheme="majorBidi" w:hAnsiTheme="majorBidi" w:cstheme="majorBidi"/>
-          <w:rtl/>
-        </w:rPr>
-      </w:pPr>
-      <w:r>
-        <w:rPr>
-          <w:rFonts w:asciiTheme="majorBidi" w:hAnsiTheme="majorBidi"/>
-          <w:rtl/>
-        </w:rPr>
-        <w:t>שימוש בשפה תומכת (</w:t>
-      </w:r>
-      <w:r>
-        <w:rPr>
-          <w:rFonts w:asciiTheme="majorBidi" w:hAnsiTheme="majorBidi" w:cstheme="majorBidi"/>
-        </w:rPr>
-        <w:t>Supportive Use of Language</w:t>
-      </w:r>
-      <w:r>
-        <w:rPr>
-          <w:rFonts w:asciiTheme="majorBidi" w:hAnsiTheme="majorBidi"/>
-          <w:rtl/>
-        </w:rPr>
-        <w:t>).</w:t>
-      </w:r>
-    </w:p>
-    <w:p>
-      <w:pPr>
-        <w:spacing w:line="360" w:lineRule="auto"/>
-        <w:rPr>
-          <w:rFonts w:asciiTheme="majorBidi" w:hAnsiTheme="majorBidi" w:cstheme="majorBidi"/>
-          <w:rtl/>
-        </w:rPr>
-      </w:pPr>
-    </w:p>
-    <w:p>
-      <w:pPr>
-        <w:pStyle w:val="ListParagraph"/>
-        <w:numPr>
-          <w:ilvl w:val="0"/>
-          <w:numId w:val="58"/>
-        </w:numPr>
-        <w:spacing w:line="360" w:lineRule="auto"/>
-        <w:rPr>
-          <w:rFonts w:asciiTheme="majorBidi" w:hAnsiTheme="majorBidi"/>
-        </w:rPr>
-      </w:pPr>
-      <w:r>
-        <w:rPr>
-          <w:rFonts w:asciiTheme="majorBidi" w:hAnsiTheme="majorBidi"/>
-          <w:rtl/>
-        </w:rPr>
-        <w:t>תהליך הלמידה של ההורה (</w:t>
-      </w:r>
-      <w:r>
-        <w:rPr>
-          <w:rFonts w:asciiTheme="majorBidi" w:hAnsiTheme="majorBidi" w:cstheme="majorBidi"/>
-        </w:rPr>
-        <w:t>Parent Learning</w:t>
-      </w:r>
-      <w:r>
-        <w:rPr>
-          <w:rFonts w:asciiTheme="majorBidi" w:hAnsiTheme="majorBidi"/>
-          <w:rtl/>
-        </w:rPr>
-        <w:t>)</w:t>
-      </w:r>
-      <w:r>
-        <w:rPr>
-          <w:rFonts w:asciiTheme="majorBidi" w:hAnsiTheme="majorBidi" w:hint="cs"/>
-          <w:rtl/>
-        </w:rPr>
-        <w:t xml:space="preserve">. </w:t>
-      </w:r>
-      <w:r>
-        <w:rPr>
-          <w:rFonts w:asciiTheme="majorBidi" w:hAnsiTheme="majorBidi"/>
-          <w:rtl/>
-        </w:rPr>
-        <w:t>הערכת ההתפתחות לאורך הסימולציה:</w:t>
-      </w:r>
-    </w:p>
-    <w:p>
-      <w:pPr>
-        <w:pStyle w:val="ListParagraph"/>
-        <w:numPr>
-          <w:ilvl w:val="1"/>
-          <w:numId w:val="58"/>
-        </w:numPr>
-        <w:spacing w:line="360" w:lineRule="auto"/>
-        <w:rPr>
-          <w:rFonts w:asciiTheme="majorBidi" w:hAnsiTheme="majorBidi"/>
-        </w:rPr>
-      </w:pPr>
-      <w:r>
-        <w:rPr>
-          <w:rFonts w:asciiTheme="majorBidi" w:hAnsiTheme="majorBidi"/>
-          <w:rtl/>
-        </w:rPr>
-        <w:t>עדות לשינוי או הסתגלות (</w:t>
-      </w:r>
-      <w:r>
-        <w:rPr>
-          <w:rFonts w:asciiTheme="majorBidi" w:hAnsiTheme="majorBidi"/>
-        </w:rPr>
-        <w:t>Evidence of Change</w:t>
-      </w:r>
-      <w:r>
-        <w:rPr>
-          <w:rFonts w:asciiTheme="majorBidi" w:hAnsiTheme="majorBidi"/>
-          <w:rtl/>
-        </w:rPr>
-        <w:t>).</w:t>
-      </w:r>
-    </w:p>
-    <w:p>
-      <w:pPr>
-        <w:pStyle w:val="ListParagraph"/>
-        <w:numPr>
-          <w:ilvl w:val="1"/>
-          <w:numId w:val="58"/>
-        </w:numPr>
-        <w:spacing w:line="360" w:lineRule="auto"/>
-        <w:rPr>
-          <w:rFonts w:asciiTheme="majorBidi" w:hAnsiTheme="majorBidi"/>
-        </w:rPr>
-      </w:pPr>
-      <w:r>
-        <w:rPr>
-          <w:rFonts w:asciiTheme="majorBidi" w:hAnsiTheme="majorBidi"/>
-          <w:rtl/>
-        </w:rPr>
-        <w:t>יישום המשוב שניתן על ידי הבוט הטיפולי (</w:t>
-      </w:r>
-      <w:r>
-        <w:rPr>
-          <w:rFonts w:asciiTheme="majorBidi" w:hAnsiTheme="majorBidi"/>
-        </w:rPr>
-        <w:t>Application of Feedback from Dr. Menton</w:t>
-      </w:r>
-      <w:r>
-        <w:rPr>
-          <w:rFonts w:asciiTheme="majorBidi" w:hAnsiTheme="majorBidi"/>
-          <w:rtl/>
-        </w:rPr>
-        <w:t>).</w:t>
-      </w:r>
-    </w:p>
-    <w:p>
-      <w:pPr>
-        <w:pStyle w:val="ListParagraph"/>
-        <w:numPr>
-          <w:ilvl w:val="1"/>
-          <w:numId w:val="58"/>
-        </w:numPr>
-        <w:spacing w:line="360" w:lineRule="auto"/>
-        <w:rPr>
-          <w:rFonts w:asciiTheme="majorBidi" w:hAnsiTheme="majorBidi"/>
-        </w:rPr>
-      </w:pPr>
-      <w:r>
-        <w:rPr>
-          <w:rFonts w:asciiTheme="majorBidi" w:hAnsiTheme="majorBidi"/>
-          <w:rtl/>
-        </w:rPr>
-        <w:t>התפתחות ההבנה של החוויה הפנימית של הילד.</w:t>
-      </w:r>
-    </w:p>
-    <w:p>
-      <w:pPr>
-        <w:pStyle w:val="ListParagraph"/>
-        <w:numPr>
-          <w:ilvl w:val="1"/>
-          <w:numId w:val="58"/>
-        </w:numPr>
-        <w:spacing w:line="360" w:lineRule="auto"/>
-        <w:rPr>
-          <w:rFonts w:asciiTheme="majorBidi" w:hAnsiTheme="majorBidi"/>
-          <w:rtl/>
-        </w:rPr>
-      </w:pPr>
-      <w:r>
-        <w:rPr>
-          <w:rFonts w:asciiTheme="majorBidi" w:hAnsiTheme="majorBidi"/>
-          <w:rtl/>
-        </w:rPr>
-        <w:t>יכולת לתיקון קרעים בתקשורת (</w:t>
-      </w:r>
-      <w:r>
-        <w:rPr>
-          <w:rFonts w:asciiTheme="majorBidi" w:hAnsiTheme="majorBidi"/>
-        </w:rPr>
-        <w:t>Repair after Rupture</w:t>
-      </w:r>
-      <w:r>
-        <w:rPr>
-          <w:rFonts w:asciiTheme="majorBidi" w:hAnsiTheme="majorBidi"/>
-          <w:rtl/>
-        </w:rPr>
-        <w:t>).</w:t>
-      </w:r>
-    </w:p>
-    <w:p>
-      <w:pPr>
-        <w:pStyle w:val="ListParagraph"/>
-        <w:numPr>
-          <w:ilvl w:val="0"/>
-          <w:numId w:val="58"/>
-        </w:numPr>
-        <w:spacing w:line="360" w:lineRule="auto"/>
-        <w:rPr>
-          <w:rFonts w:asciiTheme="majorBidi" w:hAnsiTheme="majorBidi"/>
-        </w:rPr>
-      </w:pPr>
-      <w:r>
-        <w:rPr>
-          <w:rFonts w:asciiTheme="majorBidi" w:hAnsiTheme="majorBidi"/>
-          <w:rtl/>
-        </w:rPr>
-        <w:t>איכות הסימולציה והמשוב (</w:t>
-      </w:r>
-      <w:r>
-        <w:rPr>
-          <w:rFonts w:asciiTheme="majorBidi" w:hAnsiTheme="majorBidi" w:cstheme="majorBidi"/>
-        </w:rPr>
-        <w:t>Simulation Quality &amp; Bot Evaluation</w:t>
-      </w:r>
-      <w:r>
-        <w:rPr>
-          <w:rFonts w:asciiTheme="majorBidi" w:hAnsiTheme="majorBidi"/>
-          <w:rtl/>
-        </w:rPr>
-        <w:t>)</w:t>
-      </w:r>
-      <w:r>
-        <w:rPr>
-          <w:rFonts w:asciiTheme="majorBidi" w:hAnsiTheme="majorBidi" w:hint="cs"/>
-          <w:rtl/>
-        </w:rPr>
-        <w:t xml:space="preserve">. </w:t>
-      </w:r>
-      <w:r>
-        <w:rPr>
-          <w:rFonts w:asciiTheme="majorBidi" w:hAnsiTheme="majorBidi"/>
-          <w:rtl/>
-        </w:rPr>
-        <w:t>הערכה ביקורתית של המומחים על תפקוד הבוט:</w:t>
-      </w:r>
-    </w:p>
-    <w:p>
-      <w:pPr>
-        <w:pStyle w:val="ListParagraph"/>
-        <w:numPr>
-          <w:ilvl w:val="1"/>
-          <w:numId w:val="58"/>
-        </w:numPr>
-        <w:spacing w:line="360" w:lineRule="auto"/>
-        <w:rPr>
-          <w:rFonts w:asciiTheme="majorBidi" w:hAnsiTheme="majorBidi"/>
-        </w:rPr>
-      </w:pPr>
-      <w:r>
-        <w:rPr>
-          <w:rFonts w:asciiTheme="majorBidi" w:hAnsiTheme="majorBidi"/>
-          <w:rtl/>
-        </w:rPr>
-        <w:t>ריאליסטיות של הדמות והדיאלוג (</w:t>
-      </w:r>
-      <w:r>
-        <w:rPr>
-          <w:rFonts w:asciiTheme="majorBidi" w:hAnsiTheme="majorBidi" w:cstheme="majorBidi"/>
-        </w:rPr>
-        <w:t>Realism of Scenario/Dialogue</w:t>
-      </w:r>
-      <w:r>
-        <w:rPr>
-          <w:rFonts w:asciiTheme="majorBidi" w:hAnsiTheme="majorBidi"/>
-          <w:rtl/>
-        </w:rPr>
-        <w:t>).</w:t>
-      </w:r>
-    </w:p>
-    <w:p>
-      <w:pPr>
-        <w:pStyle w:val="ListParagraph"/>
-        <w:numPr>
-          <w:ilvl w:val="1"/>
-          <w:numId w:val="58"/>
-        </w:numPr>
-        <w:spacing w:line="360" w:lineRule="auto"/>
-        <w:rPr>
-          <w:rFonts w:asciiTheme="majorBidi" w:hAnsiTheme="majorBidi"/>
-        </w:rPr>
-      </w:pPr>
-      <w:r>
-        <w:rPr>
-          <w:rFonts w:asciiTheme="majorBidi" w:hAnsiTheme="majorBidi"/>
-          <w:rtl/>
-        </w:rPr>
-        <w:t>איכות ויעילות המשוב של "</w:t>
-      </w:r>
-      <w:r>
-        <w:rPr>
-          <w:rFonts w:asciiTheme="majorBidi" w:hAnsiTheme="majorBidi" w:cstheme="majorBidi"/>
-        </w:rPr>
-        <w:t>Dr. Menton" (Usefulness of Dr. Menton’s Interventions)</w:t>
-      </w:r>
-      <w:r>
-        <w:rPr>
-          <w:rFonts w:asciiTheme="majorBidi" w:hAnsiTheme="majorBidi"/>
-          <w:rtl/>
-        </w:rPr>
-        <w:t xml:space="preserve"> – האם המשוב קידם יכולת רפלקטיבית?</w:t>
-      </w:r>
-    </w:p>
-    <w:p>
-      <w:pPr>
-        <w:pStyle w:val="ListParagraph"/>
-        <w:numPr>
-          <w:ilvl w:val="1"/>
-          <w:numId w:val="58"/>
-        </w:numPr>
-        <w:spacing w:line="360" w:lineRule="auto"/>
-        <w:rPr>
-          <w:rFonts w:asciiTheme="majorBidi" w:hAnsiTheme="majorBidi"/>
-        </w:rPr>
-      </w:pPr>
-      <w:r>
-        <w:rPr>
-          <w:rFonts w:asciiTheme="majorBidi" w:hAnsiTheme="majorBidi"/>
-          <w:rtl/>
-        </w:rPr>
-        <w:t>הטון והדיוק של הבוט הטיפולי (</w:t>
-      </w:r>
-      <w:r>
-        <w:rPr>
-          <w:rFonts w:asciiTheme="majorBidi" w:hAnsiTheme="majorBidi" w:cstheme="majorBidi"/>
-        </w:rPr>
-        <w:t>Tone and Delivery of Input</w:t>
-      </w:r>
-      <w:r>
-        <w:rPr>
-          <w:rFonts w:asciiTheme="majorBidi" w:hAnsiTheme="majorBidi"/>
-          <w:rtl/>
-        </w:rPr>
-        <w:t>) – האם נשמר טון מקצועי, אמפתי ומדויק?</w:t>
-      </w:r>
-    </w:p>
-    <w:p>
-      <w:pPr>
-        <w:pStyle w:val="ListParagraph"/>
-        <w:numPr>
-          <w:ilvl w:val="1"/>
-          <w:numId w:val="58"/>
-        </w:numPr>
-        <w:spacing w:line="360" w:lineRule="auto"/>
-        <w:rPr>
-          <w:rFonts w:asciiTheme="majorBidi" w:hAnsiTheme="majorBidi"/>
-        </w:rPr>
-      </w:pPr>
-      <w:r>
-        <w:rPr>
-          <w:rFonts w:asciiTheme="majorBidi" w:hAnsiTheme="majorBidi"/>
-          <w:rtl/>
-        </w:rPr>
-        <w:t>דיוק ההערכה המסכמת שהופקה על ידי המערכת (</w:t>
-      </w:r>
-      <w:r>
-        <w:rPr>
-          <w:rFonts w:asciiTheme="majorBidi" w:hAnsiTheme="majorBidi" w:cstheme="majorBidi"/>
-        </w:rPr>
-        <w:t>Accuracy of Final Evaluation</w:t>
-      </w:r>
-      <w:r>
-        <w:rPr>
-          <w:rFonts w:asciiTheme="majorBidi" w:hAnsiTheme="majorBidi"/>
-          <w:rtl/>
-        </w:rPr>
-        <w:t>).</w:t>
-      </w:r>
-    </w:p>
-    <w:p>
-      <w:pPr>
-        <w:pStyle w:val="ListParagraph"/>
-        <w:spacing w:line="360" w:lineRule="auto"/>
-        <w:ind w:left="20"/>
-        <w:rPr>
-          <w:rFonts w:asciiTheme="majorBidi" w:hAnsiTheme="majorBidi" w:cstheme="majorBidi"/>
-        </w:rPr>
-      </w:pPr>
-    </w:p>
-    <w:p>
-      <w:pPr>
-        <w:pStyle w:val="ListParagraph"/>
-        <w:numPr>
-          <w:ilvl w:val="0"/>
-          <w:numId w:val="2"/>
-        </w:numPr>
-        <w:spacing w:line="360" w:lineRule="auto"/>
-        <w:ind w:left="20"/>
-        <w:rPr>
-          <w:rFonts w:asciiTheme="majorBidi" w:hAnsiTheme="majorBidi" w:cstheme="majorBidi"/>
-        </w:rPr>
-      </w:pPr>
-      <w:r>
-        <w:rPr>
-          <w:rFonts w:asciiTheme="majorBidi" w:hAnsiTheme="majorBidi" w:cstheme="majorBidi"/>
-          <w:rtl/>
-        </w:rPr>
         <w:t xml:space="preserve">רשימה </w:t>
       </w:r>
       <w:r>
@@ -4701,80 +1514,31 @@
     <w:p>
       <w:pPr>
         <w:bidi w:val="0"/>
+        <w:spacing w:line="360" w:lineRule="auto"/>
+        <w:rPr>
+          <w:rFonts w:asciiTheme="majorBidi" w:hAnsiTheme="majorBidi" w:cstheme="majorBidi"/>
+          <w:rtl/>
+        </w:rPr>
+      </w:pPr>
+    </w:p>
+    <w:p>
+      <w:pPr>
+        <w:bidi w:val="0"/>
+        <w:spacing w:line="360" w:lineRule="auto"/>
+        <w:rPr>
+          <w:rFonts w:asciiTheme="majorBidi" w:hAnsiTheme="majorBidi" w:cstheme="majorBidi"/>
+          <w:rtl/>
+        </w:rPr>
+      </w:pPr>
+    </w:p>
+    <w:p>
+      <w:pPr>
+        <w:bidi w:val="0"/>
         <w:rPr>
           <w:noProof w:val="0"/>
           <w:lang w:eastAsia="en-US"/>
         </w:rPr>
       </w:pPr>
-      <w:r>
-        <w:rPr>
-          <w:noProof w:val="0"/>
-          <w:lang w:eastAsia="en-US"/>
-        </w:rPr>
-        <w:t>Elyoseph, Z., Gur, T., Haber, Y., Simon, T., Angert, T., Navon, Y., ... &amp; Asman, O. (2024</w:t>
-      </w:r>
-      <w:r>
-        <w:rPr>
-          <w:noProof w:val="0"/>
-          <w:lang w:eastAsia="en-US"/>
-        </w:rPr>
-        <w:t>a</w:t>
-      </w:r>
-      <w:r>
-        <w:rPr>
-          <w:noProof w:val="0"/>
-          <w:lang w:eastAsia="en-US"/>
-        </w:rPr>
-        <w:t xml:space="preserve">). An Ethical Perspective on the Democratization of Mental Health </w:t>
-      </w:r>
-      <w:proofErr w:type="gramStart"/>
-      <w:r>
-        <w:rPr>
-          <w:noProof w:val="0"/>
-          <w:lang w:eastAsia="en-US"/>
-        </w:rPr>
-        <w:t>With</w:t>
-      </w:r>
-      <w:proofErr w:type="gramEnd"/>
-      <w:r>
-        <w:rPr>
-          <w:noProof w:val="0"/>
-          <w:lang w:eastAsia="en-US"/>
-        </w:rPr>
-        <w:t xml:space="preserve"> Generative AI. </w:t>
-      </w:r>
-      <w:r>
-        <w:rPr>
-          <w:i/>
-          <w:iCs/>
-          <w:noProof w:val="0"/>
-          <w:lang w:eastAsia="en-US"/>
-        </w:rPr>
-        <w:t>JMIR Mental Health</w:t>
-      </w:r>
-      <w:r>
-        <w:rPr>
-          <w:noProof w:val="0"/>
-          <w:lang w:eastAsia="en-US"/>
-        </w:rPr>
-        <w:t xml:space="preserve">, </w:t>
-      </w:r>
-      <w:r>
-        <w:rPr>
-          <w:i/>
-          <w:iCs/>
-          <w:noProof w:val="0"/>
-          <w:lang w:eastAsia="en-US"/>
-        </w:rPr>
-        <w:t>11</w:t>
-      </w:r>
-      <w:r>
-        <w:rPr>
-          <w:noProof w:val="0"/>
-          <w:lang w:eastAsia="en-US"/>
-        </w:rPr>
-        <w:t>, e58011.</w:t>
-      </w:r>
     </w:p>
     <w:p>
       <w:pPr>
@@ -4789,50 +1553,22 @@
     <w:p>
       <w:pPr>
         <w:bidi w:val="0"/>
+        <w:spacing w:line="360" w:lineRule="auto"/>
+        <w:rPr>
+          <w:rFonts w:asciiTheme="majorBidi" w:hAnsiTheme="majorBidi" w:cstheme="majorBidi"/>
+          <w:rtl/>
+        </w:rPr>
+      </w:pPr>
+    </w:p>
+    <w:p>
+      <w:pPr>
+        <w:bidi w:val="0"/>
         <w:rPr>
           <w:noProof w:val="0"/>
+          <w:rtl/>
           <w:lang w:eastAsia="en-US"/>
         </w:rPr>
       </w:pPr>
-      <w:r>
-        <w:rPr>
-          <w:noProof w:val="0"/>
-          <w:lang w:eastAsia="en-US"/>
-        </w:rPr>
-        <w:t xml:space="preserve">Elyoseph, Z., &amp; Levkovich, I. (2023). Beyond human expertise: the promise and limitations of ChatGPT in suicide risk assessment. </w:t>
-      </w:r>
-      <w:r>
-        <w:rPr>
-          <w:i/>
-          <w:iCs/>
-          <w:noProof w:val="0"/>
-          <w:lang w:eastAsia="en-US"/>
-        </w:rPr>
-        <w:t>Frontiers in psychiatry</w:t>
-      </w:r>
-      <w:r>
-        <w:rPr>
-          <w:noProof w:val="0"/>
-          <w:lang w:eastAsia="en-US"/>
-        </w:rPr>
-        <w:t xml:space="preserve">, </w:t>
-      </w:r>
-      <w:r>
-        <w:rPr>
-          <w:i/>
-          <w:iCs/>
-          <w:noProof w:val="0"/>
-          <w:lang w:eastAsia="en-US"/>
-        </w:rPr>
-        <w:t>14</w:t>
-      </w:r>
-      <w:r>
-        <w:rPr>
-          <w:noProof w:val="0"/>
-          <w:lang w:eastAsia="en-US"/>
-        </w:rPr>
-        <w:t>, 1213141.</w:t>
-      </w:r>
     </w:p>
     <w:p>
       <w:pPr>
@@ -4847,425 +1583,12 @@
     <w:p>
       <w:pPr>
         <w:bidi w:val="0"/>
-        <w:rPr>
-          <w:noProof w:val="0"/>
-          <w:rtl/>
-          <w:lang w:eastAsia="en-US"/>
-        </w:rPr>
-      </w:pPr>
-      <w:r>
-        <w:rPr>
-          <w:noProof w:val="0"/>
-          <w:lang w:eastAsia="en-US"/>
-        </w:rPr>
-        <w:t>Elyoseph, Z., Levkovich, I., Rabin, E., Shemo, G., Szpiler, T., Shoval, D. H., &amp; Belz, Y. L. (2024</w:t>
-      </w:r>
-      <w:r>
-        <w:rPr>
-          <w:noProof w:val="0"/>
-          <w:lang w:eastAsia="en-US"/>
-        </w:rPr>
-        <w:t>b</w:t>
-      </w:r>
-      <w:r>
-        <w:rPr>
-          <w:noProof w:val="0"/>
-          <w:lang w:eastAsia="en-US"/>
-        </w:rPr>
-        <w:t>). Applying language models for suicide prevention: evaluating news article adherence to WHO reporting guidelines.</w:t>
-      </w:r>
-    </w:p>
-    <w:p>
-      <w:pPr>
-        <w:bidi w:val="0"/>
-        <w:rPr>
-          <w:noProof w:val="0"/>
-          <w:lang w:eastAsia="en-US"/>
-        </w:rPr>
-      </w:pPr>
-    </w:p>
-    <w:p>
-      <w:pPr>
-        <w:bidi w:val="0"/>
-        <w:rPr>
-          <w:noProof w:val="0"/>
-          <w:lang w:eastAsia="en-US"/>
-        </w:rPr>
-      </w:pPr>
-      <w:r>
-        <w:rPr>
-          <w:noProof w:val="0"/>
-          <w:lang w:eastAsia="en-US"/>
-        </w:rPr>
-        <w:t xml:space="preserve">Haber, Y., Levkovich, I., Hadar-Shoval, D., &amp; Elyoseph, Z. (2024). The artificial third: a broad view of the effects of introducing generative artificial intelligence on psychotherapy. </w:t>
-      </w:r>
-      <w:r>
-        <w:rPr>
-          <w:i/>
-          <w:iCs/>
-          <w:noProof w:val="0"/>
-          <w:lang w:eastAsia="en-US"/>
-        </w:rPr>
-        <w:t>JMIR Mental Health</w:t>
-      </w:r>
-      <w:r>
-        <w:rPr>
-          <w:noProof w:val="0"/>
-          <w:lang w:eastAsia="en-US"/>
-        </w:rPr>
-        <w:t xml:space="preserve">, </w:t>
-      </w:r>
-      <w:r>
-        <w:rPr>
-          <w:i/>
-          <w:iCs/>
-          <w:noProof w:val="0"/>
-          <w:lang w:eastAsia="en-US"/>
-        </w:rPr>
-        <w:t>11</w:t>
-      </w:r>
-      <w:r>
-        <w:rPr>
-          <w:noProof w:val="0"/>
-          <w:lang w:eastAsia="en-US"/>
-        </w:rPr>
-        <w:t>, e54781.</w:t>
-      </w:r>
-    </w:p>
-    <w:p>
-      <w:pPr>
-        <w:bidi w:val="0"/>
         <w:spacing w:line="360" w:lineRule="auto"/>
         <w:rPr>
           <w:rFonts w:asciiTheme="majorBidi" w:hAnsiTheme="majorBidi" w:cstheme="majorBidi"/>
           <w:rtl/>
         </w:rPr>
       </w:pPr>
-    </w:p>
-    <w:p>
-      <w:pPr>
-        <w:bidi w:val="0"/>
-        <w:rPr>
-          <w:noProof w:val="0"/>
-          <w:lang w:eastAsia="en-US"/>
-        </w:rPr>
-      </w:pPr>
-      <w:r>
-        <w:rPr>
-          <w:noProof w:val="0"/>
-          <w:lang w:eastAsia="en-US"/>
-        </w:rPr>
-        <w:t xml:space="preserve">Hadar-Shoval, D., Asraf, K., Mizrachi, Y., Haber, Y., &amp; Elyoseph, Z. (2024). Assessing the alignment of large language models with human values for mental health integration: cross-sectional study using Schwartz’s theory of basic values. </w:t>
-      </w:r>
-      <w:r>
-        <w:rPr>
-          <w:i/>
-          <w:iCs/>
-          <w:noProof w:val="0"/>
-          <w:lang w:eastAsia="en-US"/>
-        </w:rPr>
-        <w:t>JMIR Mental Health</w:t>
-      </w:r>
-      <w:r>
-        <w:rPr>
-          <w:noProof w:val="0"/>
-          <w:lang w:eastAsia="en-US"/>
-        </w:rPr>
-        <w:t xml:space="preserve">, </w:t>
-      </w:r>
-      <w:r>
-        <w:rPr>
-          <w:i/>
-          <w:iCs/>
-          <w:noProof w:val="0"/>
-          <w:lang w:eastAsia="en-US"/>
-        </w:rPr>
-        <w:t>11</w:t>
-      </w:r>
-      <w:r>
-        <w:rPr>
-          <w:noProof w:val="0"/>
-          <w:lang w:eastAsia="en-US"/>
-        </w:rPr>
-        <w:t>, e55988.</w:t>
-      </w:r>
-    </w:p>
-    <w:p>
-      <w:pPr>
-        <w:bidi w:val="0"/>
-        <w:spacing w:line="360" w:lineRule="auto"/>
-        <w:rPr>
-          <w:rFonts w:asciiTheme="majorBidi" w:hAnsiTheme="majorBidi" w:cstheme="majorBidi"/>
-          <w:rtl/>
-        </w:rPr>
-      </w:pPr>
-    </w:p>
-    <w:p>
-      <w:pPr>
-        <w:bidi w:val="0"/>
-        <w:rPr>
-          <w:noProof w:val="0"/>
-          <w:lang w:eastAsia="en-US"/>
-        </w:rPr>
-      </w:pPr>
-      <w:r>
-        <w:rPr>
-          <w:noProof w:val="0"/>
-          <w:lang w:eastAsia="en-US"/>
-        </w:rPr>
-        <w:t xml:space="preserve">Holmes, W., </w:t>
-      </w:r>
-      <w:proofErr w:type="spellStart"/>
-      <w:r>
-        <w:rPr>
-          <w:noProof w:val="0"/>
-          <w:lang w:eastAsia="en-US"/>
-        </w:rPr>
-        <w:t>Porayska-Pomsta</w:t>
-      </w:r>
-      <w:proofErr w:type="spellEnd"/>
-      <w:r>
-        <w:rPr>
-          <w:noProof w:val="0"/>
-          <w:lang w:eastAsia="en-US"/>
-        </w:rPr>
-        <w:t xml:space="preserve">, K., Holstein, K., Sutherland, E., Baker, T., Shum, S. B., ... &amp; Koedinger, K. R. (2022). Ethics of AI in education: Towards a community-wide framework. </w:t>
-      </w:r>
-      <w:r>
-        <w:rPr>
-          <w:i/>
-          <w:iCs/>
-          <w:noProof w:val="0"/>
-          <w:lang w:eastAsia="en-US"/>
-        </w:rPr>
-        <w:t>International Journal of Artificial Intelligence in Education</w:t>
-      </w:r>
-      <w:r>
-        <w:rPr>
-          <w:noProof w:val="0"/>
-          <w:lang w:eastAsia="en-US"/>
-        </w:rPr>
-        <w:t>, 1-23.</w:t>
-      </w:r>
-    </w:p>
-    <w:p>
-      <w:pPr>
-        <w:bidi w:val="0"/>
-        <w:rPr>
-          <w:noProof w:val="0"/>
-          <w:rtl/>
-          <w:lang w:eastAsia="en-US"/>
-        </w:rPr>
-      </w:pPr>
-    </w:p>
-    <w:p>
-      <w:pPr>
-        <w:bidi w:val="0"/>
-        <w:rPr>
-          <w:noProof w:val="0"/>
-          <w:lang w:eastAsia="en-US"/>
-        </w:rPr>
-      </w:pPr>
-      <w:r>
-        <w:rPr>
-          <w:noProof w:val="0"/>
-          <w:lang w:eastAsia="en-US"/>
-        </w:rPr>
-        <w:t>Levkovich, I., &amp; Elyoseph, Z. (2023</w:t>
-      </w:r>
-      <w:r>
-        <w:rPr>
-          <w:noProof w:val="0"/>
-          <w:lang w:eastAsia="en-US"/>
-        </w:rPr>
-        <w:t>a</w:t>
-      </w:r>
-      <w:r>
-        <w:rPr>
-          <w:noProof w:val="0"/>
-          <w:lang w:eastAsia="en-US"/>
-        </w:rPr>
-        <w:t xml:space="preserve">). Identifying depression and its determinants upon initiating treatment: ChatGPT versus primary care physicians. </w:t>
-      </w:r>
-      <w:r>
-        <w:rPr>
-          <w:i/>
-          <w:iCs/>
-          <w:noProof w:val="0"/>
-          <w:lang w:eastAsia="en-US"/>
-        </w:rPr>
-        <w:t>Family Medicine and Community Health</w:t>
-      </w:r>
-      <w:r>
-        <w:rPr>
-          <w:noProof w:val="0"/>
-          <w:lang w:eastAsia="en-US"/>
-        </w:rPr>
-        <w:t xml:space="preserve">, </w:t>
-      </w:r>
-      <w:r>
-        <w:rPr>
-          <w:i/>
-          <w:iCs/>
-          <w:noProof w:val="0"/>
-          <w:lang w:eastAsia="en-US"/>
-        </w:rPr>
-        <w:t>11</w:t>
-      </w:r>
-      <w:r>
-        <w:rPr>
-          <w:noProof w:val="0"/>
-          <w:lang w:eastAsia="en-US"/>
-        </w:rPr>
-        <w:t>(4).</w:t>
-      </w:r>
-    </w:p>
-    <w:p>
-      <w:pPr>
-        <w:bidi w:val="0"/>
-        <w:spacing w:line="360" w:lineRule="auto"/>
-        <w:rPr>
-          <w:rFonts w:asciiTheme="majorBidi" w:hAnsiTheme="majorBidi" w:cstheme="majorBidi"/>
-          <w:rtl/>
-        </w:rPr>
-      </w:pPr>
-    </w:p>
-    <w:p>
-      <w:pPr>
-        <w:bidi w:val="0"/>
-        <w:rPr>
-          <w:noProof w:val="0"/>
-          <w:lang w:eastAsia="en-US"/>
-        </w:rPr>
-      </w:pPr>
-      <w:r>
-        <w:rPr>
-          <w:noProof w:val="0"/>
-          <w:lang w:eastAsia="en-US"/>
-        </w:rPr>
-        <w:t>Levkovich, I., &amp; Elyoseph, Z. (2023</w:t>
-      </w:r>
-      <w:r>
-        <w:rPr>
-          <w:noProof w:val="0"/>
-          <w:lang w:eastAsia="en-US"/>
-        </w:rPr>
-        <w:t>b</w:t>
-      </w:r>
-      <w:r>
-        <w:rPr>
-          <w:noProof w:val="0"/>
-          <w:lang w:eastAsia="en-US"/>
-        </w:rPr>
-        <w:t xml:space="preserve">). Suicide risk assessments through the eyes of ChatGPT-3.5 versus ChatGPT-4: vignette study. </w:t>
-      </w:r>
-      <w:r>
-        <w:rPr>
-          <w:i/>
-          <w:iCs/>
-          <w:noProof w:val="0"/>
-          <w:lang w:eastAsia="en-US"/>
-        </w:rPr>
-        <w:t>JMIR mental health</w:t>
-      </w:r>
-      <w:r>
-        <w:rPr>
-          <w:noProof w:val="0"/>
-          <w:lang w:eastAsia="en-US"/>
-        </w:rPr>
-        <w:t xml:space="preserve">, </w:t>
-      </w:r>
-      <w:r>
-        <w:rPr>
-          <w:i/>
-          <w:iCs/>
-          <w:noProof w:val="0"/>
-          <w:lang w:eastAsia="en-US"/>
-        </w:rPr>
-        <w:t>10</w:t>
-      </w:r>
-      <w:r>
-        <w:rPr>
-          <w:noProof w:val="0"/>
-          <w:lang w:eastAsia="en-US"/>
-        </w:rPr>
-        <w:t>, e51232.</w:t>
-      </w:r>
-    </w:p>
-    <w:p>
-      <w:pPr>
-        <w:bidi w:val="0"/>
-        <w:spacing w:line="360" w:lineRule="auto"/>
-        <w:rPr>
-          <w:rFonts w:asciiTheme="majorBidi" w:hAnsiTheme="majorBidi" w:cstheme="majorBidi"/>
-          <w:rtl/>
-        </w:rPr>
-      </w:pPr>
-    </w:p>
-    <w:p>
-      <w:pPr>
-        <w:bidi w:val="0"/>
-        <w:rPr>
-          <w:noProof w:val="0"/>
-          <w:rtl/>
-          <w:lang w:eastAsia="en-US"/>
-        </w:rPr>
-      </w:pPr>
-      <w:r>
-        <w:rPr>
-          <w:noProof w:val="0"/>
-          <w:lang w:eastAsia="en-US"/>
-        </w:rPr>
-        <w:t xml:space="preserve">Maurya, R. K. (2024). A qualitative content analysis of ChatGPT's client simulation role‐play for </w:t>
-      </w:r>
-      <w:proofErr w:type="spellStart"/>
-      <w:r>
-        <w:rPr>
-          <w:noProof w:val="0"/>
-          <w:lang w:eastAsia="en-US"/>
-        </w:rPr>
-        <w:t>practising</w:t>
-      </w:r>
-      <w:proofErr w:type="spellEnd"/>
-      <w:r>
-        <w:rPr>
-          <w:noProof w:val="0"/>
-          <w:lang w:eastAsia="en-US"/>
-        </w:rPr>
-        <w:t xml:space="preserve"> counselling skills. </w:t>
-      </w:r>
-      <w:r>
-        <w:rPr>
-          <w:i/>
-          <w:iCs/>
-          <w:noProof w:val="0"/>
-          <w:lang w:eastAsia="en-US"/>
-        </w:rPr>
-        <w:t>Counselling and Psychotherapy Research</w:t>
-      </w:r>
-      <w:r>
-        <w:rPr>
-          <w:noProof w:val="0"/>
-          <w:lang w:eastAsia="en-US"/>
-        </w:rPr>
-        <w:t xml:space="preserve">, </w:t>
-      </w:r>
-      <w:r>
-        <w:rPr>
-          <w:i/>
-          <w:iCs/>
-          <w:noProof w:val="0"/>
-          <w:lang w:eastAsia="en-US"/>
-        </w:rPr>
-        <w:t>24</w:t>
-      </w:r>
-      <w:r>
-        <w:rPr>
-          <w:noProof w:val="0"/>
-          <w:lang w:eastAsia="en-US"/>
-        </w:rPr>
-        <w:t>(2), 614-630.</w:t>
-      </w:r>
     </w:p>
     <w:p>
       <w:pPr>
@@ -5283,106 +1606,10 @@
         <w:bidi w:val="0"/>
         <w:rPr>
           <w:noProof w:val="0"/>
+          <w:rtl/>
           <w:lang w:eastAsia="en-US"/>
         </w:rPr>
       </w:pPr>
-      <w:r>
-        <w:rPr>
-          <w:noProof w:val="0"/>
-          <w:lang w:eastAsia="en-US"/>
-        </w:rPr>
-        <w:t xml:space="preserve">Refoua, E., </w:t>
-      </w:r>
-      <w:proofErr w:type="spellStart"/>
-      <w:r>
-        <w:rPr>
-          <w:noProof w:val="0"/>
-          <w:lang w:eastAsia="en-US"/>
-        </w:rPr>
-        <w:t>Meinlschmidt</w:t>
-      </w:r>
-      <w:proofErr w:type="spellEnd"/>
-      <w:r>
-        <w:rPr>
-          <w:noProof w:val="0"/>
-          <w:lang w:eastAsia="en-US"/>
-        </w:rPr>
-        <w:t xml:space="preserve">, G., &amp; Elyoseph, Z. Generative Artificial Intelligence Demonstrates Excellent Emotion Recognition Abilities Across Ethnical Boundaries. </w:t>
-      </w:r>
-      <w:r>
-        <w:rPr>
-          <w:i/>
-          <w:iCs/>
-          <w:noProof w:val="0"/>
-          <w:lang w:eastAsia="en-US"/>
-        </w:rPr>
-        <w:t>Available at SSRN 4901183</w:t>
-      </w:r>
-      <w:r>
-        <w:rPr>
-          <w:noProof w:val="0"/>
-          <w:lang w:eastAsia="en-US"/>
-        </w:rPr>
-        <w:t>.</w:t>
-      </w:r>
-    </w:p>
-    <w:p>
-      <w:pPr>
-        <w:bidi w:val="0"/>
-        <w:rPr>
-          <w:noProof w:val="0"/>
-          <w:rtl/>
-          <w:lang w:eastAsia="en-US"/>
-        </w:rPr>
-      </w:pPr>
-    </w:p>
-    <w:p>
-      <w:pPr>
-        <w:bidi w:val="0"/>
-        <w:rPr>
-          <w:noProof w:val="0"/>
-          <w:lang w:eastAsia="en-US"/>
-        </w:rPr>
-      </w:pPr>
-      <w:r>
-        <w:rPr>
-          <w:noProof w:val="0"/>
-          <w:lang w:eastAsia="en-US"/>
-        </w:rPr>
-        <w:t xml:space="preserve">Tal, A., Elyoseph, Z., Haber, Y., Angert, T., Gur, T., Simon, T., &amp; Asman, O. (2023). The artificial third: utilizing ChatGPT in mental health. </w:t>
-      </w:r>
-      <w:r>
-        <w:rPr>
-          <w:i/>
-          <w:iCs/>
-          <w:noProof w:val="0"/>
-          <w:lang w:eastAsia="en-US"/>
-        </w:rPr>
-        <w:t>The American Journal of Bioethics</w:t>
-      </w:r>
-      <w:r>
-        <w:rPr>
-          <w:noProof w:val="0"/>
-          <w:lang w:eastAsia="en-US"/>
-        </w:rPr>
-        <w:t xml:space="preserve">, </w:t>
-      </w:r>
-      <w:r>
-        <w:rPr>
-          <w:i/>
-          <w:iCs/>
-          <w:noProof w:val="0"/>
-          <w:lang w:eastAsia="en-US"/>
-        </w:rPr>
-        <w:t>23</w:t>
-      </w:r>
-      <w:r>
-        <w:rPr>
-          <w:noProof w:val="0"/>
-          <w:lang w:eastAsia="en-US"/>
-        </w:rPr>
-        <w:t>(10), 74-77.</w:t>
-      </w:r>
     </w:p>
     <w:p>
       <w:pPr>
@@ -5484,16 +1711,7 @@
         <w:rPr>
           <w:rFonts w:asciiTheme="majorBidi" w:hAnsiTheme="majorBidi" w:cstheme="majorBidi"/>
         </w:rPr>
-        <w:t>V</w:t>
-      </w:r>
-      <w:r>
-        <w:rPr>
-          <w:rFonts w:asciiTheme="majorBidi" w:hAnsiTheme="majorBidi" w:cstheme="majorBidi"/>
-          <w:sz w:val="22"/>
-          <w:szCs w:val="22"/>
-          <w:rtl/>
-        </w:rPr>
-        <w:t xml:space="preserve">  כן.   (נא לצרף טופס הסכמה מוצעת)  </w:t>
+        <w:t>V כן. (נא לצרף טופס הסכמה מוצעת)</w:t>
       </w:r>
     </w:p>
     <w:p>
@@ -5510,16 +1728,7 @@
         <w:rPr>
           <w:rFonts w:asciiTheme="majorBidi" w:hAnsiTheme="majorBidi" w:cstheme="majorBidi"/>
         </w:rPr>
-        <w:sym w:font="Wingdings 2" w:char="F035"/>
-      </w:r>
-      <w:r>
-        <w:rPr>
-          <w:rFonts w:asciiTheme="majorBidi" w:hAnsiTheme="majorBidi" w:cstheme="majorBidi"/>
-          <w:sz w:val="22"/>
-          <w:szCs w:val="22"/>
-          <w:rtl/>
-        </w:rPr>
-        <w:t xml:space="preserve">  לא.   נמק/י  ___________________________________________________________</w:t>
+        <w:t>לא. נמק/י ___________________________________________________________</w:t>
       </w:r>
     </w:p>
     <w:p>
@@ -5603,16 +1812,7 @@
         <w:rPr>
           <w:rFonts w:asciiTheme="majorBidi" w:hAnsiTheme="majorBidi" w:cstheme="majorBidi"/>
         </w:rPr>
-        <w:sym w:font="Wingdings 2" w:char="F035"/>
-      </w:r>
-      <w:r>
-        <w:rPr>
-          <w:rFonts w:asciiTheme="majorBidi" w:hAnsiTheme="majorBidi" w:cstheme="majorBidi"/>
-          <w:sz w:val="22"/>
-          <w:szCs w:val="22"/>
-          <w:rtl/>
-        </w:rPr>
-        <w:t xml:space="preserve">  כן.   (נא לצרף מסמכים מתאימים)</w:t>
+        <w:t>כן. (נא לצרף מסמכים מתאימים)</w:t>
       </w:r>
     </w:p>
     <w:p>
@@ -5629,16 +1829,7 @@
         <w:rPr>
           <w:rFonts w:asciiTheme="majorBidi" w:hAnsiTheme="majorBidi" w:cstheme="majorBidi"/>
         </w:rPr>
-        <w:sym w:font="Wingdings 2" w:char="F035"/>
-      </w:r>
-      <w:r>
-        <w:rPr>
-          <w:rFonts w:asciiTheme="majorBidi" w:hAnsiTheme="majorBidi" w:cstheme="majorBidi"/>
-          <w:sz w:val="22"/>
-          <w:szCs w:val="22"/>
-          <w:rtl/>
-        </w:rPr>
-        <w:t xml:space="preserve"> לא. נמק/י  ___________________________________________________________</w:t>
+        <w:t>לא. נמק/י ___________________________________________________________</w:t>
       </w:r>
     </w:p>
     <w:p>
@@ -5658,7 +1849,7 @@
           <w:szCs w:val="22"/>
           <w:rtl/>
         </w:rPr>
-        <w:t>3.    האם קיים קשר בין החוקר לבין הנבדק שעלול להוות לחץ על חופש בחירתו של הנבדק להשתתף במחקר?</w:t>
+        <w:t>3. האם קיים קשר בין החוקר לבין הנבדק שעלול להוות לחץ על חופש בחירתו של הנבדק להשתתף במחקר?</w:t>
       </w:r>
     </w:p>
     <w:p>
@@ -5676,16 +1867,7 @@
         <w:rPr>
           <w:rFonts w:asciiTheme="majorBidi" w:hAnsiTheme="majorBidi" w:cstheme="majorBidi"/>
         </w:rPr>
-        <w:t>V</w:t>
-      </w:r>
-      <w:r>
-        <w:rPr>
-          <w:rFonts w:asciiTheme="majorBidi" w:hAnsiTheme="majorBidi" w:cstheme="majorBidi"/>
-          <w:sz w:val="22"/>
-          <w:szCs w:val="22"/>
-          <w:rtl/>
-        </w:rPr>
-        <w:t xml:space="preserve">  לא</w:t>
+        <w:t>V לא</w:t>
       </w:r>
     </w:p>
     <w:p>
@@ -5756,7 +1938,7 @@
           <w:szCs w:val="28"/>
           <w:rtl/>
         </w:rPr>
-        <w:t>אי  נעימות</w:t>
+        <w:t>אי נעימות</w:t>
       </w:r>
     </w:p>
     <w:p>
@@ -5776,25 +1958,7 @@
           <w:szCs w:val="22"/>
           <w:rtl/>
         </w:rPr>
-        <w:t>4.   האם הנבדקים צפויים לחוות בטווח קצר או ארוך אי נוחות וסבל פיזי במהלך ה</w:t>
-      </w:r>
-      <w:r>
-        <w:rPr>
-          <w:rFonts w:asciiTheme="majorBidi" w:hAnsiTheme="majorBidi" w:cstheme="majorBidi"/>
-          <w:sz w:val="22"/>
-          <w:szCs w:val="22"/>
-          <w:rtl/>
-        </w:rPr>
-        <w:t>מחקר</w:t>
-      </w:r>
-      <w:r>
-        <w:rPr>
-          <w:rFonts w:asciiTheme="majorBidi" w:hAnsiTheme="majorBidi" w:cstheme="majorBidi"/>
-          <w:sz w:val="22"/>
-          <w:szCs w:val="22"/>
-          <w:rtl/>
-        </w:rPr>
-        <w:t xml:space="preserve">?   </w:t>
+        <w:t>4. האם הנבדקים צפויים לחוות בטווח קצר או ארוך אי נוחות וסבל פיזי במהלך המחקר?</w:t>
       </w:r>
     </w:p>
     <w:p>
@@ -5812,16 +1976,7 @@
         <w:rPr>
           <w:rFonts w:asciiTheme="majorBidi" w:hAnsiTheme="majorBidi" w:cstheme="majorBidi"/>
         </w:rPr>
-        <w:t>V</w:t>
-      </w:r>
-      <w:r>
-        <w:rPr>
-          <w:rFonts w:asciiTheme="majorBidi" w:hAnsiTheme="majorBidi" w:cstheme="majorBidi"/>
-          <w:sz w:val="22"/>
-          <w:szCs w:val="22"/>
-          <w:rtl/>
-        </w:rPr>
-        <w:t xml:space="preserve">   לא</w:t>
+        <w:t>V לא</w:t>
       </w:r>
     </w:p>
     <w:p>
@@ -5896,16 +2051,7 @@
         <w:rPr>
           <w:rFonts w:asciiTheme="majorBidi" w:hAnsiTheme="majorBidi" w:cstheme="majorBidi"/>
         </w:rPr>
-        <w:t>V</w:t>
-      </w:r>
-      <w:r>
-        <w:rPr>
-          <w:rFonts w:asciiTheme="majorBidi" w:hAnsiTheme="majorBidi" w:cstheme="majorBidi"/>
-          <w:sz w:val="22"/>
-          <w:szCs w:val="22"/>
-          <w:rtl/>
-        </w:rPr>
-        <w:t xml:space="preserve">  לא</w:t>
+        <w:t>V לא</w:t>
       </w:r>
     </w:p>
     <w:p>
@@ -6002,7 +2148,7 @@
           <w:szCs w:val="22"/>
           <w:rtl/>
         </w:rPr>
-        <w:t>6. תאר/י  מה יעשה כדי לצמצם סכנות אלו.</w:t>
+        <w:t>6. תאר/י מה יעשה כדי לצמצם סכנות אלו.</w:t>
       </w:r>
     </w:p>
     <w:p>
@@ -6099,16 +2245,7 @@
         <w:rPr>
           <w:rFonts w:asciiTheme="majorBidi" w:hAnsiTheme="majorBidi" w:cstheme="majorBidi"/>
         </w:rPr>
-        <w:t>V</w:t>
-      </w:r>
-      <w:r>
-        <w:rPr>
-          <w:rFonts w:asciiTheme="majorBidi" w:hAnsiTheme="majorBidi" w:cstheme="majorBidi"/>
-          <w:sz w:val="22"/>
-          <w:szCs w:val="22"/>
-          <w:rtl/>
-        </w:rPr>
-        <w:t xml:space="preserve">   לא</w:t>
+        <w:t>V לא</w:t>
       </w:r>
     </w:p>
     <w:p>
@@ -6125,16 +2262,7 @@
         <w:rPr>
           <w:rFonts w:asciiTheme="majorBidi" w:hAnsiTheme="majorBidi" w:cstheme="majorBidi"/>
         </w:rPr>
-        <w:sym w:font="Wingdings 2" w:char="F035"/>
-      </w:r>
-      <w:r>
-        <w:rPr>
-          <w:rFonts w:asciiTheme="majorBidi" w:hAnsiTheme="majorBidi" w:cstheme="majorBidi"/>
-          <w:sz w:val="22"/>
-          <w:szCs w:val="22"/>
-          <w:rtl/>
-        </w:rPr>
-        <w:t xml:space="preserve">   כן, פרט/י:   __________________________________________________________________</w:t>
+        <w:t>כן, פרט/י: __________________________________________________________________</w:t>
       </w:r>
     </w:p>
     <w:p>
@@ -6302,16 +2430,7 @@
         <w:rPr>
           <w:rFonts w:asciiTheme="majorBidi" w:hAnsiTheme="majorBidi" w:cstheme="majorBidi"/>
         </w:rPr>
-        <w:sym w:font="Wingdings 2" w:char="F035"/>
-      </w:r>
-      <w:r>
-        <w:rPr>
-          <w:rFonts w:asciiTheme="majorBidi" w:hAnsiTheme="majorBidi" w:cstheme="majorBidi"/>
-          <w:sz w:val="22"/>
-          <w:szCs w:val="22"/>
-          <w:rtl/>
-        </w:rPr>
-        <w:t xml:space="preserve"> לא.  מדוע?</w:t>
+        <w:t>לא. מדוע?</w:t>
       </w:r>
     </w:p>
     <w:p>
@@ -6411,34 +2530,7 @@
         <w:rPr>
           <w:rFonts w:asciiTheme="majorBidi" w:hAnsiTheme="majorBidi" w:cstheme="majorBidi"/>
         </w:rPr>
-        <w:sym w:font="Wingdings 2" w:char="F035"/>
-      </w:r>
-      <w:r>
-        <w:rPr>
-          <w:rFonts w:asciiTheme="majorBidi" w:hAnsiTheme="majorBidi" w:cstheme="majorBidi"/>
-          <w:sz w:val="22"/>
-          <w:szCs w:val="22"/>
-          <w:rtl/>
-        </w:rPr>
-        <w:t xml:space="preserve"> כן. פרט/י  איזה פיצוי</w:t>
-      </w:r>
-      <w:r>
-        <w:rPr>
-          <w:rFonts w:asciiTheme="majorBidi" w:hAnsiTheme="majorBidi" w:cstheme="majorBidi"/>
-          <w:sz w:val="22"/>
-          <w:szCs w:val="22"/>
-          <w:rtl/>
-        </w:rPr>
-        <w:t>?</w:t>
-      </w:r>
-      <w:r>
-        <w:rPr>
-          <w:rFonts w:asciiTheme="majorBidi" w:hAnsiTheme="majorBidi" w:cstheme="majorBidi"/>
-          <w:sz w:val="22"/>
-          <w:szCs w:val="22"/>
-          <w:rtl/>
-        </w:rPr>
-        <w:t xml:space="preserve"> ____________________________________________________________</w:t>
+        <w:t>כן. פרט/י איזה פיצוי? ____________________________________________________________</w:t>
       </w:r>
     </w:p>
     <w:p>
@@ -6455,34 +2547,7 @@
         <w:rPr>
           <w:rFonts w:asciiTheme="majorBidi" w:hAnsiTheme="majorBidi" w:cstheme="majorBidi"/>
         </w:rPr>
-        <w:t>V</w:t>
-      </w:r>
-      <w:r>
-        <w:rPr>
-          <w:rFonts w:asciiTheme="majorBidi" w:hAnsiTheme="majorBidi" w:cstheme="majorBidi"/>
-          <w:sz w:val="22"/>
-          <w:szCs w:val="22"/>
-          <w:rtl/>
-        </w:rPr>
-        <w:t xml:space="preserve"> לא.  פרט/י  מהו הבסיס להשתתפות ב</w:t>
-      </w:r>
-      <w:r>
-        <w:rPr>
-          <w:rFonts w:asciiTheme="majorBidi" w:hAnsiTheme="majorBidi" w:cstheme="majorBidi"/>
-          <w:sz w:val="22"/>
-          <w:szCs w:val="22"/>
-          <w:rtl/>
-        </w:rPr>
-        <w:t>מחקר</w:t>
-      </w:r>
-      <w:r>
-        <w:rPr>
-          <w:rFonts w:asciiTheme="majorBidi" w:hAnsiTheme="majorBidi" w:cstheme="majorBidi"/>
-          <w:sz w:val="22"/>
-          <w:szCs w:val="22"/>
-          <w:rtl/>
-        </w:rPr>
-        <w:t>.</w:t>
+        <w:t>V לא. פרט/י מהו הבסיס להשתתפות במחקר.</w:t>
       </w:r>
     </w:p>
     <w:p>
@@ -6565,16 +2630,7 @@
         <w:rPr>
           <w:rFonts w:asciiTheme="majorBidi" w:hAnsiTheme="majorBidi" w:cstheme="majorBidi"/>
         </w:rPr>
-        <w:t>V</w:t>
-      </w:r>
-      <w:r>
-        <w:rPr>
-          <w:rFonts w:asciiTheme="majorBidi" w:hAnsiTheme="majorBidi" w:cstheme="majorBidi"/>
-          <w:sz w:val="22"/>
-          <w:szCs w:val="22"/>
-          <w:rtl/>
-        </w:rPr>
-        <w:t xml:space="preserve">  לא</w:t>
+        <w:t>V לא</w:t>
       </w:r>
     </w:p>
     <w:p>
@@ -6762,16 +2818,7 @@
         <w:rPr>
           <w:rFonts w:asciiTheme="majorBidi" w:hAnsiTheme="majorBidi" w:cstheme="majorBidi"/>
         </w:rPr>
-        <w:sym w:font="Wingdings 2" w:char="F035"/>
-      </w:r>
-      <w:r>
-        <w:rPr>
-          <w:rFonts w:asciiTheme="majorBidi" w:hAnsiTheme="majorBidi" w:cstheme="majorBidi"/>
-          <w:sz w:val="22"/>
-          <w:szCs w:val="22"/>
-          <w:rtl/>
-        </w:rPr>
-        <w:t xml:space="preserve">  לא, מדוע?  _________________________________________________________________</w:t>
+        <w:t>לא, מדוע? _________________________________________________________________</w:t>
       </w:r>
     </w:p>
     <w:p>
@@ -6808,16 +2855,7 @@
         <w:rPr>
           <w:rFonts w:asciiTheme="majorBidi" w:hAnsiTheme="majorBidi" w:cstheme="majorBidi"/>
         </w:rPr>
-        <w:t>V</w:t>
-      </w:r>
-      <w:r>
-        <w:rPr>
-          <w:rFonts w:asciiTheme="majorBidi" w:hAnsiTheme="majorBidi" w:cstheme="majorBidi"/>
-          <w:sz w:val="22"/>
-          <w:szCs w:val="22"/>
-          <w:rtl/>
-        </w:rPr>
-        <w:t xml:space="preserve">  לא</w:t>
+        <w:t>V לא</w:t>
       </w:r>
     </w:p>
     <w:p>
@@ -6968,24 +3006,7 @@
           <w:szCs w:val="22"/>
           <w:rtl/>
         </w:rPr>
-        <w:t xml:space="preserve">פרויקט </w:t>
-      </w:r>
-      <w:r>
-        <w:rPr>
-          <w:rFonts w:asciiTheme="majorBidi" w:hAnsiTheme="majorBidi" w:cstheme="majorBidi"/>
-          <w:sz w:val="22"/>
-          <w:szCs w:val="22"/>
-        </w:rPr>
-        <w:t>Menti</w:t>
-      </w:r>
-      <w:r>
-        <w:rPr>
-          <w:rFonts w:asciiTheme="majorBidi" w:hAnsiTheme="majorBidi"/>
-          <w:sz w:val="22"/>
-          <w:szCs w:val="22"/>
-          <w:rtl/>
-        </w:rPr>
-        <w:t>: פיתוח וקידום יכולות רפלקטיביות בקרב הורים ומטפלים באמצעות מערכות בינה מלאכותית גנרטיבית - מחקר התכנות והערכה</w:t>
+        <w:t>דחיסת פרומפטים ונאמנות קלינית בסימולציות טיפוליות המבוססות על בינה מלאכותית</w:t>
       </w:r>
     </w:p>
     <w:p>
@@ -7102,25 +3123,7 @@
           <w:szCs w:val="22"/>
           <w:rtl/>
         </w:rPr>
-        <w:t xml:space="preserve">מחקר זה בוחן את היעילות והישימות של מערכות בינה מלאכותית גנרטיבית לפיתוח יכולות רפלקטיביות. המחקר כולל אינטראקציה עם מערכת המבוססת על בינה מלאכותית מתקדמת שפותחה למטרות </w:t>
-      </w:r>
-      <w:r>
-        <w:rPr>
-          <w:rFonts w:asciiTheme="majorBidi" w:hAnsiTheme="majorBidi" w:hint="cs"/>
-          <w:sz w:val="22"/>
-          <w:szCs w:val="22"/>
-          <w:rtl/>
-        </w:rPr>
-        <w:t>למידה</w:t>
-      </w:r>
-      <w:r>
-        <w:rPr>
-          <w:rFonts w:asciiTheme="majorBidi" w:hAnsiTheme="majorBidi"/>
-          <w:sz w:val="22"/>
-          <w:szCs w:val="22"/>
-          <w:rtl/>
-        </w:rPr>
-        <w:t>.</w:t>
+        <w:t>מחקר זה בוחן שאלה מתודולוגית בתחום הסימולציות הטיפוליות המבוססות על בינה מלאכותית: כמה מידע מפורט יש להזין למערכת AI כדי ליצור סימולציה בעלת נאמנות קלינית? אתה/את מוזמן/ת להעריך בעיוורון 10 זוגות של שיחות טיפוליות שנוצרו על ידי AI, ולדרג אותן על 14 ממדים קליניים. כל השיחות עוסקות בפרסונה פיקטיבית לחלוטין, שתוכננה במיוחד לצורכי הכשרה קלינית. אין בהן שום נתון של מטופל/ת אמיתי/ת.</w:t>
       </w:r>
     </w:p>
     <w:p>
@@ -7200,7 +3203,7 @@
           <w:szCs w:val="22"/>
           <w:rtl/>
         </w:rPr>
-        <w:t>מילוי שאלון דמוגרפי ושאלון מקדים קצר להערכת התאמה</w:t>
+        <w:t>מילוי פרטי רקע קצרים: הכשרה מקצועית, שנות ניסיון, גישה טיפולית, ניסיון קליני.</w:t>
       </w:r>
     </w:p>
     <w:p>
@@ -7226,43 +3229,7 @@
           <w:szCs w:val="22"/>
           <w:rtl/>
         </w:rPr>
-        <w:t xml:space="preserve">אינטראקציה עם </w:t>
-      </w:r>
-      <w:r>
-        <w:rPr>
-          <w:rFonts w:asciiTheme="majorBidi" w:hAnsiTheme="majorBidi" w:hint="cs"/>
-          <w:sz w:val="22"/>
-          <w:szCs w:val="22"/>
-          <w:rtl/>
-        </w:rPr>
-        <w:t xml:space="preserve">בוט </w:t>
-      </w:r>
-      <w:r>
-        <w:rPr>
-          <w:rFonts w:asciiTheme="majorBidi" w:hAnsiTheme="majorBidi"/>
-          <w:sz w:val="22"/>
-          <w:szCs w:val="22"/>
-          <w:rtl/>
-        </w:rPr>
-        <w:t>ייעודי המבוסס</w:t>
-      </w:r>
-      <w:r>
-        <w:rPr>
-          <w:rFonts w:asciiTheme="majorBidi" w:hAnsiTheme="majorBidi" w:hint="cs"/>
-          <w:sz w:val="22"/>
-          <w:szCs w:val="22"/>
-          <w:rtl/>
-        </w:rPr>
-        <w:t xml:space="preserve"> </w:t>
-      </w:r>
-      <w:r>
-        <w:rPr>
-          <w:rFonts w:asciiTheme="majorBidi" w:hAnsiTheme="majorBidi"/>
-          <w:sz w:val="22"/>
-          <w:szCs w:val="22"/>
-          <w:rtl/>
-        </w:rPr>
-        <w:t>על בינה מלאכותית</w:t>
+        <w:t>הערכה עיוורת של 10 זוגות שיחות טיפוליות סימולטיביות. לכל זוג: דירוג שתי השיחות ב-14 ממדים, ניחוש בעיוורון של התנאי, והסבר טקסטואלי קצר.</w:t>
       </w:r>
     </w:p>
     <w:p>
@@ -7288,7 +3255,7 @@
           <w:szCs w:val="22"/>
           <w:rtl/>
         </w:rPr>
-        <w:t>מילוי שאלון משוב לאחר האינטראקציה הכולל הערכת יעילות, בהירות והצעות לשיפור</w:t>
+        <w:t>ההערכה נעשית דרך פלטפורמה מקוונת, מהבית, בקצב שלך. ניתן לעצור ולהמשיך בכל שלב.</w:t>
       </w:r>
     </w:p>
     <w:p>
@@ -7314,7 +3281,7 @@
           <w:szCs w:val="22"/>
           <w:rtl/>
         </w:rPr>
-        <w:t>ייתכן ותתבקש/י למלא שאלון מיומנות לפני ואחרי האינטראקציה</w:t>
+        <w:t>משך השתתפות מוערך: 2-4 שעות סה"כ, ניתן לפרוס על פני ישיבות מרובות.</w:t>
       </w:r>
     </w:p>
     <w:p>
@@ -7368,7 +3335,7 @@
           <w:szCs w:val="22"/>
           <w:rtl/>
         </w:rPr>
-        <w:t>משך ההשתתפות הכולל מוערך בכ-45-60 דקות.</w:t>
+        <w:t>משך ההשתתפות הכולל מוערך בכ-2-4 שעות, ניתן לפרוס על פני מספר ישיבות.</w:t>
       </w:r>
     </w:p>
     <w:p>
@@ -7422,7 +3389,7 @@
           <w:szCs w:val="22"/>
           <w:rtl/>
         </w:rPr>
-        <w:t>המחקר אינו כרוך בסיכונים מיוחדים. עם זאת, ייתכן ותחווה/י אי נוחות קלה בעת האינטראקציה עם המערכת או במהלך מילוי השאלונים. את/ה רשאי/ת להפסיק את השתתפותך בכל עת.</w:t>
+        <w:t>המחקר אינו כרוך בסיכון פיזי או פסיכולוגי. התוכן של השיחות הוא סימולציה של מקרה קליני מורכב אך בעל סדר גודל שאת/ה פוגש/ת באופן שגרתי בעבודתך המקצועית.</w:t>
       </w:r>
     </w:p>
     <w:p>
@@ -7480,62 +3447,7 @@
           <w:szCs w:val="22"/>
           <w:rtl/>
         </w:rPr>
-        <w:lastRenderedPageBreak/>
-        <w:t xml:space="preserve">כל </w:t>
-      </w:r>
-      <w:r>
-        <w:rPr>
-          <w:rFonts w:asciiTheme="majorBidi" w:hAnsiTheme="majorBidi" w:hint="cs"/>
-          <w:sz w:val="22"/>
-          <w:szCs w:val="22"/>
-          <w:rtl/>
-        </w:rPr>
-        <w:t>נתוני השאלונים</w:t>
-      </w:r>
-      <w:r>
-        <w:rPr>
-          <w:rFonts w:asciiTheme="majorBidi" w:hAnsiTheme="majorBidi"/>
-          <w:sz w:val="22"/>
-          <w:szCs w:val="22"/>
-          <w:rtl/>
-        </w:rPr>
-        <w:t xml:space="preserve"> שייאס</w:t>
-      </w:r>
-      <w:r>
-        <w:rPr>
-          <w:rFonts w:asciiTheme="majorBidi" w:hAnsiTheme="majorBidi" w:hint="cs"/>
-          <w:sz w:val="22"/>
-          <w:szCs w:val="22"/>
-          <w:rtl/>
-        </w:rPr>
-        <w:t>פו</w:t>
-      </w:r>
-      <w:r>
-        <w:rPr>
-          <w:rFonts w:asciiTheme="majorBidi" w:hAnsiTheme="majorBidi"/>
-          <w:sz w:val="22"/>
-          <w:szCs w:val="22"/>
-          <w:rtl/>
-        </w:rPr>
-        <w:t xml:space="preserve"> במהלך המחקר יישמר</w:t>
-      </w:r>
-      <w:r>
-        <w:rPr>
-          <w:rFonts w:asciiTheme="majorBidi" w:hAnsiTheme="majorBidi" w:hint="cs"/>
-          <w:sz w:val="22"/>
-          <w:szCs w:val="22"/>
-          <w:rtl/>
-        </w:rPr>
-        <w:t>ו</w:t>
-      </w:r>
-      <w:r>
-        <w:rPr>
-          <w:rFonts w:asciiTheme="majorBidi" w:hAnsiTheme="majorBidi"/>
-          <w:sz w:val="22"/>
-          <w:szCs w:val="22"/>
-          <w:rtl/>
-        </w:rPr>
-        <w:t xml:space="preserve"> בצורה מאובטחת וחסויה</w:t>
+        <w:t>כל הנתונים שייאספו במהלך המחקר (פרטי רקע, דירוגים, הערות טקסטואליות) יישמרו בצורה מאובטחת וחסויה.</w:t>
       </w:r>
     </w:p>
     <w:p>
@@ -7557,41 +3469,8 @@
         <w:rPr>
           <w:rtl/>
         </w:rPr>
-        <w:t xml:space="preserve">השימוש בבוט עצמו משמעו הסכמה למדיניות שמירת הנתונים של </w:t>
-      </w:r>
-      <w:r>
-        <w:rPr>
-          <w:rStyle w:val="Strong"/>
-        </w:rPr>
-        <w:t>Anthropic/OpenAI</w:t>
-      </w:r>
-      <w:r>
-        <w:t xml:space="preserve"> </w:t>
-      </w:r>
-      <w:r>
-        <w:rPr>
-          <w:rtl/>
-        </w:rPr>
-        <w:t>כפי שמופיע באתר שלהם בכתובת</w:t>
-      </w:r>
-      <w:r>
-        <w:t>:</w:t>
-      </w:r>
-      <w:r>
-        <w:rPr>
-          <w:rFonts w:hint="cs"/>
-          <w:rtl/>
-        </w:rPr>
-        <w:t xml:space="preserve"> </w:t>
-      </w:r>
-      <w:hyperlink r:id="rId12" w:history="1">
-        <w:r>
-          <w:rPr>
-            <w:rStyle w:val="Hyperlink"/>
-          </w:rPr>
-          <w:t>https://www.anthropic.com/legal/consumer-terms</w:t>
-        </w:r>
-      </w:hyperlink>
+        <w:t>הנתונים יוצגו בפרסום המחקר באופן מצרפי בלבד (ממוצעים וסטיות תקן). לא יוצגו נתונים אישיים של מעריך/ה מסוים/ת.</w:t>
+      </w:r>
     </w:p>
     <w:p>
       <w:pPr>
@@ -7604,21 +3483,6 @@
           <w:rtl/>
         </w:rPr>
       </w:pPr>
-      <w:hyperlink r:id="rId13" w:history="1">
-        <w:r>
-          <w:rPr>
-            <w:rStyle w:val="Hyperlink"/>
-          </w:rPr>
-          <w:t>https://openai.com/policies/terms-of-use</w:t>
-        </w:r>
-        <w:r>
-          <w:rPr>
-            <w:rStyle w:val="Hyperlink"/>
-            <w:rtl/>
-          </w:rPr>
-          <w:t>/</w:t>
-        </w:r>
-      </w:hyperlink>
       <w:r>
         <w:rPr>
           <w:rFonts w:asciiTheme="majorBidi" w:hAnsiTheme="majorBidi" w:cstheme="majorBidi" w:hint="cs"/>
@@ -7626,16 +3490,7 @@
           <w:szCs w:val="22"/>
           <w:rtl/>
         </w:rPr>
-        <w:t xml:space="preserve"> </w:t>
-      </w:r>
-      <w:r>
-        <w:rPr>
-          <w:rFonts w:asciiTheme="majorBidi" w:hAnsiTheme="majorBidi" w:cstheme="majorBidi" w:hint="cs"/>
-          <w:sz w:val="22"/>
-          <w:szCs w:val="22"/>
-          <w:rtl/>
-        </w:rPr>
-        <w:t>(סעיף זה יותאם לפי מודל השפה בו ייעשה שימוש)</w:t>
+        <w:t>שמך יופיע במאמר המפורסם רק בסעיף Acknowledgments, ורק בהסכמתך המפורשת.</w:t>
       </w:r>
     </w:p>
     <w:p>
@@ -7659,7 +3514,7 @@
           <w:szCs w:val="22"/>
           <w:rtl/>
         </w:rPr>
-        <w:t>תמלילי השיחות יעברו תהליך של התממה (הסרת פרטים מזהים) וייתכן כי יקראו על ידי חוקרים מוסמכים מצוות המחקר לצורכי בקרת איכות וניתוח, תוך שמירה קפדנית על אנונימיות</w:t>
+        <w:t>אין במחקר שום נתון של מטופל/ת אמיתי/ת. כל השיחות הן מלאכותיות לחלוטין, ונוצרו במיוחד למחקר זה.</w:t>
       </w:r>
     </w:p>
     <w:p>
@@ -7684,7 +3539,7 @@
           <w:szCs w:val="22"/>
           <w:rtl/>
         </w:rPr>
-        <w:t>פרסום תוצאות המחקר ייעשה באופן אנונימי לחלוטין</w:t>
+        <w:t>פרסום תוצאות המחקר ייעשה באופן אגרגטיבי ואנונימי לחלוטין.</w:t>
       </w:r>
     </w:p>
     <w:p>
@@ -7756,25 +3611,7 @@
           <w:szCs w:val="22"/>
           <w:rtl/>
         </w:rPr>
-        <w:t>ההשתתפות במחקר היא התנדבותית לחלוטין</w:t>
-      </w:r>
-      <w:r>
-        <w:rPr>
-          <w:rFonts w:asciiTheme="majorBidi" w:hAnsiTheme="majorBidi" w:hint="cs"/>
-          <w:sz w:val="22"/>
-          <w:szCs w:val="22"/>
-          <w:rtl/>
-        </w:rPr>
-        <w:t xml:space="preserve">. </w:t>
-      </w:r>
-      <w:r>
-        <w:rPr>
-          <w:rFonts w:asciiTheme="majorBidi" w:hAnsiTheme="majorBidi"/>
-          <w:sz w:val="22"/>
-          <w:szCs w:val="22"/>
-          <w:rtl/>
-        </w:rPr>
-        <w:t>ללא תשלום או תגמול אחר.</w:t>
+        <w:t>ההשתתפות במחקר היא התנדבותית לחלוטין. ללא תשלום או תגמול אחר.</w:t>
       </w:r>
     </w:p>
     <w:p>
@@ -8308,21 +4145,7 @@
           <w:rFonts w:asciiTheme="majorBidi" w:hAnsiTheme="majorBidi" w:cstheme="majorBidi"/>
           <w:rtl/>
         </w:rPr>
-        <w:t>אני הח"מ מתחייב/ת לערוך את המחקר בהתאם לפרוטוקול המצ"ב לפי כללי האתיקה המקובלים בתחוםהמקצועי ובאוניברסיטת בר-אילן בהתאם לתנאים שייקבעו למחקר ושאושרו על ידי ועדת האתיקה של</w:t>
-      </w:r>
-      <w:r>
-        <w:rPr>
-          <w:rFonts w:asciiTheme="majorBidi" w:hAnsiTheme="majorBidi" w:cstheme="majorBidi"/>
-          <w:rtl/>
-        </w:rPr>
-        <w:t xml:space="preserve"> ה</w:t>
-      </w:r>
-      <w:r>
-        <w:rPr>
-          <w:rFonts w:asciiTheme="majorBidi" w:hAnsiTheme="majorBidi" w:cstheme="majorBidi"/>
-          <w:rtl/>
-        </w:rPr>
-        <w:t>אוניברסיטה ותוך שמירה על סודיות ועל הוראות כל דין.</w:t>
+        <w:t>אני הח"מ מתחייב/ת לערוך את המחקר בהתאם לפרוטוקול המצ"ב לפי כללי האתיקה המקובלים בתחום המקצועי ובאוניברסיטת בר-אילן.</w:t>
       </w:r>
     </w:p>
     <w:p>
@@ -8347,109 +4170,7 @@
           <w:rFonts w:asciiTheme="majorBidi" w:hAnsiTheme="majorBidi" w:cstheme="majorBidi" w:hint="cs"/>
           <w:rtl/>
         </w:rPr>
-        <w:t>אלעד רפואה</w:t>
-      </w:r>
-      <w:r>
-        <w:rPr>
-          <w:rFonts w:asciiTheme="majorBidi" w:hAnsiTheme="majorBidi" w:cstheme="majorBidi"/>
-          <w:rtl/>
-        </w:rPr>
-        <w:tab/>
-      </w:r>
-      <w:r>
-        <w:rPr>
-          <w:rFonts w:asciiTheme="majorBidi" w:hAnsiTheme="majorBidi" w:cstheme="majorBidi"/>
-          <w:rtl/>
-        </w:rPr>
-        <w:tab/>
-      </w:r>
-      <w:r>
-        <w:rPr>
-          <w:rFonts w:asciiTheme="majorBidi" w:hAnsiTheme="majorBidi" w:cstheme="majorBidi"/>
-          <w:rtl/>
-        </w:rPr>
-        <w:tab/>
-      </w:r>
-      <w:r>
-        <w:rPr>
-          <w:rFonts w:asciiTheme="majorBidi" w:hAnsiTheme="majorBidi" w:cstheme="majorBidi"/>
-          <w:rtl/>
-        </w:rPr>
-        <w:tab/>
-      </w:r>
-      <w:r>
-        <w:rPr>
-          <w:rFonts w:asciiTheme="majorBidi" w:hAnsiTheme="majorBidi" w:cstheme="majorBidi"/>
-        </w:rPr>
-        <w:drawing>
-          <wp:inline distT="0" distB="0" distL="0" distR="0" wp14:anchorId="4F844499" wp14:editId="10092EE3">
-            <wp:extent cx="1123950" cy="596900"/>
-            <wp:effectExtent l="0" t="0" r="0" b="0"/>
-            <wp:docPr id="820838959" name="Picture 2"/>
-            <wp:cNvGraphicFramePr>
-              <a:graphicFrameLocks xmlns:a="http://schemas.openxmlformats.org/drawingml/2006/main" noChangeAspect="1"/>
-            </wp:cNvGraphicFramePr>
-            <a:graphic xmlns:a="http://schemas.openxmlformats.org/drawingml/2006/main">
-              <a:graphicData uri="http://schemas.openxmlformats.org/drawingml/2006/picture">
-                <pic:pic xmlns:pic="http://schemas.openxmlformats.org/drawingml/2006/picture">
-                  <pic:nvPicPr>
-                    <pic:cNvPr id="0" name="Picture 2"/>
-                    <pic:cNvPicPr>
-                      <a:picLocks noChangeAspect="1" noChangeArrowheads="1"/>
-                    </pic:cNvPicPr>
-                  </pic:nvPicPr>
-                  <pic:blipFill>
-                    <a:blip r:embed="rId14">
-                      <a:extLst>
-                        <a:ext uri="{28A0092B-C50C-407E-A947-70E740481C1C}">
-                          <a14:useLocalDpi xmlns:a14="http://schemas.microsoft.com/office/drawing/2010/main" val="0"/>
-                        </a:ext>
-                      </a:extLst>
-                    </a:blip>
-                    <a:srcRect/>
-                    <a:stretch>
-                      <a:fillRect/>
-                    </a:stretch>
-                  </pic:blipFill>
-                  <pic:spPr bwMode="auto">
-                    <a:xfrm>
-                      <a:off x="0" y="0"/>
-                      <a:ext cx="1123950" cy="596900"/>
-                    </a:xfrm>
-                    <a:prstGeom prst="rect">
-                      <a:avLst/>
-                    </a:prstGeom>
-                    <a:noFill/>
-                    <a:ln>
-                      <a:noFill/>
-                    </a:ln>
-                  </pic:spPr>
-                </pic:pic>
-              </a:graphicData>
-            </a:graphic>
-          </wp:inline>
-        </w:drawing>
-      </w:r>
-      <w:r>
-        <w:rPr>
-          <w:rFonts w:asciiTheme="majorBidi" w:hAnsiTheme="majorBidi" w:cstheme="majorBidi"/>
-          <w:rtl/>
-        </w:rPr>
-        <w:tab/>
-      </w:r>
-      <w:r>
-        <w:rPr>
-          <w:rFonts w:asciiTheme="majorBidi" w:hAnsiTheme="majorBidi" w:cstheme="majorBidi"/>
-          <w:rtl/>
-        </w:rPr>
-        <w:tab/>
-      </w:r>
-      <w:r>
-        <w:rPr>
-          <w:rFonts w:asciiTheme="majorBidi" w:hAnsiTheme="majorBidi" w:cstheme="majorBidi" w:hint="cs"/>
-          <w:rtl/>
-        </w:rPr>
-        <w:t>15.1.25</w:t>
+        <w:t>אלעד רפואה _____________</w:t>
       </w:r>
     </w:p>
     <w:p>
@@ -8465,38 +4186,7 @@
           <w:rFonts w:asciiTheme="majorBidi" w:hAnsiTheme="majorBidi" w:cstheme="majorBidi"/>
           <w:rtl/>
         </w:rPr>
-        <w:t xml:space="preserve">שם </w:t>
-      </w:r>
-      <w:r>
-        <w:rPr>
-          <w:rFonts w:asciiTheme="majorBidi" w:hAnsiTheme="majorBidi" w:cstheme="majorBidi"/>
-          <w:b/>
-          <w:bCs/>
-          <w:rtl/>
-        </w:rPr>
-        <w:t>הסטודנט החוקר</w:t>
-      </w:r>
-      <w:r>
-        <w:rPr>
-          <w:rFonts w:asciiTheme="majorBidi" w:hAnsiTheme="majorBidi" w:cstheme="majorBidi"/>
-          <w:rtl/>
-        </w:rPr>
-        <w:tab/>
-      </w:r>
-      <w:r>
-        <w:rPr>
-          <w:rFonts w:asciiTheme="majorBidi" w:hAnsiTheme="majorBidi" w:cstheme="majorBidi" w:hint="cs"/>
-          <w:rtl/>
-        </w:rPr>
-        <w:t xml:space="preserve">    </w:t>
-      </w:r>
-      <w:r>
-        <w:rPr>
-          <w:rFonts w:asciiTheme="majorBidi" w:hAnsiTheme="majorBidi" w:cstheme="majorBidi"/>
-          <w:rtl/>
-        </w:rPr>
-        <w:tab/>
-        <w:t>חתימה                                                   תאריך</w:t>
+        <w:t>שם הסטודנט החוקר חתימה תאריך</w:t>
       </w:r>
     </w:p>
     <w:p>
@@ -8599,128 +4289,7 @@
           <w:rFonts w:asciiTheme="majorBidi" w:hAnsiTheme="majorBidi" w:cstheme="majorBidi"/>
           <w:rtl/>
         </w:rPr>
-        <w:t>____</w:t>
-      </w:r>
-      <w:r>
-        <w:rPr>
-          <w:rFonts w:asciiTheme="majorBidi" w:hAnsiTheme="majorBidi" w:cstheme="majorBidi" w:hint="cs"/>
-          <w:rtl/>
-        </w:rPr>
-        <w:t>פרופ' אשכול רפאלי</w:t>
-      </w:r>
-      <w:r>
-        <w:rPr>
-          <w:rFonts w:asciiTheme="majorBidi" w:hAnsiTheme="majorBidi" w:cstheme="majorBidi"/>
-        </w:rPr>
-        <w:drawing>
-          <wp:inline distT="0" distB="0" distL="0" distR="0" wp14:anchorId="7390A81F" wp14:editId="60140789">
-            <wp:extent cx="1733315" cy="698500"/>
-            <wp:effectExtent l="0" t="0" r="635" b="6350"/>
-            <wp:docPr id="661071277" name="Picture 3"/>
-            <wp:cNvGraphicFramePr>
-              <a:graphicFrameLocks xmlns:a="http://schemas.openxmlformats.org/drawingml/2006/main" noChangeAspect="1"/>
-            </wp:cNvGraphicFramePr>
-            <a:graphic xmlns:a="http://schemas.openxmlformats.org/drawingml/2006/main">
-              <a:graphicData uri="http://schemas.openxmlformats.org/drawingml/2006/picture">
-                <pic:pic xmlns:pic="http://schemas.openxmlformats.org/drawingml/2006/picture">
-                  <pic:nvPicPr>
-                    <pic:cNvPr id="0" name="Picture 3"/>
-                    <pic:cNvPicPr>
-                      <a:picLocks noChangeAspect="1" noChangeArrowheads="1"/>
-                    </pic:cNvPicPr>
-                  </pic:nvPicPr>
-                  <pic:blipFill>
-                    <a:blip r:embed="rId15">
-                      <a:extLst>
-                        <a:ext uri="{28A0092B-C50C-407E-A947-70E740481C1C}">
-                          <a14:useLocalDpi xmlns:a14="http://schemas.microsoft.com/office/drawing/2010/main" val="0"/>
-                        </a:ext>
-                      </a:extLst>
-                    </a:blip>
-                    <a:srcRect/>
-                    <a:stretch>
-                      <a:fillRect/>
-                    </a:stretch>
-                  </pic:blipFill>
-                  <pic:spPr bwMode="auto">
-                    <a:xfrm>
-                      <a:off x="0" y="0"/>
-                      <a:ext cx="1737714" cy="700273"/>
-                    </a:xfrm>
-                    <a:prstGeom prst="rect">
-                      <a:avLst/>
-                    </a:prstGeom>
-                    <a:noFill/>
-                    <a:ln>
-                      <a:noFill/>
-                    </a:ln>
-                  </pic:spPr>
-                </pic:pic>
-              </a:graphicData>
-            </a:graphic>
-          </wp:inline>
-        </w:drawing>
-      </w:r>
-      <w:r>
-        <w:rPr>
-          <w:rFonts w:asciiTheme="majorBidi" w:hAnsiTheme="majorBidi" w:cstheme="majorBidi"/>
-          <w:rtl/>
-        </w:rPr>
-        <w:t xml:space="preserve">        </w:t>
-      </w:r>
-      <w:r>
-        <w:rPr>
-          <w:rFonts w:asciiTheme="majorBidi" w:hAnsiTheme="majorBidi" w:cstheme="majorBidi" w:hint="cs"/>
-          <w:rtl/>
-        </w:rPr>
-        <w:t>15.1.24</w:t>
-      </w:r>
-      <w:r>
-        <w:rPr>
-          <w:rFonts w:asciiTheme="majorBidi" w:hAnsiTheme="majorBidi" w:cstheme="majorBidi"/>
-          <w:rtl/>
-        </w:rPr>
-        <w:t>_</w:t>
-      </w:r>
-    </w:p>
-    <w:p>
-      <w:pPr>
-        <w:jc w:val="center"/>
-        <w:rPr>
-          <w:rFonts w:asciiTheme="majorBidi" w:hAnsiTheme="majorBidi" w:cstheme="majorBidi"/>
-          <w:rtl/>
-        </w:rPr>
-      </w:pPr>
-      <w:r>
-        <w:rPr>
-          <w:rFonts w:asciiTheme="majorBidi" w:hAnsiTheme="majorBidi" w:cstheme="majorBidi"/>
-          <w:rtl/>
-        </w:rPr>
-        <w:t xml:space="preserve">שם </w:t>
-      </w:r>
-      <w:r>
-        <w:rPr>
-          <w:rFonts w:asciiTheme="majorBidi" w:hAnsiTheme="majorBidi" w:cstheme="majorBidi"/>
-          <w:b/>
-          <w:bCs/>
-          <w:rtl/>
-        </w:rPr>
-        <w:t>המרצה/המנחה</w:t>
-      </w:r>
-      <w:r>
-        <w:rPr>
-          <w:rFonts w:asciiTheme="majorBidi" w:hAnsiTheme="majorBidi" w:cstheme="majorBidi"/>
-          <w:rtl/>
-        </w:rPr>
-        <w:tab/>
-      </w:r>
-      <w:r>
-        <w:rPr>
-          <w:rFonts w:asciiTheme="majorBidi" w:hAnsiTheme="majorBidi" w:cstheme="majorBidi"/>
-          <w:rtl/>
-        </w:rPr>
-        <w:tab/>
-        <w:t>חתימה                                                   תאריך</w:t>
+        <w:t>תאריך</w:t>
       </w:r>
     </w:p>
     <w:p>
@@ -8929,7 +4498,43 @@
           <w:sz w:val="28"/>
           <w:rtl/>
         </w:rPr>
-        <w:t>תאריך:________</w:t>
+        <w:t>תאריך:_______________</w:t>
+      </w:r>
+    </w:p>
+    <w:p>
+      <w:pPr>
+        <w:spacing w:line="480" w:lineRule="auto"/>
+        <w:rPr>
+          <w:rFonts w:asciiTheme="majorBidi" w:hAnsiTheme="majorBidi" w:cstheme="majorBidi"/>
+          <w:sz w:val="28"/>
+          <w:rtl/>
+        </w:rPr>
+      </w:pPr>
+      <w:r>
+        <w:rPr>
+          <w:rFonts w:asciiTheme="majorBidi" w:hAnsiTheme="majorBidi" w:cstheme="majorBidi"/>
+          <w:sz w:val="28"/>
+          <w:rtl/>
+        </w:rPr>
+        <w:t xml:space="preserve"> אל </w:t>
+      </w:r>
+    </w:p>
+    <w:p>
+      <w:pPr>
+        <w:spacing w:line="480" w:lineRule="auto"/>
+        <w:rPr>
+          <w:rFonts w:asciiTheme="majorBidi" w:hAnsiTheme="majorBidi" w:cstheme="majorBidi"/>
+          <w:sz w:val="28"/>
+          <w:rtl/>
+        </w:rPr>
+      </w:pPr>
+      <w:r>
+        <w:rPr>
+          <w:rFonts w:asciiTheme="majorBidi" w:hAnsiTheme="majorBidi" w:cstheme="majorBidi"/>
+          <w:sz w:val="28"/>
+          <w:rtl/>
+        </w:rPr>
+        <w:t xml:space="preserve">פרופ׳ </w:t>
       </w:r>
       <w:r>
         <w:rPr>
@@ -8937,58 +4542,6 @@
           <w:sz w:val="28"/>
           <w:rtl/>
         </w:rPr>
-        <w:t>22.1.25</w:t>
-      </w:r>
-      <w:r>
-        <w:rPr>
-          <w:rFonts w:asciiTheme="majorBidi" w:hAnsiTheme="majorBidi" w:cstheme="majorBidi"/>
-          <w:sz w:val="28"/>
-          <w:rtl/>
-        </w:rPr>
-        <w:t xml:space="preserve">_______  </w:t>
-      </w:r>
-    </w:p>
-    <w:p>
-      <w:pPr>
-        <w:spacing w:line="480" w:lineRule="auto"/>
-        <w:rPr>
-          <w:rFonts w:asciiTheme="majorBidi" w:hAnsiTheme="majorBidi" w:cstheme="majorBidi"/>
-          <w:sz w:val="28"/>
-          <w:rtl/>
-        </w:rPr>
-      </w:pPr>
-      <w:r>
-        <w:rPr>
-          <w:rFonts w:asciiTheme="majorBidi" w:hAnsiTheme="majorBidi" w:cstheme="majorBidi"/>
-          <w:sz w:val="28"/>
-          <w:rtl/>
-        </w:rPr>
-        <w:t xml:space="preserve"> אל </w:t>
-      </w:r>
-    </w:p>
-    <w:p>
-      <w:pPr>
-        <w:spacing w:line="480" w:lineRule="auto"/>
-        <w:rPr>
-          <w:rFonts w:asciiTheme="majorBidi" w:hAnsiTheme="majorBidi" w:cstheme="majorBidi"/>
-          <w:sz w:val="28"/>
-          <w:rtl/>
-        </w:rPr>
-      </w:pPr>
-      <w:r>
-        <w:rPr>
-          <w:rFonts w:asciiTheme="majorBidi" w:hAnsiTheme="majorBidi" w:cstheme="majorBidi"/>
-          <w:sz w:val="28"/>
-          <w:rtl/>
-        </w:rPr>
-        <w:t xml:space="preserve">פרופ׳ </w:t>
-      </w:r>
-      <w:r>
-        <w:rPr>
-          <w:rFonts w:asciiTheme="majorBidi" w:hAnsiTheme="majorBidi" w:cstheme="majorBidi" w:hint="cs"/>
-          <w:sz w:val="28"/>
-          <w:rtl/>
-        </w:rPr>
         <w:t>מיכל לבידור</w:t>
       </w:r>
     </w:p>
@@ -9105,143 +4658,22 @@
           <w:u w:val="single"/>
           <w:rtl/>
         </w:rPr>
-        <w:t xml:space="preserve">אלעד רפואה                                  </w:t>
-      </w:r>
-      <w:r>
-        <w:rPr>
-          <w:rFonts w:asciiTheme="majorBidi" w:hAnsiTheme="majorBidi" w:cstheme="majorBidi"/>
-          <w:u w:val="single"/>
-          <w:rtl/>
-        </w:rPr>
-        <w:tab/>
-      </w:r>
-      <w:r>
-        <w:rPr>
-          <w:rFonts w:asciiTheme="majorBidi" w:hAnsiTheme="majorBidi" w:cstheme="majorBidi"/>
-          <w:u w:val="single"/>
-        </w:rPr>
-        <w:drawing>
-          <wp:inline distT="0" distB="0" distL="0" distR="0" wp14:anchorId="6CD105C9" wp14:editId="29D7E150">
-            <wp:extent cx="1123950" cy="596900"/>
-            <wp:effectExtent l="0" t="0" r="0" b="0"/>
-            <wp:docPr id="403860829" name="Picture 2"/>
-            <wp:cNvGraphicFramePr>
-              <a:graphicFrameLocks xmlns:a="http://schemas.openxmlformats.org/drawingml/2006/main" noChangeAspect="1"/>
-            </wp:cNvGraphicFramePr>
-            <a:graphic xmlns:a="http://schemas.openxmlformats.org/drawingml/2006/main">
-              <a:graphicData uri="http://schemas.openxmlformats.org/drawingml/2006/picture">
-                <pic:pic xmlns:pic="http://schemas.openxmlformats.org/drawingml/2006/picture">
-                  <pic:nvPicPr>
-                    <pic:cNvPr id="0" name="Picture 2"/>
-                    <pic:cNvPicPr>
-                      <a:picLocks noChangeAspect="1" noChangeArrowheads="1"/>
-                    </pic:cNvPicPr>
-                  </pic:nvPicPr>
-                  <pic:blipFill>
-                    <a:blip r:embed="rId14">
-                      <a:extLst>
-                        <a:ext uri="{28A0092B-C50C-407E-A947-70E740481C1C}">
-                          <a14:useLocalDpi xmlns:a14="http://schemas.microsoft.com/office/drawing/2010/main" val="0"/>
-                        </a:ext>
-                      </a:extLst>
-                    </a:blip>
-                    <a:srcRect/>
-                    <a:stretch>
-                      <a:fillRect/>
-                    </a:stretch>
-                  </pic:blipFill>
-                  <pic:spPr bwMode="auto">
-                    <a:xfrm>
-                      <a:off x="0" y="0"/>
-                      <a:ext cx="1123950" cy="596900"/>
-                    </a:xfrm>
-                    <a:prstGeom prst="rect">
-                      <a:avLst/>
-                    </a:prstGeom>
-                    <a:noFill/>
-                    <a:ln>
-                      <a:noFill/>
-                    </a:ln>
-                  </pic:spPr>
-                </pic:pic>
-              </a:graphicData>
-            </a:graphic>
-          </wp:inline>
-        </w:drawing>
-      </w:r>
-      <w:r>
-        <w:rPr>
-          <w:rFonts w:asciiTheme="majorBidi" w:hAnsiTheme="majorBidi" w:cstheme="majorBidi"/>
-          <w:u w:val="single"/>
-          <w:rtl/>
-        </w:rPr>
-        <w:tab/>
-      </w:r>
-      <w:r>
-        <w:rPr>
-          <w:rFonts w:asciiTheme="majorBidi" w:hAnsiTheme="majorBidi" w:cstheme="majorBidi" w:hint="cs"/>
-          <w:u w:val="single"/>
-          <w:rtl/>
-        </w:rPr>
-        <w:t xml:space="preserve">                 22.1.25</w:t>
-      </w:r>
-    </w:p>
-    <w:p>
-      <w:pPr>
-        <w:rPr>
-          <w:rFonts w:asciiTheme="majorBidi" w:hAnsiTheme="majorBidi" w:cstheme="majorBidi"/>
-          <w:rtl/>
-        </w:rPr>
-      </w:pPr>
-      <w:r>
-        <w:rPr>
-          <w:rFonts w:asciiTheme="majorBidi" w:hAnsiTheme="majorBidi" w:cstheme="majorBidi"/>
-          <w:rtl/>
-        </w:rPr>
-        <w:t>שם הסטודנט</w:t>
-      </w:r>
-      <w:r>
-        <w:rPr>
-          <w:rFonts w:asciiTheme="majorBidi" w:hAnsiTheme="majorBidi" w:cstheme="majorBidi" w:hint="cs"/>
-          <w:rtl/>
-        </w:rPr>
-        <w:t>ית</w:t>
-      </w:r>
-      <w:r>
-        <w:rPr>
-          <w:rFonts w:asciiTheme="majorBidi" w:hAnsiTheme="majorBidi" w:cstheme="majorBidi"/>
-          <w:rtl/>
-        </w:rPr>
-        <w:t xml:space="preserve"> החוקר </w:t>
-      </w:r>
-      <w:r>
-        <w:rPr>
-          <w:rFonts w:asciiTheme="majorBidi" w:hAnsiTheme="majorBidi" w:cstheme="majorBidi" w:hint="cs"/>
-          <w:rtl/>
-        </w:rPr>
-        <w:t>ת</w:t>
-      </w:r>
-      <w:r>
-        <w:rPr>
-          <w:rFonts w:asciiTheme="majorBidi" w:hAnsiTheme="majorBidi" w:cstheme="majorBidi"/>
-          <w:rtl/>
-        </w:rPr>
-        <w:t xml:space="preserve">                         </w:t>
-      </w:r>
-      <w:r>
-        <w:rPr>
-          <w:rFonts w:asciiTheme="majorBidi" w:hAnsiTheme="majorBidi" w:cstheme="majorBidi"/>
-          <w:rtl/>
-        </w:rPr>
-        <w:tab/>
-      </w:r>
-      <w:r>
-        <w:rPr>
-          <w:rFonts w:asciiTheme="majorBidi" w:hAnsiTheme="majorBidi" w:cstheme="majorBidi"/>
-          <w:rtl/>
-        </w:rPr>
-        <w:tab/>
-        <w:t>חתימה                                          תאריך</w:t>
+        <w:t>אלעד רפואה _____________</w:t>
+      </w:r>
+    </w:p>
+    <w:p>
+      <w:pPr>
+        <w:rPr>
+          <w:rFonts w:asciiTheme="majorBidi" w:hAnsiTheme="majorBidi" w:cstheme="majorBidi"/>
+          <w:rtl/>
+        </w:rPr>
+      </w:pPr>
+      <w:r>
+        <w:rPr>
+          <w:rFonts w:asciiTheme="majorBidi" w:hAnsiTheme="majorBidi" w:cstheme="majorBidi"/>
+          <w:rtl/>
+        </w:rPr>
+        <w:t>שם הסטודנטית החוקר ת חתימה תאריך</w:t>
       </w:r>
     </w:p>
     <w:p>
